--- a/data/candrakanta.docx
+++ b/data/candrakanta.docx
@@ -5082,7 +5082,75 @@
           <w:noProof/>
           <w:lang w:val="eu-ES"/>
         </w:rPr>
-        <w:t xml:space="preserve">, </w:t>
+        <w:t>,</w:t>
+      </w:r>
+      <w:r>
+        <w:rPr>
+          <w:rFonts w:ascii="Georgia" w:hAnsi="Georgia"/>
+          <w:noProof/>
+          <w:lang w:val="eu-ES"/>
+        </w:rPr>
+        <w:t xml:space="preserve"> </w:t>
+      </w:r>
+      <w:r>
+        <w:rPr>
+          <w:rFonts w:ascii="Georgia" w:hAnsi="Georgia"/>
+          <w:smallCaps/>
+          <w:noProof/>
+          <w:lang w:val="eu-ES"/>
+        </w:rPr>
+        <w:t xml:space="preserve">nom </w:t>
+      </w:r>
+      <w:r>
+        <w:rPr>
+          <w:rFonts w:ascii="Georgia" w:hAnsi="Georgia"/>
+          <w:noProof/>
+          <w:lang w:val="eu-ES"/>
+        </w:rPr>
+        <w:t xml:space="preserve">is impossible after </w:t>
+      </w:r>
+      <w:r>
+        <w:rPr>
+          <w:rFonts w:ascii="Georgia" w:hAnsi="Georgia"/>
+          <w:b/>
+          <w:bCs/>
+          <w:noProof/>
+          <w:lang w:val="eu-ES"/>
+        </w:rPr>
+        <w:t>p</w:t>
+      </w:r>
+      <w:r>
+        <w:rPr>
+          <w:rFonts w:ascii="Georgia" w:hAnsi="Georgia"/>
+          <w:noProof/>
+          <w:lang w:val="eu-ES"/>
+        </w:rPr>
+        <w:t>~</w:t>
+      </w:r>
+      <w:r>
+        <w:rPr>
+          <w:rFonts w:ascii="Georgia" w:hAnsi="Georgia"/>
+          <w:smallCaps/>
+          <w:noProof/>
+          <w:lang w:val="eu-ES"/>
+        </w:rPr>
+        <w:t>sg</w:t>
+      </w:r>
+      <w:r>
+        <w:rPr>
+          <w:rFonts w:ascii="Georgia" w:hAnsi="Georgia"/>
+          <w:noProof/>
+          <w:lang w:val="eu-ES"/>
+        </w:rPr>
+        <w:t>,</w:t>
+      </w:r>
+      <w:r>
+        <w:rPr>
+          <w:rFonts w:ascii="Georgia" w:hAnsi="Georgia"/>
+          <w:noProof/>
+          <w:lang w:val="eu-ES"/>
+        </w:rPr>
+        <w:t xml:space="preserve"> </w:t>
       </w:r>
       <w:r>
         <w:rPr>
@@ -10770,7 +10838,16 @@
           <w:noProof/>
           <w:lang w:val="eu-ES"/>
         </w:rPr>
-        <w:t xml:space="preserve"> adj.</w:t>
+        <w:t xml:space="preserve"> adj</w:t>
+      </w:r>
+      <w:r>
+        <w:rPr>
+          <w:rFonts w:ascii="Georgia" w:hAnsi="Georgia"/>
+          <w:smallCaps/>
+          <w:noProof/>
+          <w:lang w:val="eu-ES"/>
+        </w:rPr>
+        <w:t>.</w:t>
       </w:r>
     </w:p>
     <w:p>
@@ -13177,40 +13254,6 @@
           <w:lang w:val="eu-ES" w:bidi="ar-SA"/>
         </w:rPr>
         <w:t>case</w:t>
-      </w:r>
-      <w:r>
-        <w:rPr>
-          <w:rFonts w:ascii="Georgia" w:hAnsi="Georgia"/>
-          <w:noProof/>
-          <w:lang w:val="eu-ES"/>
-        </w:rPr>
-        <w:t xml:space="preserve"> or ~</w:t>
-      </w:r>
-      <w:r>
-        <w:rPr>
-          <w:rFonts w:ascii="Georgia" w:hAnsi="Georgia"/>
-          <w:smallCaps/>
-          <w:noProof/>
-          <w:lang w:val="eu-ES"/>
-        </w:rPr>
-        <w:t>sg</w:t>
-      </w:r>
-      <w:r>
-        <w:rPr>
-          <w:rFonts w:ascii="Georgia" w:hAnsi="Georgia"/>
-          <w:noProof/>
-          <w:lang w:val="eu-ES"/>
-        </w:rPr>
-        <w:t>+</w:t>
-      </w:r>
-      <w:r>
-        <w:rPr>
-          <w:rFonts w:ascii="Georgia" w:hAnsi="Georgia"/>
-          <w:smallCaps/>
-          <w:noProof/>
-          <w:lang w:val="eu-ES"/>
-        </w:rPr>
-        <w:t>nom</w:t>
       </w:r>
       <w:r>
         <w:rPr>

--- a/data/candrakanta.docx
+++ b/data/candrakanta.docx
@@ -5095,19 +5095,956 @@
       <w:r>
         <w:rPr>
           <w:rFonts w:ascii="Georgia" w:hAnsi="Georgia"/>
-          <w:smallCaps/>
-          <w:noProof/>
-          <w:lang w:val="eu-ES"/>
-        </w:rPr>
-        <w:t xml:space="preserve">nom </w:t>
-      </w:r>
-      <w:r>
-        <w:rPr>
-          <w:rFonts w:ascii="Georgia" w:hAnsi="Georgia"/>
-          <w:noProof/>
-          <w:lang w:val="eu-ES"/>
-        </w:rPr>
-        <w:t xml:space="preserve">is impossible after </w:t>
+          <w:b/>
+          <w:bCs/>
+          <w:noProof/>
+          <w:lang w:val="eu-ES"/>
+        </w:rPr>
+        <w:t>3</w:t>
+      </w:r>
+      <w:r>
+        <w:rPr>
+          <w:rFonts w:ascii="Georgia" w:hAnsi="Georgia"/>
+          <w:noProof/>
+          <w:lang w:val="eu-ES"/>
+        </w:rPr>
+        <w:t>+</w:t>
+      </w:r>
+      <w:r>
+        <w:rPr>
+          <w:rFonts w:ascii="Georgia" w:hAnsi="Georgia"/>
+          <w:smallCaps/>
+          <w:noProof/>
+          <w:lang w:val="eu-ES"/>
+        </w:rPr>
+        <w:t>dist</w:t>
+      </w:r>
+      <w:r>
+        <w:rPr>
+          <w:rFonts w:ascii="Georgia" w:hAnsi="Georgia"/>
+          <w:smallCaps/>
+          <w:noProof/>
+          <w:lang w:val="eu-ES"/>
+        </w:rPr>
+        <w:t xml:space="preserve"> </w:t>
+      </w:r>
+      <w:r>
+        <w:rPr>
+          <w:rFonts w:ascii="Georgia" w:hAnsi="Georgia"/>
+          <w:noProof/>
+          <w:lang w:val="eu-ES"/>
+        </w:rPr>
+        <w:t xml:space="preserve">and </w:t>
+      </w:r>
+      <w:r>
+        <w:rPr>
+          <w:rFonts w:ascii="Georgia" w:hAnsi="Georgia"/>
+          <w:b/>
+          <w:bCs/>
+          <w:noProof/>
+          <w:lang w:val="eu-ES"/>
+        </w:rPr>
+        <w:t>käλme</w:t>
+      </w:r>
+      <w:r>
+        <w:rPr>
+          <w:rFonts w:ascii="Georgia" w:hAnsi="Georgia"/>
+          <w:noProof/>
+          <w:lang w:val="eu-ES"/>
+        </w:rPr>
+        <w:t>+</w:t>
+      </w:r>
+      <w:r>
+        <w:rPr>
+          <w:rFonts w:ascii="Georgia" w:hAnsi="Georgia"/>
+          <w:smallCaps/>
+          <w:noProof/>
+          <w:lang w:val="eu-ES"/>
+        </w:rPr>
+        <w:t>pl</w:t>
+      </w:r>
+      <w:r>
+        <w:rPr>
+          <w:rFonts w:ascii="Georgia" w:hAnsi="Georgia"/>
+          <w:noProof/>
+          <w:lang w:val="eu-ES"/>
+        </w:rPr>
+        <w:t xml:space="preserve">; after </w:t>
+      </w:r>
+      <w:r>
+        <w:rPr>
+          <w:rFonts w:ascii="Georgia" w:hAnsi="Georgia"/>
+          <w:b/>
+          <w:bCs/>
+          <w:noProof/>
+          <w:lang w:val="eu-ES"/>
+        </w:rPr>
+        <w:t>korp</w:t>
+      </w:r>
+      <w:r>
+        <w:rPr>
+          <w:rFonts w:ascii="Georgia" w:hAnsi="Georgia"/>
+          <w:noProof/>
+          <w:lang w:val="eu-ES"/>
+        </w:rPr>
+        <w:t xml:space="preserve"> only </w:t>
+      </w:r>
+      <w:r>
+        <w:rPr>
+          <w:rFonts w:ascii="Georgia" w:hAnsi="Georgia"/>
+          <w:smallCaps/>
+          <w:noProof/>
+          <w:lang w:val="eu-ES"/>
+        </w:rPr>
+        <w:t xml:space="preserve">all </w:t>
+      </w:r>
+      <w:r>
+        <w:rPr>
+          <w:rFonts w:ascii="Georgia" w:hAnsi="Georgia"/>
+          <w:noProof/>
+          <w:lang w:val="eu-ES"/>
+        </w:rPr>
+        <w:t>and</w:t>
+      </w:r>
+      <w:r>
+        <w:rPr>
+          <w:rFonts w:ascii="Georgia" w:hAnsi="Georgia"/>
+          <w:smallCaps/>
+          <w:noProof/>
+          <w:lang w:val="eu-ES"/>
+        </w:rPr>
+        <w:t xml:space="preserve"> per</w:t>
+      </w:r>
+      <w:r>
+        <w:rPr>
+          <w:rFonts w:ascii="Georgia" w:hAnsi="Georgia"/>
+          <w:noProof/>
+          <w:lang w:val="eu-ES"/>
+        </w:rPr>
+        <w:t xml:space="preserve"> are possible, after </w:t>
+      </w:r>
+      <w:r>
+        <w:rPr>
+          <w:rFonts w:ascii="Georgia" w:hAnsi="Georgia"/>
+          <w:b/>
+          <w:bCs/>
+          <w:noProof/>
+          <w:lang w:val="eu-ES"/>
+        </w:rPr>
+        <w:t>pos</w:t>
+      </w:r>
+      <w:r>
+        <w:rPr>
+          <w:rFonts w:ascii="Georgia" w:hAnsi="Georgia"/>
+          <w:noProof/>
+          <w:lang w:val="eu-ES"/>
+        </w:rPr>
+        <w:t xml:space="preserve"> also </w:t>
+      </w:r>
+      <w:r>
+        <w:rPr>
+          <w:rFonts w:ascii="Georgia" w:hAnsi="Georgia"/>
+          <w:smallCaps/>
+          <w:noProof/>
+          <w:lang w:val="eu-ES"/>
+        </w:rPr>
+        <w:t>loc</w:t>
+      </w:r>
+      <w:r>
+        <w:rPr>
+          <w:rFonts w:ascii="Georgia" w:hAnsi="Georgia"/>
+          <w:noProof/>
+          <w:lang w:val="eu-ES"/>
+        </w:rPr>
+        <w:t xml:space="preserve">, after </w:t>
+      </w:r>
+      <w:r>
+        <w:rPr>
+          <w:rFonts w:ascii="Georgia" w:hAnsi="Georgia"/>
+          <w:b/>
+          <w:bCs/>
+          <w:noProof/>
+          <w:lang w:val="eu-ES"/>
+        </w:rPr>
+        <w:t>el</w:t>
+      </w:r>
+      <w:r>
+        <w:rPr>
+          <w:rFonts w:ascii="Georgia" w:hAnsi="Georgia"/>
+          <w:noProof/>
+          <w:lang w:val="eu-ES"/>
+        </w:rPr>
+        <w:t xml:space="preserve"> </w:t>
+      </w:r>
+      <w:r>
+        <w:rPr>
+          <w:rFonts w:ascii="Georgia" w:hAnsi="Georgia"/>
+          <w:smallCaps/>
+          <w:noProof/>
+          <w:lang w:val="eu-ES"/>
+        </w:rPr>
+        <w:t>per</w:t>
+      </w:r>
+      <w:r>
+        <w:rPr>
+          <w:rFonts w:ascii="Georgia" w:hAnsi="Georgia"/>
+          <w:noProof/>
+          <w:lang w:val="eu-ES"/>
+        </w:rPr>
+        <w:t xml:space="preserve"> and </w:t>
+      </w:r>
+      <w:r>
+        <w:rPr>
+          <w:rFonts w:ascii="Georgia" w:hAnsi="Georgia"/>
+          <w:smallCaps/>
+          <w:noProof/>
+          <w:lang w:val="eu-ES"/>
+        </w:rPr>
+        <w:t xml:space="preserve">loc, </w:t>
+      </w:r>
+      <w:r>
+        <w:rPr>
+          <w:rFonts w:ascii="Georgia" w:hAnsi="Georgia"/>
+          <w:noProof/>
+          <w:lang w:val="eu-ES"/>
+        </w:rPr>
+        <w:t xml:space="preserve">after </w:t>
+      </w:r>
+      <w:r>
+        <w:rPr>
+          <w:rFonts w:ascii="Georgia" w:hAnsi="Georgia"/>
+          <w:smallCaps/>
+          <w:noProof/>
+          <w:lang w:val="eu-ES"/>
+        </w:rPr>
+        <w:t>ppp</w:t>
+      </w:r>
+      <w:r>
+        <w:rPr>
+          <w:rFonts w:ascii="Georgia" w:hAnsi="Georgia"/>
+          <w:noProof/>
+          <w:lang w:val="eu-ES"/>
+        </w:rPr>
+        <w:t xml:space="preserve"> only </w:t>
+      </w:r>
+      <w:r>
+        <w:rPr>
+          <w:rFonts w:ascii="Georgia" w:hAnsi="Georgia"/>
+          <w:smallCaps/>
+          <w:noProof/>
+          <w:lang w:val="eu-ES"/>
+        </w:rPr>
+        <w:t>abl</w:t>
+      </w:r>
+      <w:r>
+        <w:rPr>
+          <w:rFonts w:ascii="Georgia" w:hAnsi="Georgia"/>
+          <w:noProof/>
+          <w:lang w:val="eu-ES"/>
+        </w:rPr>
+        <w:t xml:space="preserve"> and </w:t>
+      </w:r>
+      <w:r>
+        <w:rPr>
+          <w:rFonts w:ascii="Georgia" w:hAnsi="Georgia"/>
+          <w:smallCaps/>
+          <w:noProof/>
+          <w:lang w:val="eu-ES"/>
+        </w:rPr>
+        <w:t>per</w:t>
+      </w:r>
+      <w:r>
+        <w:rPr>
+          <w:rFonts w:ascii="Georgia" w:hAnsi="Georgia"/>
+          <w:noProof/>
+          <w:lang w:val="eu-ES"/>
+        </w:rPr>
+        <w:t xml:space="preserve"> (after </w:t>
+      </w:r>
+      <w:r>
+        <w:rPr>
+          <w:rFonts w:ascii="Georgia" w:hAnsi="Georgia"/>
+          <w:b/>
+          <w:bCs/>
+          <w:noProof/>
+          <w:lang w:val="eu-ES"/>
+        </w:rPr>
+        <w:t>täm</w:t>
+      </w:r>
+      <w:r>
+        <w:rPr>
+          <w:rFonts w:ascii="Georgia" w:hAnsi="Georgia"/>
+          <w:noProof/>
+          <w:lang w:val="eu-ES"/>
+        </w:rPr>
+        <w:t>+</w:t>
+      </w:r>
+      <w:r>
+        <w:rPr>
+          <w:rFonts w:ascii="Georgia" w:hAnsi="Georgia"/>
+          <w:smallCaps/>
+          <w:noProof/>
+          <w:lang w:val="eu-ES"/>
+        </w:rPr>
+        <w:t>v</w:t>
+      </w:r>
+      <w:r>
+        <w:rPr>
+          <w:rFonts w:ascii="Georgia" w:hAnsi="Georgia"/>
+          <w:noProof/>
+          <w:lang w:val="eu-ES"/>
+        </w:rPr>
+        <w:t xml:space="preserve"> also </w:t>
+      </w:r>
+      <w:r>
+        <w:rPr>
+          <w:rFonts w:ascii="Georgia" w:hAnsi="Georgia"/>
+          <w:smallCaps/>
+          <w:noProof/>
+          <w:lang w:val="eu-ES"/>
+        </w:rPr>
+        <w:t>abl3</w:t>
+      </w:r>
+      <w:r>
+        <w:rPr>
+          <w:rFonts w:ascii="Georgia" w:hAnsi="Georgia"/>
+          <w:noProof/>
+          <w:lang w:val="eu-ES"/>
+        </w:rPr>
+        <w:t xml:space="preserve">, after </w:t>
+      </w:r>
+      <w:r>
+        <w:rPr>
+          <w:rFonts w:ascii="Georgia" w:hAnsi="Georgia"/>
+          <w:b/>
+          <w:bCs/>
+          <w:noProof/>
+          <w:lang w:val="eu-ES"/>
+        </w:rPr>
+        <w:t>tärk</w:t>
+      </w:r>
+      <w:r>
+        <w:rPr>
+          <w:rFonts w:ascii="Georgia" w:hAnsi="Georgia"/>
+          <w:noProof/>
+          <w:lang w:val="eu-ES"/>
+        </w:rPr>
+        <w:t>/</w:t>
+      </w:r>
+      <w:r>
+        <w:rPr>
+          <w:rFonts w:ascii="Georgia" w:hAnsi="Georgia"/>
+          <w:b/>
+          <w:bCs/>
+          <w:noProof/>
+          <w:lang w:val="eu-ES"/>
+        </w:rPr>
+        <w:t>kärs</w:t>
+      </w:r>
+      <w:r>
+        <w:rPr>
+          <w:rFonts w:ascii="Georgia" w:hAnsi="Georgia"/>
+          <w:noProof/>
+          <w:lang w:val="eu-ES"/>
+        </w:rPr>
+        <w:t>+</w:t>
+      </w:r>
+      <w:r>
+        <w:rPr>
+          <w:rFonts w:ascii="Georgia" w:hAnsi="Georgia"/>
+          <w:smallCaps/>
+          <w:noProof/>
+          <w:lang w:val="eu-ES"/>
+        </w:rPr>
+        <w:t>v</w:t>
+      </w:r>
+      <w:r>
+        <w:rPr>
+          <w:rFonts w:ascii="Georgia" w:hAnsi="Georgia"/>
+          <w:noProof/>
+          <w:lang w:val="eu-ES"/>
+        </w:rPr>
+        <w:t xml:space="preserve"> </w:t>
+      </w:r>
+      <w:r>
+        <w:rPr>
+          <w:rFonts w:ascii="Georgia" w:hAnsi="Georgia"/>
+          <w:smallCaps/>
+          <w:noProof/>
+          <w:lang w:val="eu-ES"/>
+        </w:rPr>
+        <w:t>nom</w:t>
+      </w:r>
+      <w:r>
+        <w:rPr>
+          <w:rFonts w:ascii="Georgia" w:hAnsi="Georgia"/>
+          <w:noProof/>
+          <w:lang w:val="eu-ES"/>
+        </w:rPr>
+        <w:t xml:space="preserve"> and </w:t>
+      </w:r>
+      <w:r>
+        <w:rPr>
+          <w:rFonts w:ascii="Georgia" w:hAnsi="Georgia"/>
+          <w:smallCaps/>
+          <w:noProof/>
+          <w:lang w:val="eu-ES"/>
+        </w:rPr>
+        <w:t>acc</w:t>
+      </w:r>
+      <w:r>
+        <w:rPr>
+          <w:rFonts w:ascii="Georgia" w:hAnsi="Georgia"/>
+          <w:smallCaps/>
+          <w:noProof/>
+          <w:lang w:val="eu-ES"/>
+        </w:rPr>
+        <w:t xml:space="preserve">, </w:t>
+      </w:r>
+      <w:r>
+        <w:rPr>
+          <w:rFonts w:ascii="Georgia" w:hAnsi="Georgia"/>
+          <w:noProof/>
+          <w:lang w:val="eu-ES"/>
+        </w:rPr>
+        <w:t xml:space="preserve">after </w:t>
+      </w:r>
+      <w:r>
+        <w:rPr>
+          <w:rFonts w:ascii="Georgia" w:hAnsi="Georgia"/>
+          <w:b/>
+          <w:bCs/>
+          <w:noProof/>
+          <w:lang w:val="eu-ES"/>
+        </w:rPr>
+        <w:t>läm</w:t>
+      </w:r>
+      <w:r>
+        <w:rPr>
+          <w:rFonts w:ascii="Georgia" w:hAnsi="Georgia"/>
+          <w:noProof/>
+          <w:lang w:val="eu-ES"/>
+        </w:rPr>
+        <w:t xml:space="preserve">, </w:t>
+      </w:r>
+      <w:r>
+        <w:rPr>
+          <w:rFonts w:ascii="Georgia" w:hAnsi="Georgia"/>
+          <w:b/>
+          <w:bCs/>
+          <w:noProof/>
+          <w:lang w:val="eu-ES"/>
+        </w:rPr>
+        <w:t>näzv</w:t>
+      </w:r>
+      <w:r>
+        <w:rPr>
+          <w:rFonts w:ascii="Georgia" w:hAnsi="Georgia"/>
+          <w:noProof/>
+          <w:lang w:val="eu-ES"/>
+        </w:rPr>
+        <w:t xml:space="preserve">, </w:t>
+      </w:r>
+      <w:r>
+        <w:rPr>
+          <w:rFonts w:ascii="Georgia" w:hAnsi="Georgia"/>
+          <w:b/>
+          <w:bCs/>
+          <w:noProof/>
+          <w:lang w:val="eu-ES"/>
+        </w:rPr>
+        <w:t>λāw</w:t>
+      </w:r>
+      <w:r>
+        <w:rPr>
+          <w:rFonts w:ascii="Georgia" w:hAnsi="Georgia"/>
+          <w:noProof/>
+          <w:lang w:val="eu-ES"/>
+        </w:rPr>
+        <w:t xml:space="preserve"> </w:t>
+      </w:r>
+      <w:r>
+        <w:rPr>
+          <w:rFonts w:ascii="Georgia" w:hAnsi="Georgia"/>
+          <w:smallCaps/>
+          <w:noProof/>
+          <w:lang w:val="eu-ES"/>
+        </w:rPr>
+        <w:t>ins</w:t>
+      </w:r>
+      <w:r>
+        <w:rPr>
+          <w:rFonts w:ascii="Georgia" w:hAnsi="Georgia"/>
+          <w:noProof/>
+          <w:lang w:val="eu-ES"/>
+        </w:rPr>
+        <w:t xml:space="preserve">), after </w:t>
+      </w:r>
+      <w:r>
+        <w:rPr>
+          <w:rFonts w:ascii="Georgia" w:hAnsi="Georgia"/>
+          <w:b/>
+          <w:bCs/>
+          <w:noProof/>
+          <w:lang w:val="eu-ES"/>
+        </w:rPr>
+        <w:t>mkältāwr</w:t>
+      </w:r>
+      <w:r>
+        <w:rPr>
+          <w:rFonts w:ascii="Georgia" w:hAnsi="Georgia"/>
+          <w:noProof/>
+          <w:lang w:val="eu-ES"/>
+        </w:rPr>
+        <w:t xml:space="preserve"> only </w:t>
+      </w:r>
+      <w:r>
+        <w:rPr>
+          <w:rFonts w:ascii="Georgia" w:hAnsi="Georgia"/>
+          <w:smallCaps/>
+          <w:noProof/>
+          <w:lang w:val="eu-ES"/>
+        </w:rPr>
+        <w:t>abl3</w:t>
+      </w:r>
+      <w:r>
+        <w:rPr>
+          <w:rFonts w:ascii="Georgia" w:hAnsi="Georgia"/>
+          <w:noProof/>
+          <w:lang w:val="eu-ES"/>
+        </w:rPr>
+        <w:t>,</w:t>
+      </w:r>
+      <w:r>
+        <w:rPr>
+          <w:rFonts w:ascii="Georgia" w:hAnsi="Georgia"/>
+          <w:smallCaps/>
+          <w:noProof/>
+          <w:lang w:val="eu-ES"/>
+        </w:rPr>
+        <w:t xml:space="preserve"> </w:t>
+      </w:r>
+      <w:r>
+        <w:rPr>
+          <w:rFonts w:ascii="Georgia" w:hAnsi="Georgia"/>
+          <w:noProof/>
+          <w:lang w:val="eu-ES"/>
+        </w:rPr>
+        <w:t>otherwise after indeclinable</w:t>
+      </w:r>
+      <w:r>
+        <w:rPr>
+          <w:rFonts w:ascii="Georgia" w:hAnsi="Georgia"/>
+          <w:noProof/>
+          <w:lang w:val="ru-RU"/>
+        </w:rPr>
+        <w:t xml:space="preserve"> (not Ac)</w:t>
+      </w:r>
+      <w:r>
+        <w:rPr>
+          <w:rFonts w:ascii="Georgia" w:hAnsi="Georgia"/>
+          <w:noProof/>
+          <w:lang w:val="eu-ES"/>
+        </w:rPr>
+        <w:t xml:space="preserve"> and initial case only </w:t>
+      </w:r>
+      <w:r>
+        <w:rPr>
+          <w:rFonts w:ascii="Georgia" w:hAnsi="Georgia"/>
+          <w:smallCaps/>
+          <w:noProof/>
+          <w:lang w:val="eu-ES"/>
+        </w:rPr>
+        <w:t>nom</w:t>
+      </w:r>
+      <w:r>
+        <w:rPr>
+          <w:rFonts w:ascii="Georgia" w:hAnsi="Georgia"/>
+          <w:noProof/>
+          <w:lang w:val="eu-ES"/>
+        </w:rPr>
+        <w:t xml:space="preserve"> is possible, after </w:t>
+      </w:r>
+      <w:r>
+        <w:rPr>
+          <w:rFonts w:ascii="Georgia" w:hAnsi="Georgia"/>
+          <w:b/>
+          <w:bCs/>
+          <w:noProof/>
+          <w:lang w:val="eu-ES"/>
+        </w:rPr>
+        <w:t>antu</w:t>
+      </w:r>
+      <w:r>
+        <w:rPr>
+          <w:rFonts w:ascii="Georgia" w:hAnsi="Georgia"/>
+          <w:noProof/>
+          <w:lang w:val="eu-ES"/>
+        </w:rPr>
+        <w:t xml:space="preserve">, </w:t>
+      </w:r>
+      <w:r>
+        <w:rPr>
+          <w:rFonts w:ascii="Georgia" w:hAnsi="Georgia"/>
+          <w:b/>
+          <w:bCs/>
+          <w:noProof/>
+          <w:lang w:val="eu-ES"/>
+        </w:rPr>
+        <w:t>λutār</w:t>
+      </w:r>
+      <w:r>
+        <w:rPr>
+          <w:rFonts w:ascii="Georgia" w:hAnsi="Georgia"/>
+          <w:noProof/>
+          <w:lang w:val="eu-ES"/>
+        </w:rPr>
+        <w:t xml:space="preserve">, </w:t>
+      </w:r>
+      <w:r>
+        <w:rPr>
+          <w:rFonts w:ascii="Georgia" w:hAnsi="Georgia"/>
+          <w:b/>
+          <w:bCs/>
+          <w:noProof/>
+          <w:lang w:val="eu-ES"/>
+        </w:rPr>
+        <w:t>ś`äw</w:t>
+      </w:r>
+      <w:r>
+        <w:rPr>
+          <w:rFonts w:ascii="Georgia" w:hAnsi="Georgia"/>
+          <w:noProof/>
+          <w:lang w:val="eu-ES"/>
+        </w:rPr>
+        <w:t xml:space="preserve"> </w:t>
+      </w:r>
+      <w:r>
+        <w:rPr>
+          <w:rFonts w:ascii="Georgia" w:hAnsi="Georgia"/>
+          <w:noProof/>
+          <w:lang w:val="eu-ES"/>
+        </w:rPr>
+        <w:t xml:space="preserve">also </w:t>
+      </w:r>
+      <w:r>
+        <w:rPr>
+          <w:rFonts w:ascii="Georgia" w:hAnsi="Georgia"/>
+          <w:smallCaps/>
+          <w:noProof/>
+          <w:lang w:val="eu-ES"/>
+        </w:rPr>
+        <w:t>abl</w:t>
+      </w:r>
+      <w:r>
+        <w:rPr>
+          <w:rFonts w:ascii="Georgia" w:hAnsi="Georgia"/>
+          <w:noProof/>
+          <w:lang w:val="eu-ES"/>
+        </w:rPr>
+        <w:t xml:space="preserve">, after </w:t>
+      </w:r>
+      <w:r>
+        <w:rPr>
+          <w:rFonts w:ascii="Georgia" w:hAnsi="Georgia"/>
+          <w:b/>
+          <w:bCs/>
+          <w:noProof/>
+          <w:lang w:val="eu-ES"/>
+        </w:rPr>
+        <w:t>ṣolār</w:t>
+      </w:r>
+      <w:r>
+        <w:rPr>
+          <w:rFonts w:ascii="Georgia" w:hAnsi="Georgia"/>
+          <w:noProof/>
+          <w:lang w:val="eu-ES"/>
+        </w:rPr>
+        <w:t xml:space="preserve"> </w:t>
+      </w:r>
+      <w:r>
+        <w:rPr>
+          <w:rFonts w:ascii="Georgia" w:hAnsi="Georgia"/>
+          <w:smallCaps/>
+          <w:noProof/>
+          <w:lang w:val="eu-ES"/>
+        </w:rPr>
+        <w:t>loc</w:t>
+      </w:r>
+      <w:r>
+        <w:rPr>
+          <w:rFonts w:ascii="Georgia" w:hAnsi="Georgia"/>
+          <w:noProof/>
+          <w:lang w:val="eu-ES"/>
+        </w:rPr>
+        <w:t xml:space="preserve">, </w:t>
+      </w:r>
+      <w:r>
+        <w:rPr>
+          <w:rFonts w:ascii="Georgia" w:hAnsi="Georgia"/>
+          <w:noProof/>
+          <w:lang w:val="eu-ES"/>
+        </w:rPr>
+        <w:t xml:space="preserve">after </w:t>
+      </w:r>
+      <w:r>
+        <w:rPr>
+          <w:rFonts w:ascii="Georgia" w:hAnsi="Georgia"/>
+          <w:b/>
+          <w:bCs/>
+          <w:noProof/>
+          <w:lang w:val="eu-ES"/>
+        </w:rPr>
+        <w:t>menāk</w:t>
+      </w:r>
+      <w:r>
+        <w:rPr>
+          <w:rFonts w:ascii="Georgia" w:hAnsi="Georgia"/>
+          <w:noProof/>
+          <w:lang w:val="eu-ES"/>
+        </w:rPr>
+        <w:t xml:space="preserve"> </w:t>
+      </w:r>
+      <w:r>
+        <w:rPr>
+          <w:rFonts w:ascii="Georgia" w:hAnsi="Georgia"/>
+          <w:smallCaps/>
+          <w:noProof/>
+          <w:lang w:val="eu-ES"/>
+        </w:rPr>
+        <w:t>ins</w:t>
+      </w:r>
+      <w:r>
+        <w:rPr>
+          <w:rFonts w:ascii="Georgia" w:hAnsi="Georgia"/>
+          <w:noProof/>
+          <w:lang w:val="eu-ES"/>
+        </w:rPr>
+        <w:t xml:space="preserve">, </w:t>
+      </w:r>
+      <w:r>
+        <w:rPr>
+          <w:rFonts w:ascii="Georgia" w:hAnsi="Georgia"/>
+          <w:noProof/>
+          <w:lang w:val="eu-ES"/>
+        </w:rPr>
+        <w:t xml:space="preserve">after </w:t>
+      </w:r>
+      <w:r>
+        <w:rPr>
+          <w:rFonts w:ascii="Georgia" w:hAnsi="Georgia"/>
+          <w:b/>
+          <w:bCs/>
+          <w:noProof/>
+          <w:vertAlign w:val="superscript"/>
+          <w:lang w:val="eu-ES"/>
+        </w:rPr>
+        <w:t>I</w:t>
+      </w:r>
+      <w:r>
+        <w:rPr>
+          <w:rFonts w:ascii="Georgia" w:hAnsi="Georgia"/>
+          <w:b/>
+          <w:bCs/>
+          <w:noProof/>
+          <w:lang w:val="eu-ES"/>
+        </w:rPr>
+        <w:t>snepal</w:t>
+      </w:r>
+      <w:r>
+        <w:rPr>
+          <w:rFonts w:ascii="Georgia" w:hAnsi="Georgia"/>
+          <w:noProof/>
+          <w:lang w:val="eu-ES"/>
+        </w:rPr>
+        <w:t xml:space="preserve"> and </w:t>
+      </w:r>
+      <w:r>
+        <w:rPr>
+          <w:rFonts w:ascii="Georgia" w:hAnsi="Georgia"/>
+          <w:b/>
+          <w:bCs/>
+          <w:noProof/>
+          <w:lang w:val="eu-ES"/>
+        </w:rPr>
+        <w:t>neṣ</w:t>
+      </w:r>
+      <w:r>
+        <w:rPr>
+          <w:rFonts w:ascii="Georgia" w:hAnsi="Georgia"/>
+          <w:noProof/>
+          <w:lang w:val="eu-ES"/>
+        </w:rPr>
+        <w:t xml:space="preserve"> </w:t>
+      </w:r>
+      <w:r>
+        <w:rPr>
+          <w:rFonts w:ascii="Georgia" w:hAnsi="Georgia"/>
+          <w:smallCaps/>
+          <w:noProof/>
+          <w:lang w:val="eu-ES"/>
+        </w:rPr>
+        <w:t>per</w:t>
+      </w:r>
+      <w:r>
+        <w:rPr>
+          <w:rFonts w:ascii="Georgia" w:hAnsi="Georgia"/>
+          <w:noProof/>
+          <w:lang w:val="eu-ES"/>
+        </w:rPr>
+        <w:t xml:space="preserve">, after </w:t>
+      </w:r>
+      <w:r>
+        <w:rPr>
+          <w:rFonts w:ascii="Georgia" w:hAnsi="Georgia"/>
+          <w:b/>
+          <w:bCs/>
+          <w:noProof/>
+          <w:lang w:val="eu-ES"/>
+        </w:rPr>
+        <w:t xml:space="preserve">ywār </w:t>
+      </w:r>
+      <w:r>
+        <w:rPr>
+          <w:rFonts w:ascii="Georgia" w:hAnsi="Georgia"/>
+          <w:smallCaps/>
+          <w:noProof/>
+          <w:lang w:val="eu-ES"/>
+        </w:rPr>
+        <w:t>per</w:t>
+      </w:r>
+      <w:r>
+        <w:rPr>
+          <w:rFonts w:ascii="Georgia" w:hAnsi="Georgia"/>
+          <w:b/>
+          <w:bCs/>
+          <w:smallCaps/>
+          <w:noProof/>
+          <w:lang w:val="eu-ES"/>
+        </w:rPr>
+        <w:t xml:space="preserve"> </w:t>
+      </w:r>
+      <w:r>
+        <w:rPr>
+          <w:rFonts w:ascii="Georgia" w:hAnsi="Georgia"/>
+          <w:noProof/>
+          <w:lang w:val="eu-ES"/>
+        </w:rPr>
+        <w:t>and</w:t>
+      </w:r>
+      <w:r>
+        <w:rPr>
+          <w:rFonts w:ascii="Georgia" w:hAnsi="Georgia"/>
+          <w:b/>
+          <w:bCs/>
+          <w:smallCaps/>
+          <w:noProof/>
+          <w:lang w:val="eu-ES"/>
+        </w:rPr>
+        <w:t xml:space="preserve"> </w:t>
+      </w:r>
+      <w:r>
+        <w:rPr>
+          <w:rFonts w:ascii="Georgia" w:hAnsi="Georgia"/>
+          <w:smallCaps/>
+          <w:noProof/>
+          <w:lang w:val="eu-ES"/>
+        </w:rPr>
+        <w:t xml:space="preserve">loc. </w:t>
+      </w:r>
+      <w:r>
+        <w:rPr>
+          <w:rFonts w:ascii="Georgia" w:hAnsi="Georgia"/>
+          <w:noProof/>
+          <w:lang w:val="eu-ES"/>
+        </w:rPr>
+        <w:t>After</w:t>
+      </w:r>
+      <w:r>
+        <w:rPr>
+          <w:rFonts w:ascii="Georgia" w:hAnsi="Georgia"/>
+          <w:smallCaps/>
+          <w:noProof/>
+          <w:lang w:val="eu-ES"/>
+        </w:rPr>
+        <w:t xml:space="preserve"> </w:t>
+      </w:r>
+      <w:r>
+        <w:rPr>
+          <w:rFonts w:ascii="Georgia" w:hAnsi="Georgia"/>
+          <w:b/>
+          <w:bCs/>
+          <w:noProof/>
+          <w:lang w:val="eu-ES"/>
+        </w:rPr>
+        <w:t>qä</w:t>
+      </w:r>
+      <w:r>
+        <w:rPr>
+          <w:rFonts w:ascii="Georgia" w:hAnsi="Georgia"/>
+          <w:noProof/>
+          <w:lang w:val="eu-ES"/>
+        </w:rPr>
+        <w:t>+</w:t>
+      </w:r>
+      <w:r>
+        <w:rPr>
+          <w:rFonts w:ascii="Georgia" w:hAnsi="Georgia"/>
+          <w:smallCaps/>
+          <w:noProof/>
+          <w:lang w:val="eu-ES"/>
+        </w:rPr>
+        <w:t>pl</w:t>
+      </w:r>
+      <w:r>
+        <w:rPr>
+          <w:rFonts w:ascii="Georgia" w:hAnsi="Georgia"/>
+          <w:noProof/>
+          <w:lang w:val="eu-ES"/>
+        </w:rPr>
+        <w:t xml:space="preserve"> only </w:t>
+      </w:r>
+      <w:r>
+        <w:rPr>
+          <w:rFonts w:ascii="Georgia" w:hAnsi="Georgia"/>
+          <w:smallCaps/>
+          <w:noProof/>
+          <w:lang w:val="eu-ES"/>
+        </w:rPr>
+        <w:t>nom</w:t>
+      </w:r>
+      <w:r>
+        <w:rPr>
+          <w:rFonts w:ascii="Georgia" w:hAnsi="Georgia"/>
+          <w:noProof/>
+          <w:lang w:val="eu-ES"/>
+        </w:rPr>
+        <w:t xml:space="preserve"> and </w:t>
+      </w:r>
+      <w:r>
+        <w:rPr>
+          <w:rFonts w:ascii="Georgia" w:hAnsi="Georgia"/>
+          <w:smallCaps/>
+          <w:noProof/>
+          <w:lang w:val="eu-ES"/>
+        </w:rPr>
+        <w:t>acc</w:t>
+      </w:r>
+      <w:r>
+        <w:rPr>
+          <w:rFonts w:ascii="Georgia" w:hAnsi="Georgia"/>
+          <w:noProof/>
+          <w:lang w:val="eu-ES"/>
+        </w:rPr>
+        <w:t xml:space="preserve"> are possible; after</w:t>
+      </w:r>
+      <w:r>
+        <w:rPr>
+          <w:rFonts w:ascii="Georgia" w:hAnsi="Georgia"/>
+          <w:noProof/>
+          <w:lang w:val="eu-ES"/>
+        </w:rPr>
+        <w:t xml:space="preserve"> </w:t>
       </w:r>
       <w:r>
         <w:rPr>
@@ -5142,961 +6079,15 @@
           <w:noProof/>
           <w:lang w:val="eu-ES"/>
         </w:rPr>
-        <w:t>,</w:t>
-      </w:r>
-      <w:r>
-        <w:rPr>
-          <w:rFonts w:ascii="Georgia" w:hAnsi="Georgia"/>
-          <w:noProof/>
-          <w:lang w:val="eu-ES"/>
-        </w:rPr>
-        <w:t xml:space="preserve"> </w:t>
-      </w:r>
-      <w:r>
-        <w:rPr>
-          <w:rFonts w:ascii="Georgia" w:hAnsi="Georgia"/>
-          <w:b/>
-          <w:bCs/>
-          <w:noProof/>
-          <w:lang w:val="eu-ES"/>
-        </w:rPr>
-        <w:t>3</w:t>
-      </w:r>
-      <w:r>
-        <w:rPr>
-          <w:rFonts w:ascii="Georgia" w:hAnsi="Georgia"/>
-          <w:noProof/>
-          <w:lang w:val="eu-ES"/>
-        </w:rPr>
-        <w:t>+</w:t>
-      </w:r>
-      <w:r>
-        <w:rPr>
-          <w:rFonts w:ascii="Georgia" w:hAnsi="Georgia"/>
-          <w:smallCaps/>
-          <w:noProof/>
-          <w:lang w:val="eu-ES"/>
-        </w:rPr>
-        <w:t>dist</w:t>
-      </w:r>
-      <w:r>
-        <w:rPr>
-          <w:rFonts w:ascii="Georgia" w:hAnsi="Georgia"/>
-          <w:smallCaps/>
-          <w:noProof/>
-          <w:lang w:val="eu-ES"/>
-        </w:rPr>
-        <w:t xml:space="preserve"> </w:t>
-      </w:r>
-      <w:r>
-        <w:rPr>
-          <w:rFonts w:ascii="Georgia" w:hAnsi="Georgia"/>
-          <w:noProof/>
-          <w:lang w:val="eu-ES"/>
-        </w:rPr>
-        <w:t xml:space="preserve">and </w:t>
-      </w:r>
-      <w:r>
-        <w:rPr>
-          <w:rFonts w:ascii="Georgia" w:hAnsi="Georgia"/>
-          <w:b/>
-          <w:bCs/>
-          <w:noProof/>
-          <w:lang w:val="eu-ES"/>
-        </w:rPr>
-        <w:t>käλme</w:t>
-      </w:r>
-      <w:r>
-        <w:rPr>
-          <w:rFonts w:ascii="Georgia" w:hAnsi="Georgia"/>
-          <w:noProof/>
-          <w:lang w:val="eu-ES"/>
-        </w:rPr>
-        <w:t>+</w:t>
-      </w:r>
-      <w:r>
-        <w:rPr>
-          <w:rFonts w:ascii="Georgia" w:hAnsi="Georgia"/>
-          <w:smallCaps/>
-          <w:noProof/>
-          <w:lang w:val="eu-ES"/>
-        </w:rPr>
-        <w:t>pl</w:t>
-      </w:r>
-      <w:r>
-        <w:rPr>
-          <w:rFonts w:ascii="Georgia" w:hAnsi="Georgia"/>
-          <w:noProof/>
-          <w:lang w:val="eu-ES"/>
-        </w:rPr>
-        <w:t xml:space="preserve">; after </w:t>
-      </w:r>
-      <w:r>
-        <w:rPr>
-          <w:rFonts w:ascii="Georgia" w:hAnsi="Georgia"/>
-          <w:b/>
-          <w:bCs/>
-          <w:noProof/>
-          <w:lang w:val="eu-ES"/>
-        </w:rPr>
-        <w:t>korp</w:t>
-      </w:r>
-      <w:r>
-        <w:rPr>
-          <w:rFonts w:ascii="Georgia" w:hAnsi="Georgia"/>
-          <w:noProof/>
-          <w:lang w:val="eu-ES"/>
-        </w:rPr>
-        <w:t xml:space="preserve"> only </w:t>
-      </w:r>
-      <w:r>
-        <w:rPr>
-          <w:rFonts w:ascii="Georgia" w:hAnsi="Georgia"/>
-          <w:smallCaps/>
-          <w:noProof/>
-          <w:lang w:val="eu-ES"/>
-        </w:rPr>
-        <w:t xml:space="preserve">all </w:t>
-      </w:r>
-      <w:r>
-        <w:rPr>
-          <w:rFonts w:ascii="Georgia" w:hAnsi="Georgia"/>
-          <w:noProof/>
-          <w:lang w:val="eu-ES"/>
-        </w:rPr>
-        <w:t>and</w:t>
-      </w:r>
-      <w:r>
-        <w:rPr>
-          <w:rFonts w:ascii="Georgia" w:hAnsi="Georgia"/>
-          <w:smallCaps/>
-          <w:noProof/>
-          <w:lang w:val="eu-ES"/>
-        </w:rPr>
-        <w:t xml:space="preserve"> per</w:t>
-      </w:r>
-      <w:r>
-        <w:rPr>
-          <w:rFonts w:ascii="Georgia" w:hAnsi="Georgia"/>
-          <w:noProof/>
-          <w:lang w:val="eu-ES"/>
-        </w:rPr>
-        <w:t xml:space="preserve"> are possible, after </w:t>
-      </w:r>
-      <w:r>
-        <w:rPr>
-          <w:rFonts w:ascii="Georgia" w:hAnsi="Georgia"/>
-          <w:b/>
-          <w:bCs/>
-          <w:noProof/>
-          <w:lang w:val="eu-ES"/>
-        </w:rPr>
-        <w:t>pos</w:t>
-      </w:r>
-      <w:r>
-        <w:rPr>
-          <w:rFonts w:ascii="Georgia" w:hAnsi="Georgia"/>
-          <w:noProof/>
-          <w:lang w:val="eu-ES"/>
-        </w:rPr>
-        <w:t xml:space="preserve"> also </w:t>
-      </w:r>
-      <w:r>
-        <w:rPr>
-          <w:rFonts w:ascii="Georgia" w:hAnsi="Georgia"/>
-          <w:smallCaps/>
-          <w:noProof/>
-          <w:lang w:val="eu-ES"/>
-        </w:rPr>
-        <w:t>loc</w:t>
-      </w:r>
-      <w:r>
-        <w:rPr>
-          <w:rFonts w:ascii="Georgia" w:hAnsi="Georgia"/>
-          <w:noProof/>
-          <w:lang w:val="eu-ES"/>
-        </w:rPr>
-        <w:t xml:space="preserve">, after </w:t>
-      </w:r>
-      <w:r>
-        <w:rPr>
-          <w:rFonts w:ascii="Georgia" w:hAnsi="Georgia"/>
-          <w:b/>
-          <w:bCs/>
-          <w:noProof/>
-          <w:lang w:val="eu-ES"/>
-        </w:rPr>
-        <w:t>el</w:t>
-      </w:r>
-      <w:r>
-        <w:rPr>
-          <w:rFonts w:ascii="Georgia" w:hAnsi="Georgia"/>
-          <w:noProof/>
-          <w:lang w:val="eu-ES"/>
-        </w:rPr>
-        <w:t xml:space="preserve"> </w:t>
-      </w:r>
-      <w:r>
-        <w:rPr>
-          <w:rFonts w:ascii="Georgia" w:hAnsi="Georgia"/>
-          <w:smallCaps/>
-          <w:noProof/>
-          <w:lang w:val="eu-ES"/>
-        </w:rPr>
-        <w:t>per</w:t>
-      </w:r>
-      <w:r>
-        <w:rPr>
-          <w:rFonts w:ascii="Georgia" w:hAnsi="Georgia"/>
-          <w:noProof/>
-          <w:lang w:val="eu-ES"/>
-        </w:rPr>
-        <w:t xml:space="preserve"> and </w:t>
-      </w:r>
-      <w:r>
-        <w:rPr>
-          <w:rFonts w:ascii="Georgia" w:hAnsi="Georgia"/>
-          <w:smallCaps/>
-          <w:noProof/>
-          <w:lang w:val="eu-ES"/>
-        </w:rPr>
-        <w:t xml:space="preserve">loc, </w:t>
-      </w:r>
-      <w:r>
-        <w:rPr>
-          <w:rFonts w:ascii="Georgia" w:hAnsi="Georgia"/>
-          <w:noProof/>
-          <w:lang w:val="eu-ES"/>
-        </w:rPr>
-        <w:t xml:space="preserve">after </w:t>
-      </w:r>
-      <w:r>
-        <w:rPr>
-          <w:rFonts w:ascii="Georgia" w:hAnsi="Georgia"/>
-          <w:smallCaps/>
-          <w:noProof/>
-          <w:lang w:val="eu-ES"/>
-        </w:rPr>
-        <w:t>ppp</w:t>
-      </w:r>
-      <w:r>
-        <w:rPr>
-          <w:rFonts w:ascii="Georgia" w:hAnsi="Georgia"/>
-          <w:noProof/>
-          <w:lang w:val="eu-ES"/>
-        </w:rPr>
-        <w:t xml:space="preserve"> only </w:t>
-      </w:r>
-      <w:r>
-        <w:rPr>
-          <w:rFonts w:ascii="Georgia" w:hAnsi="Georgia"/>
-          <w:smallCaps/>
-          <w:noProof/>
-          <w:lang w:val="eu-ES"/>
-        </w:rPr>
-        <w:t>abl</w:t>
-      </w:r>
-      <w:r>
-        <w:rPr>
-          <w:rFonts w:ascii="Georgia" w:hAnsi="Georgia"/>
-          <w:noProof/>
-          <w:lang w:val="eu-ES"/>
-        </w:rPr>
-        <w:t xml:space="preserve"> and </w:t>
-      </w:r>
-      <w:r>
-        <w:rPr>
-          <w:rFonts w:ascii="Georgia" w:hAnsi="Georgia"/>
-          <w:smallCaps/>
-          <w:noProof/>
-          <w:lang w:val="eu-ES"/>
-        </w:rPr>
-        <w:t>per</w:t>
-      </w:r>
-      <w:r>
-        <w:rPr>
-          <w:rFonts w:ascii="Georgia" w:hAnsi="Georgia"/>
-          <w:noProof/>
-          <w:lang w:val="eu-ES"/>
-        </w:rPr>
-        <w:t xml:space="preserve"> (after </w:t>
-      </w:r>
-      <w:r>
-        <w:rPr>
-          <w:rFonts w:ascii="Georgia" w:hAnsi="Georgia"/>
-          <w:b/>
-          <w:bCs/>
-          <w:noProof/>
-          <w:lang w:val="eu-ES"/>
-        </w:rPr>
-        <w:t>täm</w:t>
-      </w:r>
-      <w:r>
-        <w:rPr>
-          <w:rFonts w:ascii="Georgia" w:hAnsi="Georgia"/>
-          <w:noProof/>
-          <w:lang w:val="eu-ES"/>
-        </w:rPr>
-        <w:t>+</w:t>
-      </w:r>
-      <w:r>
-        <w:rPr>
-          <w:rFonts w:ascii="Georgia" w:hAnsi="Georgia"/>
-          <w:smallCaps/>
-          <w:noProof/>
-          <w:lang w:val="eu-ES"/>
-        </w:rPr>
-        <w:t>v</w:t>
-      </w:r>
-      <w:r>
-        <w:rPr>
-          <w:rFonts w:ascii="Georgia" w:hAnsi="Georgia"/>
-          <w:noProof/>
-          <w:lang w:val="eu-ES"/>
-        </w:rPr>
-        <w:t xml:space="preserve"> also </w:t>
-      </w:r>
-      <w:r>
-        <w:rPr>
-          <w:rFonts w:ascii="Georgia" w:hAnsi="Georgia"/>
-          <w:smallCaps/>
-          <w:noProof/>
-          <w:lang w:val="eu-ES"/>
-        </w:rPr>
-        <w:t>abl3</w:t>
-      </w:r>
-      <w:r>
-        <w:rPr>
-          <w:rFonts w:ascii="Georgia" w:hAnsi="Georgia"/>
-          <w:noProof/>
-          <w:lang w:val="eu-ES"/>
-        </w:rPr>
-        <w:t xml:space="preserve">, after </w:t>
-      </w:r>
-      <w:r>
-        <w:rPr>
-          <w:rFonts w:ascii="Georgia" w:hAnsi="Georgia"/>
-          <w:b/>
-          <w:bCs/>
-          <w:noProof/>
-          <w:lang w:val="eu-ES"/>
-        </w:rPr>
-        <w:t>tärk</w:t>
-      </w:r>
-      <w:r>
-        <w:rPr>
-          <w:rFonts w:ascii="Georgia" w:hAnsi="Georgia"/>
-          <w:noProof/>
-          <w:lang w:val="eu-ES"/>
-        </w:rPr>
-        <w:t>/</w:t>
-      </w:r>
-      <w:r>
-        <w:rPr>
-          <w:rFonts w:ascii="Georgia" w:hAnsi="Georgia"/>
-          <w:b/>
-          <w:bCs/>
-          <w:noProof/>
-          <w:lang w:val="eu-ES"/>
-        </w:rPr>
-        <w:t>kärs</w:t>
-      </w:r>
-      <w:r>
-        <w:rPr>
-          <w:rFonts w:ascii="Georgia" w:hAnsi="Georgia"/>
-          <w:noProof/>
-          <w:lang w:val="eu-ES"/>
-        </w:rPr>
-        <w:t>+</w:t>
-      </w:r>
-      <w:r>
-        <w:rPr>
-          <w:rFonts w:ascii="Georgia" w:hAnsi="Georgia"/>
-          <w:smallCaps/>
-          <w:noProof/>
-          <w:lang w:val="eu-ES"/>
-        </w:rPr>
-        <w:t>v</w:t>
-      </w:r>
-      <w:r>
-        <w:rPr>
-          <w:rFonts w:ascii="Georgia" w:hAnsi="Georgia"/>
-          <w:noProof/>
-          <w:lang w:val="eu-ES"/>
-        </w:rPr>
-        <w:t xml:space="preserve"> </w:t>
-      </w:r>
-      <w:r>
-        <w:rPr>
-          <w:rFonts w:ascii="Georgia" w:hAnsi="Georgia"/>
-          <w:smallCaps/>
-          <w:noProof/>
-          <w:lang w:val="eu-ES"/>
-        </w:rPr>
-        <w:t>nom</w:t>
-      </w:r>
-      <w:r>
-        <w:rPr>
-          <w:rFonts w:ascii="Georgia" w:hAnsi="Georgia"/>
-          <w:noProof/>
-          <w:lang w:val="eu-ES"/>
-        </w:rPr>
-        <w:t xml:space="preserve"> and </w:t>
-      </w:r>
-      <w:r>
-        <w:rPr>
-          <w:rFonts w:ascii="Georgia" w:hAnsi="Georgia"/>
-          <w:smallCaps/>
-          <w:noProof/>
-          <w:lang w:val="eu-ES"/>
-        </w:rPr>
-        <w:t>acc</w:t>
-      </w:r>
-      <w:r>
-        <w:rPr>
-          <w:rFonts w:ascii="Georgia" w:hAnsi="Georgia"/>
-          <w:smallCaps/>
-          <w:noProof/>
-          <w:lang w:val="eu-ES"/>
-        </w:rPr>
-        <w:t xml:space="preserve">, </w:t>
-      </w:r>
-      <w:r>
-        <w:rPr>
-          <w:rFonts w:ascii="Georgia" w:hAnsi="Georgia"/>
-          <w:noProof/>
-          <w:lang w:val="eu-ES"/>
-        </w:rPr>
-        <w:t xml:space="preserve">after </w:t>
-      </w:r>
-      <w:r>
-        <w:rPr>
-          <w:rFonts w:ascii="Georgia" w:hAnsi="Georgia"/>
-          <w:b/>
-          <w:bCs/>
-          <w:noProof/>
-          <w:lang w:val="eu-ES"/>
-        </w:rPr>
-        <w:t>läm</w:t>
-      </w:r>
-      <w:r>
-        <w:rPr>
-          <w:rFonts w:ascii="Georgia" w:hAnsi="Georgia"/>
-          <w:noProof/>
-          <w:lang w:val="eu-ES"/>
-        </w:rPr>
-        <w:t xml:space="preserve">, </w:t>
-      </w:r>
-      <w:r>
-        <w:rPr>
-          <w:rFonts w:ascii="Georgia" w:hAnsi="Georgia"/>
-          <w:b/>
-          <w:bCs/>
-          <w:noProof/>
-          <w:lang w:val="eu-ES"/>
-        </w:rPr>
-        <w:t>näzv</w:t>
-      </w:r>
-      <w:r>
-        <w:rPr>
-          <w:rFonts w:ascii="Georgia" w:hAnsi="Georgia"/>
-          <w:noProof/>
-          <w:lang w:val="eu-ES"/>
-        </w:rPr>
-        <w:t xml:space="preserve">, </w:t>
-      </w:r>
-      <w:r>
-        <w:rPr>
-          <w:rFonts w:ascii="Georgia" w:hAnsi="Georgia"/>
-          <w:b/>
-          <w:bCs/>
-          <w:noProof/>
-          <w:lang w:val="eu-ES"/>
-        </w:rPr>
-        <w:t>λāw</w:t>
-      </w:r>
-      <w:r>
-        <w:rPr>
-          <w:rFonts w:ascii="Georgia" w:hAnsi="Georgia"/>
-          <w:noProof/>
-          <w:lang w:val="eu-ES"/>
-        </w:rPr>
-        <w:t xml:space="preserve"> </w:t>
-      </w:r>
-      <w:r>
-        <w:rPr>
-          <w:rFonts w:ascii="Georgia" w:hAnsi="Georgia"/>
-          <w:smallCaps/>
-          <w:noProof/>
-          <w:lang w:val="eu-ES"/>
-        </w:rPr>
-        <w:t>ins</w:t>
-      </w:r>
-      <w:r>
-        <w:rPr>
-          <w:rFonts w:ascii="Georgia" w:hAnsi="Georgia"/>
-          <w:noProof/>
-          <w:lang w:val="eu-ES"/>
-        </w:rPr>
-        <w:t xml:space="preserve">), after </w:t>
-      </w:r>
-      <w:r>
-        <w:rPr>
-          <w:rFonts w:ascii="Georgia" w:hAnsi="Georgia"/>
-          <w:b/>
-          <w:bCs/>
-          <w:noProof/>
-          <w:lang w:val="eu-ES"/>
-        </w:rPr>
-        <w:t>mkältāwr</w:t>
-      </w:r>
-      <w:r>
-        <w:rPr>
-          <w:rFonts w:ascii="Georgia" w:hAnsi="Georgia"/>
-          <w:noProof/>
-          <w:lang w:val="eu-ES"/>
-        </w:rPr>
-        <w:t xml:space="preserve"> only </w:t>
-      </w:r>
-      <w:r>
-        <w:rPr>
-          <w:rFonts w:ascii="Georgia" w:hAnsi="Georgia"/>
-          <w:smallCaps/>
-          <w:noProof/>
-          <w:lang w:val="eu-ES"/>
-        </w:rPr>
-        <w:t>abl3</w:t>
-      </w:r>
-      <w:r>
-        <w:rPr>
-          <w:rFonts w:ascii="Georgia" w:hAnsi="Georgia"/>
-          <w:noProof/>
-          <w:lang w:val="eu-ES"/>
-        </w:rPr>
-        <w:t>,</w:t>
-      </w:r>
-      <w:r>
-        <w:rPr>
-          <w:rFonts w:ascii="Georgia" w:hAnsi="Georgia"/>
-          <w:smallCaps/>
-          <w:noProof/>
-          <w:lang w:val="eu-ES"/>
-        </w:rPr>
-        <w:t xml:space="preserve"> </w:t>
-      </w:r>
-      <w:r>
-        <w:rPr>
-          <w:rFonts w:ascii="Georgia" w:hAnsi="Georgia"/>
-          <w:noProof/>
-          <w:lang w:val="eu-ES"/>
-        </w:rPr>
-        <w:t>otherwise after indeclinable</w:t>
-      </w:r>
-      <w:r>
-        <w:rPr>
-          <w:rFonts w:ascii="Georgia" w:hAnsi="Georgia"/>
-          <w:noProof/>
-          <w:lang w:val="ru-RU"/>
-        </w:rPr>
-        <w:t xml:space="preserve"> (not Ac)</w:t>
-      </w:r>
-      <w:r>
-        <w:rPr>
-          <w:rFonts w:ascii="Georgia" w:hAnsi="Georgia"/>
-          <w:noProof/>
-          <w:lang w:val="eu-ES"/>
-        </w:rPr>
-        <w:t xml:space="preserve"> and initial case only </w:t>
-      </w:r>
-      <w:r>
-        <w:rPr>
-          <w:rFonts w:ascii="Georgia" w:hAnsi="Georgia"/>
-          <w:smallCaps/>
-          <w:noProof/>
-          <w:lang w:val="eu-ES"/>
-        </w:rPr>
-        <w:t>nom</w:t>
-      </w:r>
-      <w:r>
-        <w:rPr>
-          <w:rFonts w:ascii="Georgia" w:hAnsi="Georgia"/>
-          <w:noProof/>
-          <w:lang w:val="eu-ES"/>
-        </w:rPr>
-        <w:t xml:space="preserve"> is possible, after </w:t>
-      </w:r>
-      <w:r>
-        <w:rPr>
-          <w:rFonts w:ascii="Georgia" w:hAnsi="Georgia"/>
-          <w:b/>
-          <w:bCs/>
-          <w:noProof/>
-          <w:lang w:val="eu-ES"/>
-        </w:rPr>
-        <w:t>antu</w:t>
-      </w:r>
-      <w:r>
-        <w:rPr>
-          <w:rFonts w:ascii="Georgia" w:hAnsi="Georgia"/>
-          <w:noProof/>
-          <w:lang w:val="eu-ES"/>
-        </w:rPr>
-        <w:t xml:space="preserve">, </w:t>
-      </w:r>
-      <w:r>
-        <w:rPr>
-          <w:rFonts w:ascii="Georgia" w:hAnsi="Georgia"/>
-          <w:b/>
-          <w:bCs/>
-          <w:noProof/>
-          <w:lang w:val="eu-ES"/>
-        </w:rPr>
-        <w:t>λutār</w:t>
-      </w:r>
-      <w:r>
-        <w:rPr>
-          <w:rFonts w:ascii="Georgia" w:hAnsi="Georgia"/>
-          <w:noProof/>
-          <w:lang w:val="eu-ES"/>
-        </w:rPr>
-        <w:t xml:space="preserve">, </w:t>
-      </w:r>
-      <w:r>
-        <w:rPr>
-          <w:rFonts w:ascii="Georgia" w:hAnsi="Georgia"/>
-          <w:b/>
-          <w:bCs/>
-          <w:noProof/>
-          <w:lang w:val="eu-ES"/>
-        </w:rPr>
-        <w:t>ś`äw</w:t>
-      </w:r>
-      <w:r>
-        <w:rPr>
-          <w:rFonts w:ascii="Georgia" w:hAnsi="Georgia"/>
-          <w:noProof/>
-          <w:lang w:val="eu-ES"/>
-        </w:rPr>
-        <w:t xml:space="preserve"> </w:t>
-      </w:r>
-      <w:r>
-        <w:rPr>
-          <w:rFonts w:ascii="Georgia" w:hAnsi="Georgia"/>
-          <w:noProof/>
-          <w:lang w:val="eu-ES"/>
-        </w:rPr>
-        <w:t xml:space="preserve">also </w:t>
-      </w:r>
-      <w:r>
-        <w:rPr>
-          <w:rFonts w:ascii="Georgia" w:hAnsi="Georgia"/>
-          <w:smallCaps/>
-          <w:noProof/>
-          <w:lang w:val="eu-ES"/>
-        </w:rPr>
-        <w:t>abl</w:t>
-      </w:r>
-      <w:r>
-        <w:rPr>
-          <w:rFonts w:ascii="Georgia" w:hAnsi="Georgia"/>
-          <w:noProof/>
-          <w:lang w:val="eu-ES"/>
-        </w:rPr>
-        <w:t xml:space="preserve">, after </w:t>
-      </w:r>
-      <w:r>
-        <w:rPr>
-          <w:rFonts w:ascii="Georgia" w:hAnsi="Georgia"/>
-          <w:b/>
-          <w:bCs/>
-          <w:noProof/>
-          <w:lang w:val="eu-ES"/>
-        </w:rPr>
-        <w:t>ṣolār</w:t>
-      </w:r>
-      <w:r>
-        <w:rPr>
-          <w:rFonts w:ascii="Georgia" w:hAnsi="Georgia"/>
-          <w:noProof/>
-          <w:lang w:val="eu-ES"/>
-        </w:rPr>
-        <w:t xml:space="preserve"> </w:t>
-      </w:r>
-      <w:r>
-        <w:rPr>
-          <w:rFonts w:ascii="Georgia" w:hAnsi="Georgia"/>
-          <w:smallCaps/>
-          <w:noProof/>
-          <w:lang w:val="eu-ES"/>
-        </w:rPr>
-        <w:t>loc</w:t>
-      </w:r>
-      <w:r>
-        <w:rPr>
-          <w:rFonts w:ascii="Georgia" w:hAnsi="Georgia"/>
-          <w:noProof/>
-          <w:lang w:val="eu-ES"/>
-        </w:rPr>
-        <w:t xml:space="preserve">, </w:t>
-      </w:r>
-      <w:r>
-        <w:rPr>
-          <w:rFonts w:ascii="Georgia" w:hAnsi="Georgia"/>
-          <w:noProof/>
-          <w:lang w:val="eu-ES"/>
-        </w:rPr>
-        <w:t xml:space="preserve">after </w:t>
-      </w:r>
-      <w:r>
-        <w:rPr>
-          <w:rFonts w:ascii="Georgia" w:hAnsi="Georgia"/>
-          <w:b/>
-          <w:bCs/>
-          <w:noProof/>
-          <w:lang w:val="eu-ES"/>
-        </w:rPr>
-        <w:t>menāk</w:t>
-      </w:r>
-      <w:r>
-        <w:rPr>
-          <w:rFonts w:ascii="Georgia" w:hAnsi="Georgia"/>
-          <w:noProof/>
-          <w:lang w:val="eu-ES"/>
-        </w:rPr>
-        <w:t xml:space="preserve"> </w:t>
-      </w:r>
-      <w:r>
-        <w:rPr>
-          <w:rFonts w:ascii="Georgia" w:hAnsi="Georgia"/>
-          <w:smallCaps/>
-          <w:noProof/>
-          <w:lang w:val="eu-ES"/>
-        </w:rPr>
-        <w:t>ins</w:t>
-      </w:r>
-      <w:r>
-        <w:rPr>
-          <w:rFonts w:ascii="Georgia" w:hAnsi="Georgia"/>
-          <w:noProof/>
-          <w:lang w:val="eu-ES"/>
-        </w:rPr>
-        <w:t xml:space="preserve">, </w:t>
-      </w:r>
-      <w:r>
-        <w:rPr>
-          <w:rFonts w:ascii="Georgia" w:hAnsi="Georgia"/>
-          <w:noProof/>
-          <w:lang w:val="eu-ES"/>
-        </w:rPr>
-        <w:t xml:space="preserve">after </w:t>
-      </w:r>
-      <w:r>
-        <w:rPr>
-          <w:rFonts w:ascii="Georgia" w:hAnsi="Georgia"/>
-          <w:b/>
-          <w:bCs/>
-          <w:noProof/>
-          <w:vertAlign w:val="superscript"/>
-          <w:lang w:val="eu-ES"/>
-        </w:rPr>
-        <w:t>I</w:t>
-      </w:r>
-      <w:r>
-        <w:rPr>
-          <w:rFonts w:ascii="Georgia" w:hAnsi="Georgia"/>
-          <w:b/>
-          <w:bCs/>
-          <w:noProof/>
-          <w:lang w:val="eu-ES"/>
-        </w:rPr>
-        <w:t>snepal</w:t>
-      </w:r>
-      <w:r>
-        <w:rPr>
-          <w:rFonts w:ascii="Georgia" w:hAnsi="Georgia"/>
-          <w:noProof/>
-          <w:lang w:val="eu-ES"/>
-        </w:rPr>
-        <w:t xml:space="preserve"> and </w:t>
-      </w:r>
-      <w:r>
-        <w:rPr>
-          <w:rFonts w:ascii="Georgia" w:hAnsi="Georgia"/>
-          <w:b/>
-          <w:bCs/>
-          <w:noProof/>
-          <w:lang w:val="eu-ES"/>
-        </w:rPr>
-        <w:t>neṣ</w:t>
-      </w:r>
-      <w:r>
-        <w:rPr>
-          <w:rFonts w:ascii="Georgia" w:hAnsi="Georgia"/>
-          <w:noProof/>
-          <w:lang w:val="eu-ES"/>
-        </w:rPr>
-        <w:t xml:space="preserve"> </w:t>
-      </w:r>
-      <w:r>
-        <w:rPr>
-          <w:rFonts w:ascii="Georgia" w:hAnsi="Georgia"/>
-          <w:smallCaps/>
-          <w:noProof/>
-          <w:lang w:val="eu-ES"/>
-        </w:rPr>
-        <w:t>per</w:t>
-      </w:r>
-      <w:r>
-        <w:rPr>
-          <w:rFonts w:ascii="Georgia" w:hAnsi="Georgia"/>
-          <w:noProof/>
-          <w:lang w:val="eu-ES"/>
-        </w:rPr>
-        <w:t xml:space="preserve">, after </w:t>
-      </w:r>
-      <w:r>
-        <w:rPr>
-          <w:rFonts w:ascii="Georgia" w:hAnsi="Georgia"/>
-          <w:b/>
-          <w:bCs/>
-          <w:noProof/>
-          <w:lang w:val="eu-ES"/>
-        </w:rPr>
-        <w:t xml:space="preserve">ywār </w:t>
-      </w:r>
-      <w:r>
-        <w:rPr>
-          <w:rFonts w:ascii="Georgia" w:hAnsi="Georgia"/>
-          <w:smallCaps/>
-          <w:noProof/>
-          <w:lang w:val="eu-ES"/>
-        </w:rPr>
-        <w:t>per</w:t>
-      </w:r>
-      <w:r>
-        <w:rPr>
-          <w:rFonts w:ascii="Georgia" w:hAnsi="Georgia"/>
-          <w:b/>
-          <w:bCs/>
-          <w:smallCaps/>
-          <w:noProof/>
-          <w:lang w:val="eu-ES"/>
-        </w:rPr>
-        <w:t xml:space="preserve"> </w:t>
-      </w:r>
-      <w:r>
-        <w:rPr>
-          <w:rFonts w:ascii="Georgia" w:hAnsi="Georgia"/>
-          <w:noProof/>
-          <w:lang w:val="eu-ES"/>
-        </w:rPr>
-        <w:t>and</w:t>
-      </w:r>
-      <w:r>
-        <w:rPr>
-          <w:rFonts w:ascii="Georgia" w:hAnsi="Georgia"/>
-          <w:b/>
-          <w:bCs/>
-          <w:smallCaps/>
-          <w:noProof/>
-          <w:lang w:val="eu-ES"/>
-        </w:rPr>
-        <w:t xml:space="preserve"> </w:t>
-      </w:r>
-      <w:r>
-        <w:rPr>
-          <w:rFonts w:ascii="Georgia" w:hAnsi="Georgia"/>
-          <w:smallCaps/>
-          <w:noProof/>
-          <w:lang w:val="eu-ES"/>
-        </w:rPr>
-        <w:t xml:space="preserve">loc. </w:t>
-      </w:r>
-      <w:r>
-        <w:rPr>
-          <w:rFonts w:ascii="Georgia" w:hAnsi="Georgia"/>
-          <w:noProof/>
-          <w:lang w:val="eu-ES"/>
-        </w:rPr>
-        <w:t>After</w:t>
-      </w:r>
-      <w:r>
-        <w:rPr>
-          <w:rFonts w:ascii="Georgia" w:hAnsi="Georgia"/>
-          <w:smallCaps/>
-          <w:noProof/>
-          <w:lang w:val="eu-ES"/>
-        </w:rPr>
-        <w:t xml:space="preserve"> </w:t>
-      </w:r>
-      <w:r>
-        <w:rPr>
-          <w:rFonts w:ascii="Georgia" w:hAnsi="Georgia"/>
-          <w:b/>
-          <w:bCs/>
-          <w:noProof/>
-          <w:lang w:val="eu-ES"/>
-        </w:rPr>
-        <w:t>qä</w:t>
-      </w:r>
-      <w:r>
-        <w:rPr>
-          <w:rFonts w:ascii="Georgia" w:hAnsi="Georgia"/>
-          <w:noProof/>
-          <w:lang w:val="eu-ES"/>
-        </w:rPr>
-        <w:t>+</w:t>
-      </w:r>
-      <w:r>
-        <w:rPr>
-          <w:rFonts w:ascii="Georgia" w:hAnsi="Georgia"/>
-          <w:smallCaps/>
-          <w:noProof/>
-          <w:lang w:val="eu-ES"/>
-        </w:rPr>
-        <w:t>pl</w:t>
-      </w:r>
-      <w:r>
-        <w:rPr>
-          <w:rFonts w:ascii="Georgia" w:hAnsi="Georgia"/>
-          <w:noProof/>
-          <w:lang w:val="eu-ES"/>
-        </w:rPr>
-        <w:t xml:space="preserve"> only </w:t>
-      </w:r>
-      <w:r>
-        <w:rPr>
-          <w:rFonts w:ascii="Georgia" w:hAnsi="Georgia"/>
-          <w:smallCaps/>
-          <w:noProof/>
-          <w:lang w:val="eu-ES"/>
-        </w:rPr>
-        <w:t>nom</w:t>
-      </w:r>
-      <w:r>
-        <w:rPr>
-          <w:rFonts w:ascii="Georgia" w:hAnsi="Georgia"/>
-          <w:noProof/>
-          <w:lang w:val="eu-ES"/>
-        </w:rPr>
-        <w:t xml:space="preserve"> and </w:t>
-      </w:r>
-      <w:r>
-        <w:rPr>
-          <w:rFonts w:ascii="Georgia" w:hAnsi="Georgia"/>
-          <w:smallCaps/>
-          <w:noProof/>
-          <w:lang w:val="eu-ES"/>
-        </w:rPr>
-        <w:t>acc</w:t>
-      </w:r>
-      <w:r>
-        <w:rPr>
-          <w:rFonts w:ascii="Georgia" w:hAnsi="Georgia"/>
-          <w:noProof/>
-          <w:lang w:val="eu-ES"/>
-        </w:rPr>
-        <w:t xml:space="preserve"> are possible; after </w:t>
+        <w:t xml:space="preserve"> and</w:t>
+      </w:r>
+      <w:r>
+        <w:rPr>
+          <w:rFonts w:ascii="Georgia" w:hAnsi="Georgia"/>
+          <w:noProof/>
+          <w:lang w:val="eu-ES"/>
+        </w:rPr>
+        <w:t xml:space="preserve"> </w:t>
       </w:r>
       <w:r>
         <w:rPr>
@@ -8214,7 +8205,7 @@
           <w:noProof/>
           <w:lang w:val="eu-ES"/>
         </w:rPr>
-        <w:t xml:space="preserve">. Vowels split words into consonant clusters. A cluster is </w:t>
+        <w:t xml:space="preserve">. Vowels split words into clusters. A cluster is </w:t>
       </w:r>
       <w:r>
         <w:rPr>
@@ -33923,7 +33914,23 @@
           <w:noProof/>
           <w:lang w:val="eu-ES"/>
         </w:rPr>
-        <w:t xml:space="preserve"> or (not in Bäl, Pāś, </w:t>
+        <w:t xml:space="preserve"> </w:t>
+      </w:r>
+      <w:r>
+        <w:rPr>
+          <w:rFonts w:ascii="Georgia" w:hAnsi="Georgia" w:cs="Geeza Pro"/>
+          <w:noProof/>
+          <w:lang w:val="eu-ES"/>
+        </w:rPr>
+        <w:t>and</w:t>
+      </w:r>
+      <w:r>
+        <w:rPr>
+          <w:rFonts w:ascii="Georgia" w:hAnsi="Georgia" w:cs="Geeza Pro"/>
+          <w:noProof/>
+          <w:lang w:val="eu-ES"/>
+        </w:rPr>
+        <w:t xml:space="preserve"> (not in Bäl, Pāś, </w:t>
       </w:r>
       <w:r>
         <w:rPr>
@@ -33934,58 +33941,6 @@
           <w:lang w:val="eu-ES"/>
         </w:rPr>
         <w:t>läg</w:t>
-      </w:r>
-      <w:r>
-        <w:rPr>
-          <w:rFonts w:ascii="Georgia" w:hAnsi="Georgia" w:cs="Geeza Pro"/>
-          <w:noProof/>
-          <w:lang w:val="eu-ES"/>
-        </w:rPr>
-        <w:t>,</w:t>
-      </w:r>
-      <w:r>
-        <w:rPr>
-          <w:rFonts w:ascii="Georgia" w:hAnsi="Georgia" w:cs="Geeza Pro"/>
-          <w:noProof/>
-          <w:lang w:val="ru-RU"/>
-        </w:rPr>
-        <w:t xml:space="preserve"> </w:t>
-      </w:r>
-      <w:r>
-        <w:rPr>
-          <w:rFonts w:ascii="Georgia" w:hAnsi="Georgia" w:cs="Geeza Pro"/>
-          <w:b/>
-          <w:bCs/>
-          <w:noProof/>
-          <w:lang w:val="ru-RU"/>
-        </w:rPr>
-        <w:t>täṅk</w:t>
-      </w:r>
-      <w:r>
-        <w:rPr>
-          <w:rFonts w:ascii="Georgia" w:hAnsi="Georgia" w:cs="Geeza Pro"/>
-          <w:noProof/>
-          <w:lang w:val="ru-RU"/>
-        </w:rPr>
-        <w:t>,</w:t>
-      </w:r>
-      <w:r>
-        <w:rPr>
-          <w:rFonts w:ascii="Georgia" w:hAnsi="Georgia" w:cs="Geeza Pro"/>
-          <w:noProof/>
-          <w:lang w:val="eu-ES"/>
-        </w:rPr>
-        <w:t xml:space="preserve"> </w:t>
-      </w:r>
-      <w:r>
-        <w:rPr>
-          <w:rFonts w:ascii="Georgia" w:hAnsi="Georgia" w:cs="Geeza Pro"/>
-          <w:b/>
-          <w:bCs/>
-          <w:noProof/>
-          <w:lang w:val="eu-ES"/>
-        </w:rPr>
-        <w:t>päwtk</w:t>
       </w:r>
       <w:r>
         <w:rPr>
@@ -46835,7 +46790,6 @@
           <w:b/>
           <w:bCs/>
           <w:noProof/>
-          <w:u w:val="single"/>
           <w:lang w:val="eu-ES"/>
         </w:rPr>
         <w:t>VI.</w:t>
@@ -46846,7 +46800,6 @@
           <w:b/>
           <w:bCs/>
           <w:noProof/>
-          <w:u w:val="single"/>
           <w:lang w:val="ru-RU"/>
         </w:rPr>
         <w:t>2</w:t>
@@ -46857,7 +46810,6 @@
           <w:b/>
           <w:bCs/>
           <w:noProof/>
-          <w:u w:val="single"/>
           <w:lang w:val="ru-RU"/>
         </w:rPr>
         <w:t>0</w:t>

--- a/data/candrakanta.docx
+++ b/data/candrakanta.docx
@@ -22448,6 +22448,58 @@
         <w:rPr>
           <w:rFonts w:ascii="Georgia" w:hAnsi="Georgia"/>
           <w:noProof/>
+          <w:lang w:val="eu-ES" w:bidi="ar-SA"/>
+        </w:rPr>
+        <w:t xml:space="preserve"> and marginally between </w:t>
+      </w:r>
+      <w:r>
+        <w:rPr>
+          <w:rFonts w:ascii="Georgia" w:hAnsi="Georgia"/>
+          <w:b/>
+          <w:bCs/>
+          <w:noProof/>
+          <w:lang w:val="eu-ES" w:bidi="ar-SA"/>
+        </w:rPr>
+        <w:t>yokh</w:t>
+      </w:r>
+      <w:r>
+        <w:rPr>
+          <w:rFonts w:ascii="Georgia" w:hAnsi="Georgia"/>
+          <w:noProof/>
+          <w:lang w:val="eu-ES" w:bidi="ar-SA"/>
+        </w:rPr>
+        <w:t xml:space="preserve"> and </w:t>
+      </w:r>
+      <w:r>
+        <w:rPr>
+          <w:rFonts w:ascii="Georgia" w:hAnsi="Georgia"/>
+          <w:smallCaps/>
+          <w:noProof/>
+          <w:lang w:val="eu-ES" w:bidi="ar-SA"/>
+        </w:rPr>
+        <w:t>m</w:t>
+      </w:r>
+      <w:r>
+        <w:rPr>
+          <w:rFonts w:ascii="Georgia" w:hAnsi="Georgia"/>
+          <w:noProof/>
+          <w:lang w:val="eu-ES" w:bidi="ar-SA"/>
+        </w:rPr>
+        <w:t>+</w:t>
+      </w:r>
+      <w:r>
+        <w:rPr>
+          <w:rFonts w:ascii="Georgia" w:hAnsi="Georgia"/>
+          <w:smallCaps/>
+          <w:noProof/>
+          <w:lang w:val="eu-ES" w:bidi="ar-SA"/>
+        </w:rPr>
+        <w:t>sg</w:t>
+      </w:r>
+      <w:r>
+        <w:rPr>
+          <w:rFonts w:ascii="Georgia" w:hAnsi="Georgia"/>
+          <w:noProof/>
           <w:lang w:val="eu-ES"/>
         </w:rPr>
         <w:t xml:space="preserve">. </w:t>
@@ -29923,6 +29975,42 @@
           <w:lang w:val="eu-ES" w:bidi="ar-SA"/>
         </w:rPr>
         <w:t xml:space="preserve"> </w:t>
+      </w:r>
+      <w:r>
+        <w:rPr>
+          <w:rFonts w:ascii="Georgia" w:hAnsi="Georgia"/>
+          <w:noProof/>
+          <w:lang w:val="eu-ES" w:bidi="ar-SA"/>
+        </w:rPr>
+        <w:t xml:space="preserve">(except </w:t>
+      </w:r>
+      <w:r>
+        <w:rPr>
+          <w:rFonts w:ascii="Georgia" w:hAnsi="Georgia"/>
+          <w:b/>
+          <w:bCs/>
+          <w:noProof/>
+          <w:lang w:val="eu-ES" w:bidi="ar-SA"/>
+        </w:rPr>
+        <w:t>w</w:t>
+      </w:r>
+      <w:r>
+        <w:rPr>
+          <w:rFonts w:ascii="Georgia" w:hAnsi="Georgia"/>
+          <w:b/>
+          <w:bCs/>
+          <w:noProof/>
+          <w:lang w:val="x-none" w:bidi="ar-SA"/>
+        </w:rPr>
+        <w:t>ärză</w:t>
+      </w:r>
+      <w:r>
+        <w:rPr>
+          <w:rFonts w:ascii="Georgia" w:hAnsi="Georgia"/>
+          <w:noProof/>
+          <w:lang w:val="eu-ES" w:bidi="ar-SA"/>
+        </w:rPr>
+        <w:t xml:space="preserve">) </w:t>
       </w:r>
       <w:r>
         <w:rPr>

--- a/data/candrakanta.docx
+++ b/data/candrakanta.docx
@@ -22751,7 +22751,69 @@
           <w:noProof/>
           <w:lang w:val="eu-ES"/>
         </w:rPr>
-        <w:t xml:space="preserve">, </w:t>
+        <w:t>,</w:t>
+      </w:r>
+      <w:r>
+        <w:rPr>
+          <w:rFonts w:ascii="Georgia" w:hAnsi="Georgia"/>
+          <w:noProof/>
+          <w:lang w:val="eu-ES"/>
+        </w:rPr>
+        <w:t xml:space="preserve"> </w:t>
+      </w:r>
+      <w:r>
+        <w:rPr>
+          <w:rFonts w:ascii="Georgia" w:hAnsi="Georgia"/>
+          <w:i/>
+          <w:iCs/>
+          <w:noProof/>
+          <w:lang w:val="eu-ES"/>
+        </w:rPr>
+        <w:t xml:space="preserve">one </w:t>
+      </w:r>
+      <w:r>
+        <w:rPr>
+          <w:rFonts w:ascii="Georgia" w:hAnsi="Georgia"/>
+          <w:noProof/>
+          <w:lang w:val="eu-ES"/>
+        </w:rPr>
+        <w:t xml:space="preserve">after </w:t>
+      </w:r>
+      <w:r>
+        <w:rPr>
+          <w:rFonts w:ascii="Georgia" w:hAnsi="Georgia"/>
+          <w:b/>
+          <w:bCs/>
+          <w:noProof/>
+          <w:lang w:val="eu-ES"/>
+        </w:rPr>
+        <w:t>w</w:t>
+      </w:r>
+      <w:r>
+        <w:rPr>
+          <w:rFonts w:ascii="Georgia" w:hAnsi="Georgia"/>
+          <w:b/>
+          <w:bCs/>
+          <w:noProof/>
+          <w:lang w:val="x-none"/>
+        </w:rPr>
+        <w:t>ärz</w:t>
+      </w:r>
+      <w:r>
+        <w:rPr>
+          <w:rFonts w:ascii="Georgia" w:hAnsi="Georgia"/>
+          <w:noProof/>
+          <w:lang w:val="x-none"/>
+        </w:rPr>
+        <w:t>,</w:t>
+      </w:r>
+      <w:r>
+        <w:rPr>
+          <w:rFonts w:ascii="Georgia" w:hAnsi="Georgia"/>
+          <w:noProof/>
+          <w:lang w:val="eu-ES"/>
+        </w:rPr>
+        <w:t xml:space="preserve"> </w:t>
       </w:r>
       <w:r>
         <w:rPr>
@@ -30002,7 +30064,7 @@
           <w:noProof/>
           <w:lang w:val="x-none" w:bidi="ar-SA"/>
         </w:rPr>
-        <w:t>ärză</w:t>
+        <w:t>ärz</w:t>
       </w:r>
       <w:r>
         <w:rPr>

--- a/data/candrakanta.docx
+++ b/data/candrakanta.docx
@@ -30037,42 +30037,6 @@
           <w:lang w:val="eu-ES" w:bidi="ar-SA"/>
         </w:rPr>
         <w:t xml:space="preserve"> </w:t>
-      </w:r>
-      <w:r>
-        <w:rPr>
-          <w:rFonts w:ascii="Georgia" w:hAnsi="Georgia"/>
-          <w:noProof/>
-          <w:lang w:val="eu-ES" w:bidi="ar-SA"/>
-        </w:rPr>
-        <w:t xml:space="preserve">(except </w:t>
-      </w:r>
-      <w:r>
-        <w:rPr>
-          <w:rFonts w:ascii="Georgia" w:hAnsi="Georgia"/>
-          <w:b/>
-          <w:bCs/>
-          <w:noProof/>
-          <w:lang w:val="eu-ES" w:bidi="ar-SA"/>
-        </w:rPr>
-        <w:t>w</w:t>
-      </w:r>
-      <w:r>
-        <w:rPr>
-          <w:rFonts w:ascii="Georgia" w:hAnsi="Georgia"/>
-          <w:b/>
-          <w:bCs/>
-          <w:noProof/>
-          <w:lang w:val="x-none" w:bidi="ar-SA"/>
-        </w:rPr>
-        <w:t>ärz</w:t>
-      </w:r>
-      <w:r>
-        <w:rPr>
-          <w:rFonts w:ascii="Georgia" w:hAnsi="Georgia"/>
-          <w:noProof/>
-          <w:lang w:val="eu-ES" w:bidi="ar-SA"/>
-        </w:rPr>
-        <w:t xml:space="preserve">) </w:t>
       </w:r>
       <w:r>
         <w:rPr>

--- a/data/candrakanta.docx
+++ b/data/candrakanta.docx
@@ -16726,7 +16726,23 @@
           <w:noProof/>
           <w:lang w:val="eu-ES"/>
         </w:rPr>
-        <w:t xml:space="preserve"> -</w:t>
+        <w:t xml:space="preserve"> </w:t>
+      </w:r>
+      <w:r>
+        <w:rPr>
+          <w:rFonts w:ascii="Georgia" w:hAnsi="Georgia"/>
+          <w:noProof/>
+          <w:lang w:val="eu-ES"/>
+        </w:rPr>
+        <w:br/>
+      </w:r>
+      <w:r>
+        <w:rPr>
+          <w:rFonts w:ascii="Georgia" w:hAnsi="Georgia"/>
+          <w:noProof/>
+          <w:lang w:val="eu-ES"/>
+        </w:rPr>
+        <w:t>-</w:t>
       </w:r>
       <w:r>
         <w:rPr>
@@ -18781,6 +18797,24 @@
           <w:noProof/>
           <w:lang w:val="eu-ES"/>
         </w:rPr>
+        <w:t>`e</w:t>
+      </w:r>
+      <w:r>
+        <w:rPr>
+          <w:rFonts w:ascii="Georgia" w:hAnsi="Georgia"/>
+          <w:noProof/>
+          <w:lang w:val="eu-ES"/>
+        </w:rPr>
+        <w:t xml:space="preserve">, </w:t>
+      </w:r>
+      <w:r>
+        <w:rPr>
+          <w:rFonts w:ascii="Georgia" w:hAnsi="Georgia"/>
+          <w:i/>
+          <w:iCs/>
+          <w:noProof/>
+          <w:lang w:val="eu-ES"/>
+        </w:rPr>
         <w:t>ă</w:t>
       </w:r>
       <w:r>
@@ -18807,35 +18841,53 @@
           <w:noProof/>
           <w:lang w:val="eu-ES"/>
         </w:rPr>
+        <w:t xml:space="preserve"> after </w:t>
+      </w:r>
+      <w:r>
+        <w:rPr>
+          <w:rFonts w:ascii="Georgia" w:hAnsi="Georgia"/>
+          <w:b/>
+          <w:bCs/>
+          <w:noProof/>
+          <w:lang w:val="eu-ES"/>
+        </w:rPr>
+        <w:t>pärsk</w:t>
+      </w:r>
+      <w:r>
+        <w:rPr>
+          <w:rFonts w:ascii="Georgia" w:hAnsi="Georgia"/>
+          <w:noProof/>
+          <w:lang w:val="eu-ES"/>
+        </w:rPr>
         <w:t xml:space="preserve">, </w:t>
       </w:r>
       <w:r>
         <w:rPr>
           <w:rFonts w:ascii="Georgia" w:hAnsi="Georgia"/>
-          <w:i/>
-          <w:iCs/>
-          <w:noProof/>
-          <w:lang w:val="eu-ES"/>
-        </w:rPr>
-        <w:t>`e</w:t>
-      </w:r>
-      <w:r>
-        <w:rPr>
-          <w:rFonts w:ascii="Georgia" w:hAnsi="Georgia"/>
-          <w:noProof/>
-          <w:lang w:val="eu-ES"/>
-        </w:rPr>
-        <w:t xml:space="preserve"> after </w:t>
-      </w:r>
-      <w:r>
-        <w:rPr>
-          <w:rFonts w:ascii="Georgia" w:hAnsi="Georgia"/>
-          <w:b/>
-          <w:bCs/>
-          <w:noProof/>
-          <w:lang w:val="eu-ES"/>
-        </w:rPr>
-        <w:t>pärsk</w:t>
+          <w:b/>
+          <w:bCs/>
+          <w:noProof/>
+          <w:lang w:val="eu-ES"/>
+        </w:rPr>
+        <w:t>wärp</w:t>
+      </w:r>
+      <w:r>
+        <w:rPr>
+          <w:rFonts w:ascii="Georgia" w:hAnsi="Georgia"/>
+          <w:noProof/>
+          <w:lang w:val="eu-ES"/>
+        </w:rPr>
+        <w:t>/</w:t>
+      </w:r>
+      <w:r>
+        <w:rPr>
+          <w:rFonts w:ascii="Georgia" w:hAnsi="Georgia"/>
+          <w:b/>
+          <w:bCs/>
+          <w:noProof/>
+          <w:lang w:val="eu-ES"/>
+        </w:rPr>
+        <w:t>yär</w:t>
       </w:r>
       <w:r>
         <w:rPr>
@@ -18853,7 +18905,7 @@
           <w:noProof/>
           <w:lang w:val="eu-ES"/>
         </w:rPr>
-        <w:t>wärp</w:t>
+        <w:t>käläw</w:t>
       </w:r>
       <w:r>
         <w:rPr>
@@ -18871,7 +18923,7 @@
           <w:noProof/>
           <w:lang w:val="eu-ES"/>
         </w:rPr>
-        <w:t>yär</w:t>
+        <w:t>läg</w:t>
       </w:r>
       <w:r>
         <w:rPr>
@@ -18887,9 +18939,45 @@
           <w:b/>
           <w:bCs/>
           <w:noProof/>
-          <w:lang w:val="eu-ES"/>
-        </w:rPr>
-        <w:t>käläw</w:t>
+          <w:lang w:val="eu-ES" w:bidi="ar-SA"/>
+        </w:rPr>
+        <w:t>v`ras</w:t>
+      </w:r>
+      <w:r>
+        <w:rPr>
+          <w:rFonts w:ascii="Georgia" w:hAnsi="Georgia"/>
+          <w:noProof/>
+          <w:lang w:val="eu-ES"/>
+        </w:rPr>
+        <w:t xml:space="preserve">, </w:t>
+      </w:r>
+      <w:r>
+        <w:rPr>
+          <w:rFonts w:ascii="Georgia" w:hAnsi="Georgia"/>
+          <w:b/>
+          <w:bCs/>
+          <w:noProof/>
+          <w:lang w:val="eu-ES"/>
+        </w:rPr>
+        <w:t>y</w:t>
+      </w:r>
+      <w:r>
+        <w:rPr>
+          <w:rFonts w:ascii="Georgia" w:hAnsi="Georgia"/>
+          <w:noProof/>
+          <w:lang w:val="eu-ES"/>
+        </w:rPr>
+        <w:t xml:space="preserve">, </w:t>
+      </w:r>
+      <w:r>
+        <w:rPr>
+          <w:rFonts w:ascii="Georgia" w:hAnsi="Georgia"/>
+          <w:b/>
+          <w:bCs/>
+          <w:noProof/>
+          <w:lang w:val="eu-ES" w:bidi="ar-SA"/>
+        </w:rPr>
+        <w:t>śäwr</w:t>
       </w:r>
       <w:r>
         <w:rPr>
@@ -18905,78 +18993,6 @@
           <w:b/>
           <w:bCs/>
           <w:noProof/>
-          <w:lang w:val="eu-ES"/>
-        </w:rPr>
-        <w:t>läg</w:t>
-      </w:r>
-      <w:r>
-        <w:rPr>
-          <w:rFonts w:ascii="Georgia" w:hAnsi="Georgia"/>
-          <w:noProof/>
-          <w:lang w:val="eu-ES"/>
-        </w:rPr>
-        <w:t xml:space="preserve">, </w:t>
-      </w:r>
-      <w:r>
-        <w:rPr>
-          <w:rFonts w:ascii="Georgia" w:hAnsi="Georgia"/>
-          <w:b/>
-          <w:bCs/>
-          <w:noProof/>
-          <w:lang w:val="eu-ES" w:bidi="ar-SA"/>
-        </w:rPr>
-        <w:t>v`ras</w:t>
-      </w:r>
-      <w:r>
-        <w:rPr>
-          <w:rFonts w:ascii="Georgia" w:hAnsi="Georgia"/>
-          <w:noProof/>
-          <w:lang w:val="eu-ES"/>
-        </w:rPr>
-        <w:t xml:space="preserve">, </w:t>
-      </w:r>
-      <w:r>
-        <w:rPr>
-          <w:rFonts w:ascii="Georgia" w:hAnsi="Georgia"/>
-          <w:b/>
-          <w:bCs/>
-          <w:noProof/>
-          <w:lang w:val="eu-ES"/>
-        </w:rPr>
-        <w:t>y</w:t>
-      </w:r>
-      <w:r>
-        <w:rPr>
-          <w:rFonts w:ascii="Georgia" w:hAnsi="Georgia"/>
-          <w:noProof/>
-          <w:lang w:val="eu-ES"/>
-        </w:rPr>
-        <w:t xml:space="preserve">, </w:t>
-      </w:r>
-      <w:r>
-        <w:rPr>
-          <w:rFonts w:ascii="Georgia" w:hAnsi="Georgia"/>
-          <w:b/>
-          <w:bCs/>
-          <w:noProof/>
-          <w:lang w:val="eu-ES" w:bidi="ar-SA"/>
-        </w:rPr>
-        <w:t>śäwr</w:t>
-      </w:r>
-      <w:r>
-        <w:rPr>
-          <w:rFonts w:ascii="Georgia" w:hAnsi="Georgia"/>
-          <w:noProof/>
-          <w:lang w:val="eu-ES"/>
-        </w:rPr>
-        <w:t>/</w:t>
-      </w:r>
-      <w:r>
-        <w:rPr>
-          <w:rFonts w:ascii="Georgia" w:hAnsi="Georgia"/>
-          <w:b/>
-          <w:bCs/>
-          <w:noProof/>
           <w:lang w:val="eu-ES" w:bidi="ar-SA"/>
         </w:rPr>
         <w:t>sāry</w:t>
@@ -19003,7 +19019,39 @@
           <w:noProof/>
           <w:lang w:val="eu-ES"/>
         </w:rPr>
-        <w:t xml:space="preserve">lāk, Käln, Krās, Pāś; </w:t>
+        <w:t xml:space="preserve">lāk, </w:t>
+      </w:r>
+      <w:r>
+        <w:rPr>
+          <w:rFonts w:ascii="Georgia" w:hAnsi="Georgia"/>
+          <w:noProof/>
+          <w:lang w:val="eu-ES"/>
+        </w:rPr>
+        <w:t>Pāś</w:t>
+      </w:r>
+      <w:r>
+        <w:rPr>
+          <w:rFonts w:ascii="Georgia" w:hAnsi="Georgia"/>
+          <w:noProof/>
+          <w:lang w:val="eu-ES"/>
+        </w:rPr>
+        <w:t>,</w:t>
+      </w:r>
+      <w:r>
+        <w:rPr>
+          <w:rFonts w:ascii="Georgia" w:hAnsi="Georgia"/>
+          <w:noProof/>
+          <w:lang w:val="eu-ES"/>
+        </w:rPr>
+        <w:t xml:space="preserve"> </w:t>
+      </w:r>
+      <w:r>
+        <w:rPr>
+          <w:rFonts w:ascii="Georgia" w:hAnsi="Georgia"/>
+          <w:noProof/>
+          <w:lang w:val="eu-ES"/>
+        </w:rPr>
+        <w:t xml:space="preserve">Käln, Krās; </w:t>
       </w:r>
       <w:r>
         <w:rPr>

--- a/data/candrakanta.docx
+++ b/data/candrakanta.docx
@@ -22498,7 +22498,23 @@
           <w:noProof/>
           <w:lang w:val="eu-ES" w:bidi="ar-SA"/>
         </w:rPr>
-        <w:t xml:space="preserve"> and marginally between </w:t>
+        <w:t xml:space="preserve">, </w:t>
+      </w:r>
+      <w:r>
+        <w:rPr>
+          <w:rFonts w:ascii="Georgia" w:hAnsi="Georgia"/>
+          <w:noProof/>
+          <w:lang w:val="eu-ES" w:bidi="ar-SA"/>
+        </w:rPr>
+        <w:t xml:space="preserve">glides </w:t>
+      </w:r>
+      <w:r>
+        <w:rPr>
+          <w:rFonts w:ascii="Georgia" w:hAnsi="Georgia"/>
+          <w:noProof/>
+          <w:lang w:val="eu-ES" w:bidi="ar-SA"/>
+        </w:rPr>
+        <w:t xml:space="preserve">and marginally between </w:t>
       </w:r>
       <w:r>
         <w:rPr>

--- a/data/candrakanta.docx
+++ b/data/candrakanta.docx
@@ -26481,24 +26481,6 @@
           <w:noProof/>
           <w:lang w:val="eu-ES" w:bidi="ar-SA"/>
         </w:rPr>
-        <w:t>y</w:t>
-      </w:r>
-      <w:r>
-        <w:rPr>
-          <w:rFonts w:ascii="Georgia" w:hAnsi="Georgia"/>
-          <w:noProof/>
-          <w:lang w:val="eu-ES" w:bidi="ar-SA"/>
-        </w:rPr>
-        <w:t xml:space="preserve">, </w:t>
-      </w:r>
-      <w:r>
-        <w:rPr>
-          <w:rFonts w:ascii="Georgia" w:hAnsi="Georgia"/>
-          <w:i/>
-          <w:iCs/>
-          <w:noProof/>
-          <w:lang w:val="eu-ES" w:bidi="ar-SA"/>
-        </w:rPr>
         <w:t>s`</w:t>
       </w:r>
       <w:r>
@@ -26507,15 +26489,15 @@
           <w:noProof/>
           <w:lang w:val="eu-ES" w:bidi="ar-SA"/>
         </w:rPr>
-        <w:t xml:space="preserve"> </w:t>
-      </w:r>
-      <w:r>
-        <w:rPr>
-          <w:rFonts w:ascii="Georgia" w:hAnsi="Georgia"/>
-          <w:noProof/>
-          <w:lang w:val="eu-ES"/>
-        </w:rPr>
-        <w:t xml:space="preserve">and </w:t>
+        <w:t>,</w:t>
+      </w:r>
+      <w:r>
+        <w:rPr>
+          <w:rFonts w:ascii="Georgia" w:hAnsi="Georgia"/>
+          <w:noProof/>
+          <w:lang w:val="eu-ES"/>
+        </w:rPr>
+        <w:t xml:space="preserve"> </w:t>
       </w:r>
       <w:r>
         <w:rPr>
@@ -26524,6 +26506,14 @@
           <w:lang w:val="eu-ES" w:bidi="ar-SA"/>
         </w:rPr>
         <w:t>long vowels</w:t>
+      </w:r>
+      <w:r>
+        <w:rPr>
+          <w:rFonts w:ascii="Georgia" w:hAnsi="Georgia"/>
+          <w:noProof/>
+          <w:lang w:val="eu-ES" w:bidi="ar-SA"/>
+        </w:rPr>
+        <w:t xml:space="preserve"> and glides</w:t>
       </w:r>
       <w:r>
         <w:rPr>

--- a/data/candrakanta.docx
+++ b/data/candrakanta.docx
@@ -40936,7 +40936,35 @@
           <w:noProof/>
           <w:lang w:val="eu-ES"/>
         </w:rPr>
-        <w:t xml:space="preserve">o </w:t>
+        <w:t>o</w:t>
+      </w:r>
+      <w:r>
+        <w:rPr>
+          <w:rFonts w:ascii="Georgia" w:hAnsi="Georgia"/>
+          <w:noProof/>
+          <w:lang w:val="eu-ES"/>
+        </w:rPr>
+        <w:t>/</w:t>
+      </w:r>
+      <w:r>
+        <w:rPr>
+          <w:rFonts w:ascii="Georgia" w:hAnsi="Georgia"/>
+          <w:i/>
+          <w:iCs/>
+          <w:noProof/>
+          <w:lang w:val="x-none"/>
+        </w:rPr>
+        <w:t>ā`</w:t>
+      </w:r>
+      <w:r>
+        <w:rPr>
+          <w:rFonts w:ascii="Georgia" w:hAnsi="Georgia"/>
+          <w:i/>
+          <w:iCs/>
+          <w:noProof/>
+          <w:lang w:val="eu-ES"/>
+        </w:rPr>
+        <w:t xml:space="preserve"> </w:t>
       </w:r>
       <w:r>
         <w:rPr>

--- a/data/candrakanta.docx
+++ b/data/candrakanta.docx
@@ -4981,7 +4981,7 @@
           <w:noProof/>
           <w:lang w:val="eu-ES"/>
         </w:rPr>
-        <w:t>only in the declared cases,</w:t>
+        <w:t>in the declared cases,</w:t>
       </w:r>
       <w:r>
         <w:rPr>
@@ -5006,7 +5006,7 @@
           <w:noProof/>
           <w:lang w:val="eu-ES"/>
         </w:rPr>
-        <w:t>only after Saṅkrām,</w:t>
+        <w:t>after Saṅkrām,</w:t>
       </w:r>
       <w:r>
         <w:rPr>
@@ -5031,7 +5031,7 @@
           <w:noProof/>
           <w:lang w:val="eu-ES"/>
         </w:rPr>
-        <w:t xml:space="preserve"> only after Ṣurmă(+</w:t>
+        <w:t xml:space="preserve"> after Ṣurmă(+</w:t>
       </w:r>
       <w:r>
         <w:rPr>
@@ -5065,7 +5065,7 @@
           <w:noProof/>
           <w:lang w:val="eu-ES"/>
         </w:rPr>
-        <w:t>only after Anăpr(+</w:t>
+        <w:t>after Anăpr(+</w:t>
       </w:r>
       <w:r>
         <w:rPr>
@@ -5174,6 +5174,1132 @@
       <w:r>
         <w:rPr>
           <w:rFonts w:ascii="Georgia" w:hAnsi="Georgia"/>
+          <w:smallCaps/>
+          <w:noProof/>
+          <w:lang w:val="eu-ES"/>
+        </w:rPr>
+        <w:t>ppp</w:t>
+      </w:r>
+      <w:r>
+        <w:rPr>
+          <w:rFonts w:ascii="Georgia" w:hAnsi="Georgia"/>
+          <w:noProof/>
+          <w:lang w:val="eu-ES"/>
+        </w:rPr>
+        <w:t xml:space="preserve"> only </w:t>
+      </w:r>
+      <w:r>
+        <w:rPr>
+          <w:rFonts w:ascii="Georgia" w:hAnsi="Georgia"/>
+          <w:smallCaps/>
+          <w:noProof/>
+          <w:lang w:val="eu-ES"/>
+        </w:rPr>
+        <w:t>abl</w:t>
+      </w:r>
+      <w:r>
+        <w:rPr>
+          <w:rFonts w:ascii="Georgia" w:hAnsi="Georgia"/>
+          <w:noProof/>
+          <w:lang w:val="eu-ES"/>
+        </w:rPr>
+        <w:t xml:space="preserve"> and </w:t>
+      </w:r>
+      <w:r>
+        <w:rPr>
+          <w:rFonts w:ascii="Georgia" w:hAnsi="Georgia"/>
+          <w:smallCaps/>
+          <w:noProof/>
+          <w:lang w:val="eu-ES"/>
+        </w:rPr>
+        <w:t>per</w:t>
+      </w:r>
+      <w:r>
+        <w:rPr>
+          <w:rFonts w:ascii="Georgia" w:hAnsi="Georgia"/>
+          <w:noProof/>
+          <w:lang w:val="eu-ES"/>
+        </w:rPr>
+        <w:t xml:space="preserve"> (after </w:t>
+      </w:r>
+      <w:r>
+        <w:rPr>
+          <w:rFonts w:ascii="Georgia" w:hAnsi="Georgia"/>
+          <w:b/>
+          <w:bCs/>
+          <w:noProof/>
+          <w:lang w:val="eu-ES"/>
+        </w:rPr>
+        <w:t>täm</w:t>
+      </w:r>
+      <w:r>
+        <w:rPr>
+          <w:rFonts w:ascii="Georgia" w:hAnsi="Georgia"/>
+          <w:noProof/>
+          <w:lang w:val="eu-ES"/>
+        </w:rPr>
+        <w:t>+</w:t>
+      </w:r>
+      <w:r>
+        <w:rPr>
+          <w:rFonts w:ascii="Georgia" w:hAnsi="Georgia"/>
+          <w:smallCaps/>
+          <w:noProof/>
+          <w:lang w:val="eu-ES"/>
+        </w:rPr>
+        <w:t>v</w:t>
+      </w:r>
+      <w:r>
+        <w:rPr>
+          <w:rFonts w:ascii="Georgia" w:hAnsi="Georgia"/>
+          <w:noProof/>
+          <w:lang w:val="eu-ES"/>
+        </w:rPr>
+        <w:t xml:space="preserve"> also </w:t>
+      </w:r>
+      <w:r>
+        <w:rPr>
+          <w:rFonts w:ascii="Georgia" w:hAnsi="Georgia"/>
+          <w:smallCaps/>
+          <w:noProof/>
+          <w:lang w:val="eu-ES"/>
+        </w:rPr>
+        <w:t>abl3</w:t>
+      </w:r>
+      <w:r>
+        <w:rPr>
+          <w:rFonts w:ascii="Georgia" w:hAnsi="Georgia"/>
+          <w:noProof/>
+          <w:lang w:val="eu-ES"/>
+        </w:rPr>
+        <w:t xml:space="preserve">, after </w:t>
+      </w:r>
+      <w:r>
+        <w:rPr>
+          <w:rFonts w:ascii="Georgia" w:hAnsi="Georgia"/>
+          <w:b/>
+          <w:bCs/>
+          <w:noProof/>
+          <w:lang w:val="eu-ES"/>
+        </w:rPr>
+        <w:t>tärk</w:t>
+      </w:r>
+      <w:r>
+        <w:rPr>
+          <w:rFonts w:ascii="Georgia" w:hAnsi="Georgia"/>
+          <w:noProof/>
+          <w:lang w:val="eu-ES"/>
+        </w:rPr>
+        <w:t>/</w:t>
+      </w:r>
+      <w:r>
+        <w:rPr>
+          <w:rFonts w:ascii="Georgia" w:hAnsi="Georgia"/>
+          <w:b/>
+          <w:bCs/>
+          <w:noProof/>
+          <w:lang w:val="eu-ES"/>
+        </w:rPr>
+        <w:t>kärs</w:t>
+      </w:r>
+      <w:r>
+        <w:rPr>
+          <w:rFonts w:ascii="Georgia" w:hAnsi="Georgia"/>
+          <w:noProof/>
+          <w:lang w:val="eu-ES"/>
+        </w:rPr>
+        <w:t>+</w:t>
+      </w:r>
+      <w:r>
+        <w:rPr>
+          <w:rFonts w:ascii="Georgia" w:hAnsi="Georgia"/>
+          <w:smallCaps/>
+          <w:noProof/>
+          <w:lang w:val="eu-ES"/>
+        </w:rPr>
+        <w:t>v</w:t>
+      </w:r>
+      <w:r>
+        <w:rPr>
+          <w:rFonts w:ascii="Georgia" w:hAnsi="Georgia"/>
+          <w:noProof/>
+          <w:lang w:val="eu-ES"/>
+        </w:rPr>
+        <w:t xml:space="preserve"> </w:t>
+      </w:r>
+      <w:r>
+        <w:rPr>
+          <w:rFonts w:ascii="Georgia" w:hAnsi="Georgia"/>
+          <w:smallCaps/>
+          <w:noProof/>
+          <w:lang w:val="eu-ES"/>
+        </w:rPr>
+        <w:t>nom</w:t>
+      </w:r>
+      <w:r>
+        <w:rPr>
+          <w:rFonts w:ascii="Georgia" w:hAnsi="Georgia"/>
+          <w:noProof/>
+          <w:lang w:val="eu-ES"/>
+        </w:rPr>
+        <w:t xml:space="preserve"> and </w:t>
+      </w:r>
+      <w:r>
+        <w:rPr>
+          <w:rFonts w:ascii="Georgia" w:hAnsi="Georgia"/>
+          <w:smallCaps/>
+          <w:noProof/>
+          <w:lang w:val="eu-ES"/>
+        </w:rPr>
+        <w:t>acc</w:t>
+      </w:r>
+      <w:r>
+        <w:rPr>
+          <w:rFonts w:ascii="Georgia" w:hAnsi="Georgia"/>
+          <w:smallCaps/>
+          <w:noProof/>
+          <w:lang w:val="eu-ES"/>
+        </w:rPr>
+        <w:t xml:space="preserve">, </w:t>
+      </w:r>
+      <w:r>
+        <w:rPr>
+          <w:rFonts w:ascii="Georgia" w:hAnsi="Georgia"/>
+          <w:noProof/>
+          <w:lang w:val="eu-ES"/>
+        </w:rPr>
+        <w:t xml:space="preserve">after </w:t>
+      </w:r>
+      <w:r>
+        <w:rPr>
+          <w:rFonts w:ascii="Georgia" w:hAnsi="Georgia"/>
+          <w:b/>
+          <w:bCs/>
+          <w:noProof/>
+          <w:lang w:val="eu-ES"/>
+        </w:rPr>
+        <w:t>läm</w:t>
+      </w:r>
+      <w:r>
+        <w:rPr>
+          <w:rFonts w:ascii="Georgia" w:hAnsi="Georgia"/>
+          <w:noProof/>
+          <w:lang w:val="eu-ES"/>
+        </w:rPr>
+        <w:t xml:space="preserve">, </w:t>
+      </w:r>
+      <w:r>
+        <w:rPr>
+          <w:rFonts w:ascii="Georgia" w:hAnsi="Georgia"/>
+          <w:b/>
+          <w:bCs/>
+          <w:noProof/>
+          <w:lang w:val="eu-ES"/>
+        </w:rPr>
+        <w:t>näzv</w:t>
+      </w:r>
+      <w:r>
+        <w:rPr>
+          <w:rFonts w:ascii="Georgia" w:hAnsi="Georgia"/>
+          <w:noProof/>
+          <w:lang w:val="eu-ES"/>
+        </w:rPr>
+        <w:t xml:space="preserve">, </w:t>
+      </w:r>
+      <w:r>
+        <w:rPr>
+          <w:rFonts w:ascii="Georgia" w:hAnsi="Georgia"/>
+          <w:b/>
+          <w:bCs/>
+          <w:noProof/>
+          <w:lang w:val="eu-ES"/>
+        </w:rPr>
+        <w:t>λāw</w:t>
+      </w:r>
+      <w:r>
+        <w:rPr>
+          <w:rFonts w:ascii="Georgia" w:hAnsi="Georgia"/>
+          <w:noProof/>
+          <w:lang w:val="eu-ES"/>
+        </w:rPr>
+        <w:t xml:space="preserve"> </w:t>
+      </w:r>
+      <w:r>
+        <w:rPr>
+          <w:rFonts w:ascii="Georgia" w:hAnsi="Georgia"/>
+          <w:smallCaps/>
+          <w:noProof/>
+          <w:lang w:val="eu-ES"/>
+        </w:rPr>
+        <w:t>ins</w:t>
+      </w:r>
+      <w:r>
+        <w:rPr>
+          <w:rFonts w:ascii="Georgia" w:hAnsi="Georgia"/>
+          <w:noProof/>
+          <w:lang w:val="eu-ES"/>
+        </w:rPr>
+        <w:t xml:space="preserve">), after </w:t>
+      </w:r>
+      <w:r>
+        <w:rPr>
+          <w:rFonts w:ascii="Georgia" w:hAnsi="Georgia"/>
+          <w:b/>
+          <w:bCs/>
+          <w:noProof/>
+          <w:lang w:val="eu-ES"/>
+        </w:rPr>
+        <w:t>mkältāwr</w:t>
+      </w:r>
+      <w:r>
+        <w:rPr>
+          <w:rFonts w:ascii="Georgia" w:hAnsi="Georgia"/>
+          <w:noProof/>
+          <w:lang w:val="eu-ES"/>
+        </w:rPr>
+        <w:t xml:space="preserve"> </w:t>
+      </w:r>
+      <w:r>
+        <w:rPr>
+          <w:rFonts w:ascii="Georgia" w:hAnsi="Georgia"/>
+          <w:smallCaps/>
+          <w:noProof/>
+          <w:lang w:val="eu-ES"/>
+        </w:rPr>
+        <w:t>abl3</w:t>
+      </w:r>
+      <w:r>
+        <w:rPr>
+          <w:rFonts w:ascii="Georgia" w:hAnsi="Georgia"/>
+          <w:noProof/>
+          <w:lang w:val="eu-ES"/>
+        </w:rPr>
+        <w:t>,</w:t>
+      </w:r>
+      <w:r>
+        <w:rPr>
+          <w:rFonts w:ascii="Georgia" w:hAnsi="Georgia"/>
+          <w:smallCaps/>
+          <w:noProof/>
+          <w:lang w:val="eu-ES"/>
+        </w:rPr>
+        <w:t xml:space="preserve"> </w:t>
+      </w:r>
+      <w:r>
+        <w:rPr>
+          <w:rFonts w:ascii="Georgia" w:hAnsi="Georgia"/>
+          <w:noProof/>
+          <w:lang w:val="eu-ES"/>
+        </w:rPr>
+        <w:t>a</w:t>
+      </w:r>
+      <w:r>
+        <w:rPr>
+          <w:rFonts w:ascii="Georgia" w:hAnsi="Georgia"/>
+          <w:noProof/>
+          <w:lang w:val="eu-ES"/>
+        </w:rPr>
+        <w:t>fter</w:t>
+      </w:r>
+      <w:r>
+        <w:rPr>
+          <w:rFonts w:ascii="Georgia" w:hAnsi="Georgia"/>
+          <w:smallCaps/>
+          <w:noProof/>
+          <w:lang w:val="eu-ES"/>
+        </w:rPr>
+        <w:t xml:space="preserve"> </w:t>
+      </w:r>
+      <w:r>
+        <w:rPr>
+          <w:rFonts w:ascii="Georgia" w:hAnsi="Georgia"/>
+          <w:b/>
+          <w:bCs/>
+          <w:noProof/>
+          <w:lang w:val="eu-ES"/>
+        </w:rPr>
+        <w:t>qä</w:t>
+      </w:r>
+      <w:r>
+        <w:rPr>
+          <w:rFonts w:ascii="Georgia" w:hAnsi="Georgia"/>
+          <w:noProof/>
+          <w:lang w:val="eu-ES"/>
+        </w:rPr>
+        <w:t>+</w:t>
+      </w:r>
+      <w:r>
+        <w:rPr>
+          <w:rFonts w:ascii="Georgia" w:hAnsi="Georgia"/>
+          <w:smallCaps/>
+          <w:noProof/>
+          <w:lang w:val="eu-ES"/>
+        </w:rPr>
+        <w:t>pl</w:t>
+      </w:r>
+      <w:r>
+        <w:rPr>
+          <w:rFonts w:ascii="Georgia" w:hAnsi="Georgia"/>
+          <w:noProof/>
+          <w:lang w:val="eu-ES"/>
+        </w:rPr>
+        <w:t xml:space="preserve"> </w:t>
+      </w:r>
+      <w:r>
+        <w:rPr>
+          <w:rFonts w:ascii="Georgia" w:hAnsi="Georgia"/>
+          <w:smallCaps/>
+          <w:noProof/>
+          <w:lang w:val="eu-ES"/>
+        </w:rPr>
+        <w:t>nom</w:t>
+      </w:r>
+      <w:r>
+        <w:rPr>
+          <w:rFonts w:ascii="Georgia" w:hAnsi="Georgia"/>
+          <w:noProof/>
+          <w:lang w:val="eu-ES"/>
+        </w:rPr>
+        <w:t xml:space="preserve"> and </w:t>
+      </w:r>
+      <w:r>
+        <w:rPr>
+          <w:rFonts w:ascii="Georgia" w:hAnsi="Georgia"/>
+          <w:smallCaps/>
+          <w:noProof/>
+          <w:lang w:val="eu-ES"/>
+        </w:rPr>
+        <w:t>acc</w:t>
+      </w:r>
+      <w:r>
+        <w:rPr>
+          <w:rFonts w:ascii="Georgia" w:hAnsi="Georgia"/>
+          <w:noProof/>
+          <w:lang w:val="eu-ES"/>
+        </w:rPr>
+        <w:t>,</w:t>
+      </w:r>
+      <w:r>
+        <w:rPr>
+          <w:rFonts w:ascii="Georgia" w:hAnsi="Georgia"/>
+          <w:noProof/>
+          <w:lang w:val="eu-ES"/>
+        </w:rPr>
+        <w:t xml:space="preserve"> </w:t>
+      </w:r>
+      <w:r>
+        <w:rPr>
+          <w:rFonts w:ascii="Georgia" w:hAnsi="Georgia"/>
+          <w:noProof/>
+          <w:lang w:val="eu-ES"/>
+        </w:rPr>
+        <w:t>otherwise after indeclinable</w:t>
+      </w:r>
+      <w:r>
+        <w:rPr>
+          <w:rFonts w:ascii="Georgia" w:hAnsi="Georgia"/>
+          <w:noProof/>
+          <w:lang w:val="ru-RU"/>
+        </w:rPr>
+        <w:t xml:space="preserve"> (not Ac)</w:t>
+      </w:r>
+      <w:r>
+        <w:rPr>
+          <w:rFonts w:ascii="Georgia" w:hAnsi="Georgia"/>
+          <w:noProof/>
+          <w:lang w:val="eu-ES"/>
+        </w:rPr>
+        <w:t xml:space="preserve">, </w:t>
+      </w:r>
+      <w:r>
+        <w:rPr>
+          <w:rFonts w:ascii="Georgia" w:hAnsi="Georgia"/>
+          <w:noProof/>
+          <w:lang w:val="eu-ES"/>
+        </w:rPr>
+        <w:t>case</w:t>
+      </w:r>
+      <w:r>
+        <w:rPr>
+          <w:rFonts w:ascii="Georgia" w:hAnsi="Georgia"/>
+          <w:noProof/>
+          <w:lang w:val="eu-ES"/>
+        </w:rPr>
+        <w:t xml:space="preserve">, </w:t>
+      </w:r>
+      <w:r>
+        <w:rPr>
+          <w:rFonts w:ascii="Georgia" w:hAnsi="Georgia"/>
+          <w:b/>
+          <w:bCs/>
+          <w:noProof/>
+          <w:lang w:val="eu-ES"/>
+        </w:rPr>
+        <w:t>p</w:t>
+      </w:r>
+      <w:r>
+        <w:rPr>
+          <w:rFonts w:ascii="Georgia" w:hAnsi="Georgia"/>
+          <w:noProof/>
+          <w:lang w:val="eu-ES"/>
+        </w:rPr>
+        <w:t>~</w:t>
+      </w:r>
+      <w:r>
+        <w:rPr>
+          <w:rFonts w:ascii="Georgia" w:hAnsi="Georgia"/>
+          <w:smallCaps/>
+          <w:noProof/>
+          <w:lang w:val="eu-ES"/>
+        </w:rPr>
+        <w:t>sg</w:t>
+      </w:r>
+      <w:r>
+        <w:rPr>
+          <w:rFonts w:ascii="Georgia" w:hAnsi="Georgia"/>
+          <w:noProof/>
+          <w:lang w:val="eu-ES"/>
+        </w:rPr>
+        <w:t xml:space="preserve"> and </w:t>
+      </w:r>
+      <w:r>
+        <w:rPr>
+          <w:rFonts w:ascii="Georgia" w:hAnsi="Georgia"/>
+          <w:b/>
+          <w:bCs/>
+          <w:noProof/>
+          <w:vertAlign w:val="superscript"/>
+          <w:lang w:val="eu-ES"/>
+        </w:rPr>
+        <w:t>X</w:t>
+      </w:r>
+      <w:r>
+        <w:rPr>
+          <w:rFonts w:ascii="Georgia" w:hAnsi="Georgia"/>
+          <w:b/>
+          <w:bCs/>
+          <w:noProof/>
+          <w:lang w:val="eu-ES"/>
+        </w:rPr>
+        <w:t>ālamwäc</w:t>
+      </w:r>
+      <w:r>
+        <w:rPr>
+          <w:rFonts w:ascii="Georgia" w:hAnsi="Georgia"/>
+          <w:noProof/>
+          <w:lang w:val="eu-ES"/>
+        </w:rPr>
+        <w:t xml:space="preserve"> only </w:t>
+      </w:r>
+      <w:r>
+        <w:rPr>
+          <w:rFonts w:ascii="Georgia" w:hAnsi="Georgia"/>
+          <w:smallCaps/>
+          <w:noProof/>
+          <w:lang w:val="eu-ES"/>
+        </w:rPr>
+        <w:t>nom</w:t>
+      </w:r>
+      <w:r>
+        <w:rPr>
+          <w:rFonts w:ascii="Georgia" w:hAnsi="Georgia"/>
+          <w:noProof/>
+          <w:lang w:val="eu-ES"/>
+        </w:rPr>
+        <w:t xml:space="preserve"> is possible, after </w:t>
+      </w:r>
+      <w:r>
+        <w:rPr>
+          <w:rFonts w:ascii="Georgia" w:hAnsi="Georgia"/>
+          <w:b/>
+          <w:bCs/>
+          <w:noProof/>
+          <w:lang w:val="eu-ES"/>
+        </w:rPr>
+        <w:t>antu</w:t>
+      </w:r>
+      <w:r>
+        <w:rPr>
+          <w:rFonts w:ascii="Georgia" w:hAnsi="Georgia"/>
+          <w:noProof/>
+          <w:lang w:val="eu-ES"/>
+        </w:rPr>
+        <w:t xml:space="preserve">, </w:t>
+      </w:r>
+      <w:r>
+        <w:rPr>
+          <w:rFonts w:ascii="Georgia" w:hAnsi="Georgia"/>
+          <w:b/>
+          <w:bCs/>
+          <w:noProof/>
+          <w:lang w:val="eu-ES"/>
+        </w:rPr>
+        <w:t>λutār</w:t>
+      </w:r>
+      <w:r>
+        <w:rPr>
+          <w:rFonts w:ascii="Georgia" w:hAnsi="Georgia"/>
+          <w:noProof/>
+          <w:lang w:val="eu-ES"/>
+        </w:rPr>
+        <w:t xml:space="preserve">, </w:t>
+      </w:r>
+      <w:r>
+        <w:rPr>
+          <w:rFonts w:ascii="Georgia" w:hAnsi="Georgia"/>
+          <w:b/>
+          <w:bCs/>
+          <w:noProof/>
+          <w:lang w:val="eu-ES"/>
+        </w:rPr>
+        <w:t>ś`äw</w:t>
+      </w:r>
+      <w:r>
+        <w:rPr>
+          <w:rFonts w:ascii="Georgia" w:hAnsi="Georgia"/>
+          <w:noProof/>
+          <w:lang w:val="eu-ES"/>
+        </w:rPr>
+        <w:t xml:space="preserve"> </w:t>
+      </w:r>
+      <w:r>
+        <w:rPr>
+          <w:rFonts w:ascii="Georgia" w:hAnsi="Georgia"/>
+          <w:noProof/>
+          <w:lang w:val="eu-ES"/>
+        </w:rPr>
+        <w:t xml:space="preserve">also </w:t>
+      </w:r>
+      <w:r>
+        <w:rPr>
+          <w:rFonts w:ascii="Georgia" w:hAnsi="Georgia"/>
+          <w:smallCaps/>
+          <w:noProof/>
+          <w:lang w:val="eu-ES"/>
+        </w:rPr>
+        <w:t>abl</w:t>
+      </w:r>
+      <w:r>
+        <w:rPr>
+          <w:rFonts w:ascii="Georgia" w:hAnsi="Georgia"/>
+          <w:noProof/>
+          <w:lang w:val="eu-ES"/>
+        </w:rPr>
+        <w:t xml:space="preserve">, after </w:t>
+      </w:r>
+      <w:r>
+        <w:rPr>
+          <w:rFonts w:ascii="Georgia" w:hAnsi="Georgia"/>
+          <w:b/>
+          <w:bCs/>
+          <w:noProof/>
+          <w:lang w:val="eu-ES"/>
+        </w:rPr>
+        <w:t>ṣolār</w:t>
+      </w:r>
+      <w:r>
+        <w:rPr>
+          <w:rFonts w:ascii="Georgia" w:hAnsi="Georgia"/>
+          <w:noProof/>
+          <w:lang w:val="eu-ES"/>
+        </w:rPr>
+        <w:t xml:space="preserve">, </w:t>
+      </w:r>
+      <w:r>
+        <w:rPr>
+          <w:rFonts w:ascii="Georgia" w:hAnsi="Georgia"/>
+          <w:b/>
+          <w:bCs/>
+          <w:noProof/>
+          <w:vertAlign w:val="superscript"/>
+          <w:lang w:val="eu-ES"/>
+        </w:rPr>
+        <w:t>I</w:t>
+      </w:r>
+      <w:r>
+        <w:rPr>
+          <w:rFonts w:ascii="Georgia" w:hAnsi="Georgia"/>
+          <w:b/>
+          <w:bCs/>
+          <w:noProof/>
+          <w:lang w:val="eu-ES"/>
+        </w:rPr>
+        <w:t>yla</w:t>
+      </w:r>
+      <w:r>
+        <w:rPr>
+          <w:rFonts w:ascii="Georgia" w:hAnsi="Georgia"/>
+          <w:b/>
+          <w:bCs/>
+          <w:noProof/>
+          <w:lang w:val="x-none"/>
+        </w:rPr>
+        <w:t>ṅ</w:t>
+      </w:r>
+      <w:r>
+        <w:rPr>
+          <w:rFonts w:ascii="Georgia" w:hAnsi="Georgia"/>
+          <w:b/>
+          <w:bCs/>
+          <w:noProof/>
+          <w:lang w:val="x-none"/>
+        </w:rPr>
+        <w:softHyphen/>
+      </w:r>
+      <w:r>
+        <w:rPr>
+          <w:rFonts w:ascii="Georgia" w:hAnsi="Georgia"/>
+          <w:b/>
+          <w:bCs/>
+          <w:noProof/>
+          <w:lang w:val="x-none"/>
+        </w:rPr>
+        <w:t>kaṃ</w:t>
+      </w:r>
+      <w:r>
+        <w:rPr>
+          <w:rFonts w:ascii="Georgia" w:hAnsi="Georgia"/>
+          <w:noProof/>
+          <w:lang w:val="eu-ES"/>
+        </w:rPr>
+        <w:t xml:space="preserve"> </w:t>
+      </w:r>
+      <w:r>
+        <w:rPr>
+          <w:rFonts w:ascii="Georgia" w:hAnsi="Georgia"/>
+          <w:smallCaps/>
+          <w:noProof/>
+          <w:lang w:val="eu-ES"/>
+        </w:rPr>
+        <w:t>loc</w:t>
+      </w:r>
+      <w:r>
+        <w:rPr>
+          <w:rFonts w:ascii="Georgia" w:hAnsi="Georgia"/>
+          <w:noProof/>
+          <w:lang w:val="eu-ES"/>
+        </w:rPr>
+        <w:t xml:space="preserve">, </w:t>
+      </w:r>
+      <w:r>
+        <w:rPr>
+          <w:rFonts w:ascii="Georgia" w:hAnsi="Georgia"/>
+          <w:noProof/>
+          <w:lang w:val="eu-ES"/>
+        </w:rPr>
+        <w:t xml:space="preserve">after </w:t>
+      </w:r>
+      <w:r>
+        <w:rPr>
+          <w:rFonts w:ascii="Georgia" w:hAnsi="Georgia"/>
+          <w:b/>
+          <w:bCs/>
+          <w:noProof/>
+          <w:lang w:val="eu-ES"/>
+        </w:rPr>
+        <w:t>menāk</w:t>
+      </w:r>
+      <w:r>
+        <w:rPr>
+          <w:rFonts w:ascii="Georgia" w:hAnsi="Georgia"/>
+          <w:noProof/>
+          <w:lang w:val="eu-ES"/>
+        </w:rPr>
+        <w:t xml:space="preserve"> </w:t>
+      </w:r>
+      <w:r>
+        <w:rPr>
+          <w:rFonts w:ascii="Georgia" w:hAnsi="Georgia"/>
+          <w:smallCaps/>
+          <w:noProof/>
+          <w:lang w:val="eu-ES"/>
+        </w:rPr>
+        <w:t>ins</w:t>
+      </w:r>
+      <w:r>
+        <w:rPr>
+          <w:rFonts w:ascii="Georgia" w:hAnsi="Georgia"/>
+          <w:noProof/>
+          <w:lang w:val="eu-ES"/>
+        </w:rPr>
+        <w:t xml:space="preserve">, </w:t>
+      </w:r>
+      <w:r>
+        <w:rPr>
+          <w:rFonts w:ascii="Georgia" w:hAnsi="Georgia"/>
+          <w:noProof/>
+          <w:lang w:val="eu-ES"/>
+        </w:rPr>
+        <w:t xml:space="preserve">after </w:t>
+      </w:r>
+      <w:r>
+        <w:rPr>
+          <w:rFonts w:ascii="Georgia" w:hAnsi="Georgia"/>
+          <w:b/>
+          <w:bCs/>
+          <w:noProof/>
+          <w:vertAlign w:val="superscript"/>
+          <w:lang w:val="eu-ES"/>
+        </w:rPr>
+        <w:t>I</w:t>
+      </w:r>
+      <w:r>
+        <w:rPr>
+          <w:rFonts w:ascii="Georgia" w:hAnsi="Georgia"/>
+          <w:b/>
+          <w:bCs/>
+          <w:noProof/>
+          <w:lang w:val="eu-ES"/>
+        </w:rPr>
+        <w:t>snepal</w:t>
+      </w:r>
+      <w:r>
+        <w:rPr>
+          <w:rFonts w:ascii="Georgia" w:hAnsi="Georgia"/>
+          <w:noProof/>
+          <w:lang w:val="eu-ES"/>
+        </w:rPr>
+        <w:t>,</w:t>
+      </w:r>
+      <w:r>
+        <w:rPr>
+          <w:rFonts w:ascii="Georgia" w:hAnsi="Georgia"/>
+          <w:noProof/>
+          <w:lang w:val="eu-ES"/>
+        </w:rPr>
+        <w:t xml:space="preserve"> </w:t>
+      </w:r>
+      <w:r>
+        <w:rPr>
+          <w:rFonts w:ascii="Georgia" w:hAnsi="Georgia"/>
+          <w:b/>
+          <w:bCs/>
+          <w:noProof/>
+          <w:lang w:val="eu-ES"/>
+        </w:rPr>
+        <w:t>neṣ</w:t>
+      </w:r>
+      <w:r>
+        <w:rPr>
+          <w:rFonts w:ascii="Georgia" w:hAnsi="Georgia"/>
+          <w:noProof/>
+          <w:lang w:val="eu-ES"/>
+        </w:rPr>
+        <w:t>,</w:t>
+      </w:r>
+      <w:r>
+        <w:rPr>
+          <w:rFonts w:ascii="Georgia" w:hAnsi="Georgia"/>
+          <w:b/>
+          <w:bCs/>
+          <w:noProof/>
+          <w:vertAlign w:val="superscript"/>
+          <w:lang w:val="eu-ES"/>
+        </w:rPr>
+        <w:t xml:space="preserve"> </w:t>
+      </w:r>
+      <w:r>
+        <w:rPr>
+          <w:rFonts w:ascii="Georgia" w:hAnsi="Georgia"/>
+          <w:b/>
+          <w:bCs/>
+          <w:noProof/>
+          <w:vertAlign w:val="superscript"/>
+          <w:lang w:val="eu-ES"/>
+        </w:rPr>
+        <w:t>I</w:t>
+      </w:r>
+      <w:r>
+        <w:rPr>
+          <w:rFonts w:ascii="Georgia" w:hAnsi="Georgia"/>
+          <w:b/>
+          <w:bCs/>
+          <w:noProof/>
+          <w:lang w:val="eu-ES"/>
+        </w:rPr>
+        <w:t>ykon</w:t>
+      </w:r>
+      <w:r>
+        <w:rPr>
+          <w:rFonts w:ascii="Georgia" w:hAnsi="Georgia"/>
+          <w:b/>
+          <w:bCs/>
+          <w:noProof/>
+          <w:lang w:val="x-none"/>
+        </w:rPr>
+        <w:t>ā</w:t>
+      </w:r>
+      <w:r>
+        <w:rPr>
+          <w:rFonts w:ascii="Georgia" w:hAnsi="Georgia"/>
+          <w:noProof/>
+          <w:lang w:val="eu-ES"/>
+        </w:rPr>
+        <w:t>,</w:t>
+      </w:r>
+      <w:r>
+        <w:rPr>
+          <w:rFonts w:ascii="Georgia" w:hAnsi="Georgia"/>
+          <w:b/>
+          <w:bCs/>
+          <w:noProof/>
+          <w:lang w:val="eu-ES"/>
+        </w:rPr>
+        <w:t xml:space="preserve"> </w:t>
+      </w:r>
+      <w:r>
+        <w:rPr>
+          <w:rFonts w:ascii="Georgia" w:hAnsi="Georgia"/>
+          <w:b/>
+          <w:bCs/>
+          <w:noProof/>
+          <w:vertAlign w:val="superscript"/>
+          <w:lang w:val="eu-ES"/>
+        </w:rPr>
+        <w:t>I</w:t>
+      </w:r>
+      <w:r>
+        <w:rPr>
+          <w:rFonts w:ascii="Georgia" w:hAnsi="Georgia"/>
+          <w:b/>
+          <w:bCs/>
+          <w:noProof/>
+          <w:lang w:val="eu-ES"/>
+        </w:rPr>
+        <w:t>op</w:t>
+      </w:r>
+      <w:r>
+        <w:rPr>
+          <w:rFonts w:ascii="Georgia" w:hAnsi="Georgia"/>
+          <w:b/>
+          <w:bCs/>
+          <w:noProof/>
+          <w:lang w:val="x-none"/>
+        </w:rPr>
+        <w:t>ärkā</w:t>
+      </w:r>
+      <w:r>
+        <w:rPr>
+          <w:rFonts w:ascii="Georgia" w:hAnsi="Georgia"/>
+          <w:noProof/>
+          <w:lang w:val="eu-ES"/>
+        </w:rPr>
+        <w:t xml:space="preserve"> </w:t>
+      </w:r>
+      <w:r>
+        <w:rPr>
+          <w:rFonts w:ascii="Georgia" w:hAnsi="Georgia"/>
+          <w:smallCaps/>
+          <w:noProof/>
+          <w:lang w:val="eu-ES"/>
+        </w:rPr>
+        <w:t>per</w:t>
+      </w:r>
+      <w:r>
+        <w:rPr>
+          <w:rFonts w:ascii="Georgia" w:hAnsi="Georgia"/>
+          <w:noProof/>
+          <w:lang w:val="eu-ES"/>
+        </w:rPr>
+        <w:t>,</w:t>
+      </w:r>
+      <w:r>
+        <w:rPr>
+          <w:rFonts w:ascii="Georgia" w:hAnsi="Georgia"/>
+          <w:noProof/>
+          <w:lang w:val="eu-ES"/>
+        </w:rPr>
+        <w:t xml:space="preserve"> after </w:t>
+      </w:r>
+      <w:r>
+        <w:rPr>
+          <w:rFonts w:ascii="Georgia" w:hAnsi="Georgia"/>
+          <w:b/>
+          <w:bCs/>
+          <w:noProof/>
+          <w:vertAlign w:val="superscript"/>
+          <w:lang w:val="eu-ES"/>
+        </w:rPr>
+        <w:t>I</w:t>
+      </w:r>
+      <w:r>
+        <w:rPr>
+          <w:rFonts w:ascii="Georgia" w:hAnsi="Georgia"/>
+          <w:b/>
+          <w:bCs/>
+          <w:noProof/>
+          <w:lang w:val="eu-ES"/>
+        </w:rPr>
+        <w:t>at</w:t>
+      </w:r>
+      <w:r>
+        <w:rPr>
+          <w:rFonts w:ascii="Georgia" w:hAnsi="Georgia"/>
+          <w:b/>
+          <w:bCs/>
+          <w:noProof/>
+          <w:lang w:val="x-none"/>
+        </w:rPr>
+        <w:t>äṅkac</w:t>
+      </w:r>
+      <w:r>
+        <w:rPr>
+          <w:rFonts w:ascii="Georgia" w:hAnsi="Georgia"/>
+          <w:noProof/>
+          <w:lang w:val="x-none"/>
+        </w:rPr>
+        <w:t xml:space="preserve">, </w:t>
+      </w:r>
+      <w:r>
+        <w:rPr>
+          <w:rFonts w:ascii="Georgia" w:hAnsi="Georgia"/>
+          <w:b/>
+          <w:bCs/>
+          <w:noProof/>
+          <w:vertAlign w:val="superscript"/>
+          <w:lang w:val="x-none"/>
+        </w:rPr>
+        <w:t>I</w:t>
+      </w:r>
+      <w:r>
+        <w:rPr>
+          <w:rFonts w:ascii="Georgia" w:hAnsi="Georgia"/>
+          <w:b/>
+          <w:bCs/>
+          <w:noProof/>
+          <w:lang w:val="x-none"/>
+        </w:rPr>
+        <w:t>oklop</w:t>
+      </w:r>
+      <w:r>
+        <w:rPr>
+          <w:rFonts w:ascii="Georgia" w:hAnsi="Georgia"/>
+          <w:noProof/>
+          <w:lang w:val="eu-ES"/>
+        </w:rPr>
+        <w:t xml:space="preserve"> </w:t>
+      </w:r>
+      <w:r>
+        <w:rPr>
+          <w:rFonts w:ascii="Georgia" w:hAnsi="Georgia"/>
+          <w:smallCaps/>
+          <w:noProof/>
+          <w:lang w:val="eu-ES"/>
+        </w:rPr>
+        <w:t>all</w:t>
+      </w:r>
+      <w:r>
+        <w:rPr>
+          <w:rFonts w:ascii="Georgia" w:hAnsi="Georgia"/>
+          <w:noProof/>
+          <w:lang w:val="eu-ES"/>
+        </w:rPr>
+        <w:t>,</w:t>
+      </w:r>
+      <w:r>
+        <w:rPr>
+          <w:rFonts w:ascii="Georgia" w:hAnsi="Georgia"/>
+          <w:noProof/>
+          <w:lang w:val="eu-ES"/>
+        </w:rPr>
+        <w:t xml:space="preserve"> after </w:t>
+      </w:r>
+      <w:r>
+        <w:rPr>
+          <w:rFonts w:ascii="Georgia" w:hAnsi="Georgia"/>
+          <w:b/>
+          <w:bCs/>
+          <w:noProof/>
+          <w:lang w:val="eu-ES"/>
+        </w:rPr>
+        <w:t>ywār</w:t>
+      </w:r>
+      <w:r>
+        <w:rPr>
+          <w:rFonts w:ascii="Georgia" w:hAnsi="Georgia"/>
+          <w:noProof/>
+          <w:lang w:val="eu-ES"/>
+        </w:rPr>
+        <w:t>,</w:t>
+      </w:r>
+      <w:r>
+        <w:rPr>
+          <w:rFonts w:ascii="Georgia" w:hAnsi="Georgia"/>
+          <w:b/>
+          <w:bCs/>
+          <w:noProof/>
+          <w:lang w:val="eu-ES"/>
+        </w:rPr>
+        <w:t xml:space="preserve"> el </w:t>
+      </w:r>
+      <w:r>
+        <w:rPr>
+          <w:rFonts w:ascii="Georgia" w:hAnsi="Georgia"/>
+          <w:smallCaps/>
+          <w:noProof/>
+          <w:lang w:val="eu-ES"/>
+        </w:rPr>
+        <w:t>per</w:t>
+      </w:r>
+      <w:r>
+        <w:rPr>
+          <w:rFonts w:ascii="Georgia" w:hAnsi="Georgia"/>
+          <w:b/>
+          <w:bCs/>
+          <w:smallCaps/>
+          <w:noProof/>
+          <w:lang w:val="eu-ES"/>
+        </w:rPr>
+        <w:t xml:space="preserve"> </w:t>
+      </w:r>
+      <w:r>
+        <w:rPr>
+          <w:rFonts w:ascii="Georgia" w:hAnsi="Georgia"/>
+          <w:noProof/>
+          <w:lang w:val="eu-ES"/>
+        </w:rPr>
+        <w:t>and</w:t>
+      </w:r>
+      <w:r>
+        <w:rPr>
+          <w:rFonts w:ascii="Georgia" w:hAnsi="Georgia"/>
+          <w:b/>
+          <w:bCs/>
+          <w:smallCaps/>
+          <w:noProof/>
+          <w:lang w:val="eu-ES"/>
+        </w:rPr>
+        <w:t xml:space="preserve"> </w:t>
+      </w:r>
+      <w:r>
+        <w:rPr>
+          <w:rFonts w:ascii="Georgia" w:hAnsi="Georgia"/>
+          <w:smallCaps/>
+          <w:noProof/>
+          <w:lang w:val="eu-ES"/>
+        </w:rPr>
+        <w:t>loc</w:t>
+      </w:r>
+      <w:r>
+        <w:rPr>
+          <w:rFonts w:ascii="Georgia" w:hAnsi="Georgia"/>
+          <w:smallCaps/>
+          <w:noProof/>
+          <w:lang w:val="eu-ES"/>
+        </w:rPr>
+        <w:t xml:space="preserve">, </w:t>
+      </w:r>
+      <w:r>
+        <w:rPr>
+          <w:rFonts w:ascii="Georgia" w:hAnsi="Georgia"/>
+          <w:noProof/>
+          <w:lang w:val="eu-ES"/>
+        </w:rPr>
+        <w:t xml:space="preserve">after </w:t>
+      </w:r>
+      <w:r>
+        <w:rPr>
+          <w:rFonts w:ascii="Georgia" w:hAnsi="Georgia"/>
           <w:b/>
           <w:bCs/>
           <w:noProof/>
@@ -5187,7 +6313,7 @@
           <w:noProof/>
           <w:lang w:val="eu-ES"/>
         </w:rPr>
-        <w:t xml:space="preserve"> only </w:t>
+        <w:t xml:space="preserve"> </w:t>
       </w:r>
       <w:r>
         <w:rPr>
@@ -5221,7 +6347,7 @@
           <w:noProof/>
           <w:lang w:val="eu-ES"/>
         </w:rPr>
-        <w:t xml:space="preserve"> are possible, after </w:t>
+        <w:t xml:space="preserve">, after </w:t>
       </w:r>
       <w:r>
         <w:rPr>
@@ -5256,134 +6382,56 @@
           <w:noProof/>
           <w:lang w:val="eu-ES"/>
         </w:rPr>
-        <w:t xml:space="preserve">, after </w:t>
-      </w:r>
-      <w:r>
-        <w:rPr>
-          <w:rFonts w:ascii="Georgia" w:hAnsi="Georgia"/>
-          <w:b/>
-          <w:bCs/>
-          <w:noProof/>
-          <w:lang w:val="eu-ES"/>
-        </w:rPr>
-        <w:t>el</w:t>
-      </w:r>
-      <w:r>
-        <w:rPr>
-          <w:rFonts w:ascii="Georgia" w:hAnsi="Georgia"/>
-          <w:noProof/>
-          <w:lang w:val="eu-ES"/>
-        </w:rPr>
-        <w:t xml:space="preserve"> </w:t>
-      </w:r>
-      <w:r>
-        <w:rPr>
-          <w:rFonts w:ascii="Georgia" w:hAnsi="Georgia"/>
-          <w:smallCaps/>
-          <w:noProof/>
-          <w:lang w:val="eu-ES"/>
-        </w:rPr>
-        <w:t>per</w:t>
-      </w:r>
-      <w:r>
-        <w:rPr>
-          <w:rFonts w:ascii="Georgia" w:hAnsi="Georgia"/>
-          <w:noProof/>
-          <w:lang w:val="eu-ES"/>
-        </w:rPr>
-        <w:t xml:space="preserve"> and </w:t>
-      </w:r>
-      <w:r>
-        <w:rPr>
-          <w:rFonts w:ascii="Georgia" w:hAnsi="Georgia"/>
-          <w:smallCaps/>
-          <w:noProof/>
-          <w:lang w:val="eu-ES"/>
-        </w:rPr>
-        <w:t xml:space="preserve">loc, </w:t>
-      </w:r>
-      <w:r>
-        <w:rPr>
-          <w:rFonts w:ascii="Georgia" w:hAnsi="Georgia"/>
-          <w:noProof/>
-          <w:lang w:val="eu-ES"/>
-        </w:rPr>
-        <w:t xml:space="preserve">after </w:t>
-      </w:r>
-      <w:r>
-        <w:rPr>
-          <w:rFonts w:ascii="Georgia" w:hAnsi="Georgia"/>
-          <w:smallCaps/>
-          <w:noProof/>
-          <w:lang w:val="eu-ES"/>
-        </w:rPr>
-        <w:t>ppp</w:t>
-      </w:r>
-      <w:r>
-        <w:rPr>
-          <w:rFonts w:ascii="Georgia" w:hAnsi="Georgia"/>
-          <w:noProof/>
-          <w:lang w:val="eu-ES"/>
-        </w:rPr>
-        <w:t xml:space="preserve"> only </w:t>
-      </w:r>
-      <w:r>
-        <w:rPr>
-          <w:rFonts w:ascii="Georgia" w:hAnsi="Georgia"/>
-          <w:smallCaps/>
-          <w:noProof/>
-          <w:lang w:val="eu-ES"/>
-        </w:rPr>
-        <w:t>abl</w:t>
-      </w:r>
-      <w:r>
-        <w:rPr>
-          <w:rFonts w:ascii="Georgia" w:hAnsi="Georgia"/>
-          <w:noProof/>
-          <w:lang w:val="eu-ES"/>
-        </w:rPr>
-        <w:t xml:space="preserve"> and </w:t>
-      </w:r>
-      <w:r>
-        <w:rPr>
-          <w:rFonts w:ascii="Georgia" w:hAnsi="Georgia"/>
-          <w:smallCaps/>
-          <w:noProof/>
-          <w:lang w:val="eu-ES"/>
-        </w:rPr>
-        <w:t>per</w:t>
-      </w:r>
-      <w:r>
-        <w:rPr>
-          <w:rFonts w:ascii="Georgia" w:hAnsi="Georgia"/>
-          <w:noProof/>
-          <w:lang w:val="eu-ES"/>
-        </w:rPr>
-        <w:t xml:space="preserve"> (after </w:t>
-      </w:r>
-      <w:r>
-        <w:rPr>
-          <w:rFonts w:ascii="Georgia" w:hAnsi="Georgia"/>
-          <w:b/>
-          <w:bCs/>
-          <w:noProof/>
-          <w:lang w:val="eu-ES"/>
-        </w:rPr>
-        <w:t>täm</w:t>
-      </w:r>
-      <w:r>
-        <w:rPr>
-          <w:rFonts w:ascii="Georgia" w:hAnsi="Georgia"/>
-          <w:noProof/>
-          <w:lang w:val="eu-ES"/>
-        </w:rPr>
-        <w:t>+</w:t>
-      </w:r>
-      <w:r>
-        <w:rPr>
-          <w:rFonts w:ascii="Georgia" w:hAnsi="Georgia"/>
-          <w:smallCaps/>
-          <w:noProof/>
+        <w:t xml:space="preserve">. </w:t>
+      </w:r>
+      <w:r>
+        <w:rPr>
+          <w:rFonts w:ascii="Georgia" w:hAnsi="Georgia"/>
+          <w:noProof/>
+          <w:u w:val="single"/>
+          <w:lang w:val="eu-ES"/>
+        </w:rPr>
+        <w:t>Causativity</w:t>
+      </w:r>
+      <w:r>
+        <w:rPr>
+          <w:rFonts w:ascii="Georgia" w:hAnsi="Georgia"/>
+          <w:noProof/>
+          <w:lang w:val="eu-ES"/>
+        </w:rPr>
+        <w:t>: only the ones listed in the “causativity”</w:t>
+      </w:r>
+      <w:r>
+        <w:rPr>
+          <w:rFonts w:ascii="Georgia" w:hAnsi="Georgia"/>
+          <w:noProof/>
+          <w:lang w:val="ru-RU"/>
+        </w:rPr>
+        <w:t xml:space="preserve"> characteristic </w:t>
+      </w:r>
+      <w:r>
+        <w:rPr>
+          <w:rFonts w:ascii="Georgia" w:hAnsi="Georgia"/>
+          <w:noProof/>
+          <w:lang w:val="eu-ES"/>
+        </w:rPr>
+        <w:t xml:space="preserve">are possible. </w:t>
+      </w:r>
+      <w:r>
+        <w:rPr>
+          <w:rFonts w:ascii="Georgia" w:hAnsi="Georgia"/>
+          <w:noProof/>
+          <w:u w:val="single"/>
+          <w:lang w:val="eu-ES"/>
+        </w:rPr>
+        <w:t xml:space="preserve">After </w:t>
+      </w:r>
+      <w:r>
+        <w:rPr>
+          <w:rFonts w:ascii="Georgia" w:hAnsi="Georgia"/>
+          <w:smallCaps/>
+          <w:noProof/>
+          <w:u w:val="single"/>
           <w:lang w:val="eu-ES"/>
         </w:rPr>
         <w:t>v</w:t>
@@ -5391,221 +6439,123 @@
       <w:r>
         <w:rPr>
           <w:rFonts w:ascii="Georgia" w:hAnsi="Georgia"/>
-          <w:noProof/>
-          <w:lang w:val="eu-ES"/>
-        </w:rPr>
-        <w:t xml:space="preserve"> also </w:t>
-      </w:r>
-      <w:r>
-        <w:rPr>
-          <w:rFonts w:ascii="Georgia" w:hAnsi="Georgia"/>
-          <w:smallCaps/>
-          <w:noProof/>
-          <w:lang w:val="eu-ES"/>
-        </w:rPr>
-        <w:t>abl3</w:t>
-      </w:r>
-      <w:r>
-        <w:rPr>
-          <w:rFonts w:ascii="Georgia" w:hAnsi="Georgia"/>
-          <w:noProof/>
-          <w:lang w:val="eu-ES"/>
-        </w:rPr>
-        <w:t xml:space="preserve">, after </w:t>
-      </w:r>
-      <w:r>
-        <w:rPr>
-          <w:rFonts w:ascii="Georgia" w:hAnsi="Georgia"/>
-          <w:b/>
-          <w:bCs/>
-          <w:noProof/>
-          <w:lang w:val="eu-ES"/>
-        </w:rPr>
-        <w:t>tärk</w:t>
-      </w:r>
-      <w:r>
-        <w:rPr>
-          <w:rFonts w:ascii="Georgia" w:hAnsi="Georgia"/>
-          <w:noProof/>
-          <w:lang w:val="eu-ES"/>
-        </w:rPr>
-        <w:t>/</w:t>
-      </w:r>
-      <w:r>
-        <w:rPr>
-          <w:rFonts w:ascii="Georgia" w:hAnsi="Georgia"/>
-          <w:b/>
-          <w:bCs/>
-          <w:noProof/>
-          <w:lang w:val="eu-ES"/>
-        </w:rPr>
-        <w:t>kärs</w:t>
-      </w:r>
-      <w:r>
-        <w:rPr>
-          <w:rFonts w:ascii="Georgia" w:hAnsi="Georgia"/>
-          <w:noProof/>
-          <w:lang w:val="eu-ES"/>
-        </w:rPr>
-        <w:t>+</w:t>
-      </w:r>
-      <w:r>
-        <w:rPr>
-          <w:rFonts w:ascii="Georgia" w:hAnsi="Georgia"/>
-          <w:smallCaps/>
-          <w:noProof/>
-          <w:lang w:val="eu-ES"/>
-        </w:rPr>
-        <w:t>v</w:t>
-      </w:r>
-      <w:r>
-        <w:rPr>
-          <w:rFonts w:ascii="Georgia" w:hAnsi="Georgia"/>
-          <w:noProof/>
-          <w:lang w:val="eu-ES"/>
-        </w:rPr>
-        <w:t xml:space="preserve"> </w:t>
-      </w:r>
-      <w:r>
-        <w:rPr>
-          <w:rFonts w:ascii="Georgia" w:hAnsi="Georgia"/>
-          <w:smallCaps/>
-          <w:noProof/>
-          <w:lang w:val="eu-ES"/>
-        </w:rPr>
-        <w:t>nom</w:t>
-      </w:r>
-      <w:r>
-        <w:rPr>
-          <w:rFonts w:ascii="Georgia" w:hAnsi="Georgia"/>
-          <w:noProof/>
-          <w:lang w:val="eu-ES"/>
-        </w:rPr>
-        <w:t xml:space="preserve"> and </w:t>
-      </w:r>
-      <w:r>
-        <w:rPr>
-          <w:rFonts w:ascii="Georgia" w:hAnsi="Georgia"/>
-          <w:smallCaps/>
-          <w:noProof/>
-          <w:lang w:val="eu-ES"/>
-        </w:rPr>
-        <w:t>acc</w:t>
-      </w:r>
-      <w:r>
-        <w:rPr>
-          <w:rFonts w:ascii="Georgia" w:hAnsi="Georgia"/>
-          <w:smallCaps/>
-          <w:noProof/>
-          <w:lang w:val="eu-ES"/>
-        </w:rPr>
-        <w:t xml:space="preserve">, </w:t>
-      </w:r>
-      <w:r>
-        <w:rPr>
-          <w:rFonts w:ascii="Georgia" w:hAnsi="Georgia"/>
-          <w:noProof/>
-          <w:lang w:val="eu-ES"/>
-        </w:rPr>
-        <w:t xml:space="preserve">after </w:t>
-      </w:r>
-      <w:r>
-        <w:rPr>
-          <w:rFonts w:ascii="Georgia" w:hAnsi="Georgia"/>
-          <w:b/>
-          <w:bCs/>
-          <w:noProof/>
-          <w:lang w:val="eu-ES"/>
-        </w:rPr>
-        <w:t>läm</w:t>
-      </w:r>
-      <w:r>
-        <w:rPr>
-          <w:rFonts w:ascii="Georgia" w:hAnsi="Georgia"/>
-          <w:noProof/>
-          <w:lang w:val="eu-ES"/>
-        </w:rPr>
-        <w:t xml:space="preserve">, </w:t>
-      </w:r>
-      <w:r>
-        <w:rPr>
-          <w:rFonts w:ascii="Georgia" w:hAnsi="Georgia"/>
-          <w:b/>
-          <w:bCs/>
-          <w:noProof/>
-          <w:lang w:val="eu-ES"/>
-        </w:rPr>
-        <w:t>näzv</w:t>
-      </w:r>
-      <w:r>
-        <w:rPr>
-          <w:rFonts w:ascii="Georgia" w:hAnsi="Georgia"/>
-          <w:noProof/>
-          <w:lang w:val="eu-ES"/>
-        </w:rPr>
-        <w:t xml:space="preserve">, </w:t>
-      </w:r>
-      <w:r>
-        <w:rPr>
-          <w:rFonts w:ascii="Georgia" w:hAnsi="Georgia"/>
-          <w:b/>
-          <w:bCs/>
-          <w:noProof/>
-          <w:lang w:val="eu-ES"/>
-        </w:rPr>
-        <w:t>λāw</w:t>
-      </w:r>
-      <w:r>
-        <w:rPr>
-          <w:rFonts w:ascii="Georgia" w:hAnsi="Georgia"/>
-          <w:noProof/>
-          <w:lang w:val="eu-ES"/>
-        </w:rPr>
-        <w:t xml:space="preserve"> </w:t>
-      </w:r>
-      <w:r>
-        <w:rPr>
-          <w:rFonts w:ascii="Georgia" w:hAnsi="Georgia"/>
-          <w:smallCaps/>
-          <w:noProof/>
-          <w:lang w:val="eu-ES"/>
-        </w:rPr>
-        <w:t>ins</w:t>
-      </w:r>
-      <w:r>
-        <w:rPr>
-          <w:rFonts w:ascii="Georgia" w:hAnsi="Georgia"/>
-          <w:noProof/>
-          <w:lang w:val="eu-ES"/>
-        </w:rPr>
-        <w:t xml:space="preserve">), after </w:t>
-      </w:r>
-      <w:r>
-        <w:rPr>
-          <w:rFonts w:ascii="Georgia" w:hAnsi="Georgia"/>
-          <w:b/>
-          <w:bCs/>
-          <w:noProof/>
-          <w:lang w:val="eu-ES"/>
-        </w:rPr>
-        <w:t>mkältāwr</w:t>
-      </w:r>
-      <w:r>
-        <w:rPr>
-          <w:rFonts w:ascii="Georgia" w:hAnsi="Georgia"/>
-          <w:noProof/>
-          <w:lang w:val="eu-ES"/>
-        </w:rPr>
-        <w:t xml:space="preserve"> only </w:t>
-      </w:r>
-      <w:r>
-        <w:rPr>
-          <w:rFonts w:ascii="Georgia" w:hAnsi="Georgia"/>
-          <w:smallCaps/>
-          <w:noProof/>
-          <w:lang w:val="eu-ES"/>
-        </w:rPr>
-        <w:t>abl3</w:t>
+          <w:smallCaps/>
+          <w:noProof/>
+          <w:lang w:val="eu-ES"/>
+        </w:rPr>
+        <w:t xml:space="preserve"> prt </w:t>
+      </w:r>
+      <w:r>
+        <w:rPr>
+          <w:rFonts w:ascii="Georgia" w:hAnsi="Georgia"/>
+          <w:noProof/>
+          <w:lang w:val="eu-ES"/>
+        </w:rPr>
+        <w:t xml:space="preserve">is impossible after </w:t>
+      </w:r>
+      <w:r>
+        <w:rPr>
+          <w:rFonts w:ascii="Georgia" w:hAnsi="Georgia"/>
+          <w:b/>
+          <w:bCs/>
+          <w:noProof/>
+          <w:lang w:val="eu-ES"/>
+        </w:rPr>
+        <w:t>qäm</w:t>
+      </w:r>
+      <w:r>
+        <w:rPr>
+          <w:rFonts w:ascii="Georgia" w:hAnsi="Georgia"/>
+          <w:noProof/>
+          <w:lang w:val="eu-ES"/>
+        </w:rPr>
+        <w:t xml:space="preserve">, Ipf after </w:t>
+      </w:r>
+      <w:r>
+        <w:rPr>
+          <w:rFonts w:ascii="Georgia" w:hAnsi="Georgia"/>
+          <w:noProof/>
+          <w:lang w:val="eu-ES"/>
+        </w:rPr>
+        <w:t>Kläṅk</w:t>
+      </w:r>
+      <w:r>
+        <w:rPr>
+          <w:rFonts w:ascii="Georgia" w:hAnsi="Georgia"/>
+          <w:noProof/>
+          <w:lang w:val="eu-ES"/>
+        </w:rPr>
+        <w:t xml:space="preserve">. </w:t>
+      </w:r>
+      <w:r>
+        <w:rPr>
+          <w:rFonts w:ascii="Georgia" w:hAnsi="Georgia"/>
+          <w:noProof/>
+          <w:u w:val="single"/>
+          <w:lang w:val="eu-ES"/>
+        </w:rPr>
+        <w:t>Number</w:t>
+      </w:r>
+      <w:r>
+        <w:rPr>
+          <w:rFonts w:ascii="Georgia" w:hAnsi="Georgia"/>
+          <w:noProof/>
+          <w:lang w:val="eu-ES"/>
+        </w:rPr>
+        <w:t xml:space="preserve">: </w:t>
+      </w:r>
+      <w:r>
+        <w:rPr>
+          <w:rFonts w:ascii="Georgia" w:hAnsi="Georgia"/>
+          <w:smallCaps/>
+          <w:noProof/>
+          <w:lang w:val="eu-ES"/>
+        </w:rPr>
+        <w:t>du</w:t>
+      </w:r>
+      <w:r>
+        <w:rPr>
+          <w:rFonts w:ascii="Georgia" w:hAnsi="Georgia"/>
+          <w:noProof/>
+          <w:lang w:val="eu-ES"/>
+        </w:rPr>
+        <w:t xml:space="preserve"> is only possible after </w:t>
+      </w:r>
+      <w:r>
+        <w:rPr>
+          <w:rFonts w:ascii="Georgia" w:hAnsi="Georgia"/>
+          <w:b/>
+          <w:bCs/>
+          <w:noProof/>
+          <w:lang w:val="eu-ES"/>
+        </w:rPr>
+        <w:t>3</w:t>
+      </w:r>
+      <w:r>
+        <w:rPr>
+          <w:rFonts w:ascii="Georgia" w:hAnsi="Georgia"/>
+          <w:noProof/>
+          <w:lang w:val="eu-ES"/>
+        </w:rPr>
+        <w:t xml:space="preserve">~ in stem, </w:t>
+      </w:r>
+      <w:r>
+        <w:rPr>
+          <w:rFonts w:ascii="Georgia" w:hAnsi="Georgia"/>
+          <w:b/>
+          <w:bCs/>
+          <w:noProof/>
+          <w:lang w:val="eu-ES"/>
+        </w:rPr>
+        <w:t>p</w:t>
+      </w:r>
+      <w:r>
+        <w:rPr>
+          <w:rFonts w:ascii="Georgia" w:hAnsi="Georgia"/>
+          <w:noProof/>
+          <w:lang w:val="eu-ES"/>
+        </w:rPr>
+        <w:t>~</w:t>
       </w:r>
       <w:r>
         <w:rPr>
@@ -5618,703 +6568,10 @@
       <w:r>
         <w:rPr>
           <w:rFonts w:ascii="Georgia" w:hAnsi="Georgia"/>
-          <w:smallCaps/>
-          <w:noProof/>
-          <w:lang w:val="eu-ES"/>
-        </w:rPr>
-        <w:t xml:space="preserve"> </w:t>
-      </w:r>
-      <w:r>
-        <w:rPr>
-          <w:rFonts w:ascii="Georgia" w:hAnsi="Georgia"/>
-          <w:noProof/>
-          <w:lang w:val="eu-ES"/>
-        </w:rPr>
-        <w:t>otherwise after indeclinable</w:t>
-      </w:r>
-      <w:r>
-        <w:rPr>
-          <w:rFonts w:ascii="Georgia" w:hAnsi="Georgia"/>
-          <w:noProof/>
-          <w:lang w:val="ru-RU"/>
-        </w:rPr>
-        <w:t xml:space="preserve"> (not Ac)</w:t>
-      </w:r>
-      <w:r>
-        <w:rPr>
-          <w:rFonts w:ascii="Georgia" w:hAnsi="Georgia"/>
-          <w:noProof/>
-          <w:lang w:val="eu-ES"/>
-        </w:rPr>
-        <w:t xml:space="preserve"> and initial case only </w:t>
-      </w:r>
-      <w:r>
-        <w:rPr>
-          <w:rFonts w:ascii="Georgia" w:hAnsi="Georgia"/>
-          <w:smallCaps/>
-          <w:noProof/>
-          <w:lang w:val="eu-ES"/>
-        </w:rPr>
-        <w:t>nom</w:t>
-      </w:r>
-      <w:r>
-        <w:rPr>
-          <w:rFonts w:ascii="Georgia" w:hAnsi="Georgia"/>
-          <w:noProof/>
-          <w:lang w:val="eu-ES"/>
-        </w:rPr>
-        <w:t xml:space="preserve"> is possible, after </w:t>
-      </w:r>
-      <w:r>
-        <w:rPr>
-          <w:rFonts w:ascii="Georgia" w:hAnsi="Georgia"/>
-          <w:b/>
-          <w:bCs/>
-          <w:noProof/>
-          <w:lang w:val="eu-ES"/>
-        </w:rPr>
-        <w:t>antu</w:t>
-      </w:r>
-      <w:r>
-        <w:rPr>
-          <w:rFonts w:ascii="Georgia" w:hAnsi="Georgia"/>
-          <w:noProof/>
-          <w:lang w:val="eu-ES"/>
-        </w:rPr>
-        <w:t xml:space="preserve">, </w:t>
-      </w:r>
-      <w:r>
-        <w:rPr>
-          <w:rFonts w:ascii="Georgia" w:hAnsi="Georgia"/>
-          <w:b/>
-          <w:bCs/>
-          <w:noProof/>
-          <w:lang w:val="eu-ES"/>
-        </w:rPr>
-        <w:t>λutār</w:t>
-      </w:r>
-      <w:r>
-        <w:rPr>
-          <w:rFonts w:ascii="Georgia" w:hAnsi="Georgia"/>
-          <w:noProof/>
-          <w:lang w:val="eu-ES"/>
-        </w:rPr>
-        <w:t xml:space="preserve">, </w:t>
-      </w:r>
-      <w:r>
-        <w:rPr>
-          <w:rFonts w:ascii="Georgia" w:hAnsi="Georgia"/>
-          <w:b/>
-          <w:bCs/>
-          <w:noProof/>
-          <w:lang w:val="eu-ES"/>
-        </w:rPr>
-        <w:t>ś`äw</w:t>
-      </w:r>
-      <w:r>
-        <w:rPr>
-          <w:rFonts w:ascii="Georgia" w:hAnsi="Georgia"/>
-          <w:noProof/>
-          <w:lang w:val="eu-ES"/>
-        </w:rPr>
-        <w:t xml:space="preserve"> </w:t>
-      </w:r>
-      <w:r>
-        <w:rPr>
-          <w:rFonts w:ascii="Georgia" w:hAnsi="Georgia"/>
-          <w:noProof/>
-          <w:lang w:val="eu-ES"/>
-        </w:rPr>
-        <w:t xml:space="preserve">also </w:t>
-      </w:r>
-      <w:r>
-        <w:rPr>
-          <w:rFonts w:ascii="Georgia" w:hAnsi="Georgia"/>
-          <w:smallCaps/>
-          <w:noProof/>
-          <w:lang w:val="eu-ES"/>
-        </w:rPr>
-        <w:t>abl</w:t>
-      </w:r>
-      <w:r>
-        <w:rPr>
-          <w:rFonts w:ascii="Georgia" w:hAnsi="Georgia"/>
-          <w:noProof/>
-          <w:lang w:val="eu-ES"/>
-        </w:rPr>
-        <w:t xml:space="preserve">, after </w:t>
-      </w:r>
-      <w:r>
-        <w:rPr>
-          <w:rFonts w:ascii="Georgia" w:hAnsi="Georgia"/>
-          <w:b/>
-          <w:bCs/>
-          <w:noProof/>
-          <w:lang w:val="eu-ES"/>
-        </w:rPr>
-        <w:t>ṣolār</w:t>
-      </w:r>
-      <w:r>
-        <w:rPr>
-          <w:rFonts w:ascii="Georgia" w:hAnsi="Georgia"/>
-          <w:noProof/>
-          <w:lang w:val="eu-ES"/>
-        </w:rPr>
-        <w:t xml:space="preserve"> </w:t>
-      </w:r>
-      <w:r>
-        <w:rPr>
-          <w:rFonts w:ascii="Georgia" w:hAnsi="Georgia"/>
-          <w:smallCaps/>
-          <w:noProof/>
-          <w:lang w:val="eu-ES"/>
-        </w:rPr>
-        <w:t>loc</w:t>
-      </w:r>
-      <w:r>
-        <w:rPr>
-          <w:rFonts w:ascii="Georgia" w:hAnsi="Georgia"/>
-          <w:noProof/>
-          <w:lang w:val="eu-ES"/>
-        </w:rPr>
-        <w:t xml:space="preserve">, </w:t>
-      </w:r>
-      <w:r>
-        <w:rPr>
-          <w:rFonts w:ascii="Georgia" w:hAnsi="Georgia"/>
-          <w:noProof/>
-          <w:lang w:val="eu-ES"/>
-        </w:rPr>
-        <w:t xml:space="preserve">after </w:t>
-      </w:r>
-      <w:r>
-        <w:rPr>
-          <w:rFonts w:ascii="Georgia" w:hAnsi="Georgia"/>
-          <w:b/>
-          <w:bCs/>
-          <w:noProof/>
-          <w:lang w:val="eu-ES"/>
-        </w:rPr>
-        <w:t>menāk</w:t>
-      </w:r>
-      <w:r>
-        <w:rPr>
-          <w:rFonts w:ascii="Georgia" w:hAnsi="Georgia"/>
-          <w:noProof/>
-          <w:lang w:val="eu-ES"/>
-        </w:rPr>
-        <w:t xml:space="preserve"> </w:t>
-      </w:r>
-      <w:r>
-        <w:rPr>
-          <w:rFonts w:ascii="Georgia" w:hAnsi="Georgia"/>
-          <w:smallCaps/>
-          <w:noProof/>
-          <w:lang w:val="eu-ES"/>
-        </w:rPr>
-        <w:t>ins</w:t>
-      </w:r>
-      <w:r>
-        <w:rPr>
-          <w:rFonts w:ascii="Georgia" w:hAnsi="Georgia"/>
-          <w:noProof/>
-          <w:lang w:val="eu-ES"/>
-        </w:rPr>
-        <w:t xml:space="preserve">, </w:t>
-      </w:r>
-      <w:r>
-        <w:rPr>
-          <w:rFonts w:ascii="Georgia" w:hAnsi="Georgia"/>
-          <w:noProof/>
-          <w:lang w:val="eu-ES"/>
-        </w:rPr>
-        <w:t xml:space="preserve">after </w:t>
-      </w:r>
-      <w:r>
-        <w:rPr>
-          <w:rFonts w:ascii="Georgia" w:hAnsi="Georgia"/>
-          <w:b/>
-          <w:bCs/>
-          <w:noProof/>
-          <w:vertAlign w:val="superscript"/>
-          <w:lang w:val="eu-ES"/>
-        </w:rPr>
-        <w:t>I</w:t>
-      </w:r>
-      <w:r>
-        <w:rPr>
-          <w:rFonts w:ascii="Georgia" w:hAnsi="Georgia"/>
-          <w:b/>
-          <w:bCs/>
-          <w:noProof/>
-          <w:lang w:val="eu-ES"/>
-        </w:rPr>
-        <w:t>snepal</w:t>
-      </w:r>
-      <w:r>
-        <w:rPr>
-          <w:rFonts w:ascii="Georgia" w:hAnsi="Georgia"/>
-          <w:noProof/>
-          <w:lang w:val="eu-ES"/>
-        </w:rPr>
-        <w:t xml:space="preserve"> and </w:t>
-      </w:r>
-      <w:r>
-        <w:rPr>
-          <w:rFonts w:ascii="Georgia" w:hAnsi="Georgia"/>
-          <w:b/>
-          <w:bCs/>
-          <w:noProof/>
-          <w:lang w:val="eu-ES"/>
-        </w:rPr>
-        <w:t>neṣ</w:t>
-      </w:r>
-      <w:r>
-        <w:rPr>
-          <w:rFonts w:ascii="Georgia" w:hAnsi="Georgia"/>
-          <w:noProof/>
-          <w:lang w:val="eu-ES"/>
-        </w:rPr>
-        <w:t xml:space="preserve"> </w:t>
-      </w:r>
-      <w:r>
-        <w:rPr>
-          <w:rFonts w:ascii="Georgia" w:hAnsi="Georgia"/>
-          <w:smallCaps/>
-          <w:noProof/>
-          <w:lang w:val="eu-ES"/>
-        </w:rPr>
-        <w:t>per</w:t>
-      </w:r>
-      <w:r>
-        <w:rPr>
-          <w:rFonts w:ascii="Georgia" w:hAnsi="Georgia"/>
-          <w:noProof/>
-          <w:lang w:val="eu-ES"/>
-        </w:rPr>
-        <w:t xml:space="preserve">, after </w:t>
-      </w:r>
-      <w:r>
-        <w:rPr>
-          <w:rFonts w:ascii="Georgia" w:hAnsi="Georgia"/>
-          <w:b/>
-          <w:bCs/>
-          <w:noProof/>
-          <w:lang w:val="eu-ES"/>
-        </w:rPr>
-        <w:t xml:space="preserve">ywār </w:t>
-      </w:r>
-      <w:r>
-        <w:rPr>
-          <w:rFonts w:ascii="Georgia" w:hAnsi="Georgia"/>
-          <w:smallCaps/>
-          <w:noProof/>
-          <w:lang w:val="eu-ES"/>
-        </w:rPr>
-        <w:t>per</w:t>
-      </w:r>
-      <w:r>
-        <w:rPr>
-          <w:rFonts w:ascii="Georgia" w:hAnsi="Georgia"/>
-          <w:b/>
-          <w:bCs/>
-          <w:smallCaps/>
-          <w:noProof/>
-          <w:lang w:val="eu-ES"/>
-        </w:rPr>
-        <w:t xml:space="preserve"> </w:t>
-      </w:r>
-      <w:r>
-        <w:rPr>
-          <w:rFonts w:ascii="Georgia" w:hAnsi="Georgia"/>
-          <w:noProof/>
-          <w:lang w:val="eu-ES"/>
-        </w:rPr>
-        <w:t>and</w:t>
-      </w:r>
-      <w:r>
-        <w:rPr>
-          <w:rFonts w:ascii="Georgia" w:hAnsi="Georgia"/>
-          <w:b/>
-          <w:bCs/>
-          <w:smallCaps/>
-          <w:noProof/>
-          <w:lang w:val="eu-ES"/>
-        </w:rPr>
-        <w:t xml:space="preserve"> </w:t>
-      </w:r>
-      <w:r>
-        <w:rPr>
-          <w:rFonts w:ascii="Georgia" w:hAnsi="Georgia"/>
-          <w:smallCaps/>
-          <w:noProof/>
-          <w:lang w:val="eu-ES"/>
-        </w:rPr>
-        <w:t xml:space="preserve">loc. </w:t>
-      </w:r>
-      <w:r>
-        <w:rPr>
-          <w:rFonts w:ascii="Georgia" w:hAnsi="Georgia"/>
-          <w:noProof/>
-          <w:lang w:val="eu-ES"/>
-        </w:rPr>
-        <w:t>After</w:t>
-      </w:r>
-      <w:r>
-        <w:rPr>
-          <w:rFonts w:ascii="Georgia" w:hAnsi="Georgia"/>
-          <w:smallCaps/>
-          <w:noProof/>
-          <w:lang w:val="eu-ES"/>
-        </w:rPr>
-        <w:t xml:space="preserve"> </w:t>
-      </w:r>
-      <w:r>
-        <w:rPr>
-          <w:rFonts w:ascii="Georgia" w:hAnsi="Georgia"/>
-          <w:b/>
-          <w:bCs/>
-          <w:noProof/>
-          <w:lang w:val="eu-ES"/>
-        </w:rPr>
-        <w:t>qä</w:t>
-      </w:r>
-      <w:r>
-        <w:rPr>
-          <w:rFonts w:ascii="Georgia" w:hAnsi="Georgia"/>
-          <w:noProof/>
-          <w:lang w:val="eu-ES"/>
-        </w:rPr>
-        <w:t>+</w:t>
-      </w:r>
-      <w:r>
-        <w:rPr>
-          <w:rFonts w:ascii="Georgia" w:hAnsi="Georgia"/>
-          <w:smallCaps/>
-          <w:noProof/>
-          <w:lang w:val="eu-ES"/>
-        </w:rPr>
-        <w:t>pl</w:t>
-      </w:r>
-      <w:r>
-        <w:rPr>
-          <w:rFonts w:ascii="Georgia" w:hAnsi="Georgia"/>
-          <w:noProof/>
-          <w:lang w:val="eu-ES"/>
-        </w:rPr>
-        <w:t xml:space="preserve"> only </w:t>
-      </w:r>
-      <w:r>
-        <w:rPr>
-          <w:rFonts w:ascii="Georgia" w:hAnsi="Georgia"/>
-          <w:smallCaps/>
-          <w:noProof/>
-          <w:lang w:val="eu-ES"/>
-        </w:rPr>
-        <w:t>nom</w:t>
-      </w:r>
-      <w:r>
-        <w:rPr>
-          <w:rFonts w:ascii="Georgia" w:hAnsi="Georgia"/>
-          <w:noProof/>
-          <w:lang w:val="eu-ES"/>
-        </w:rPr>
-        <w:t xml:space="preserve"> and </w:t>
-      </w:r>
-      <w:r>
-        <w:rPr>
-          <w:rFonts w:ascii="Georgia" w:hAnsi="Georgia"/>
-          <w:smallCaps/>
-          <w:noProof/>
-          <w:lang w:val="eu-ES"/>
-        </w:rPr>
-        <w:t>acc</w:t>
-      </w:r>
-      <w:r>
-        <w:rPr>
-          <w:rFonts w:ascii="Georgia" w:hAnsi="Georgia"/>
-          <w:noProof/>
-          <w:lang w:val="eu-ES"/>
-        </w:rPr>
-        <w:t xml:space="preserve"> are possible; after</w:t>
-      </w:r>
-      <w:r>
-        <w:rPr>
-          <w:rFonts w:ascii="Georgia" w:hAnsi="Georgia"/>
-          <w:noProof/>
-          <w:lang w:val="eu-ES"/>
-        </w:rPr>
-        <w:t xml:space="preserve"> </w:t>
-      </w:r>
-      <w:r>
-        <w:rPr>
-          <w:rFonts w:ascii="Georgia" w:hAnsi="Georgia"/>
-          <w:b/>
-          <w:bCs/>
-          <w:noProof/>
-          <w:lang w:val="eu-ES"/>
-        </w:rPr>
-        <w:t>p</w:t>
-      </w:r>
-      <w:r>
-        <w:rPr>
-          <w:rFonts w:ascii="Georgia" w:hAnsi="Georgia"/>
-          <w:noProof/>
-          <w:lang w:val="eu-ES"/>
-        </w:rPr>
-        <w:t>~</w:t>
-      </w:r>
-      <w:r>
-        <w:rPr>
-          <w:rFonts w:ascii="Georgia" w:hAnsi="Georgia"/>
-          <w:smallCaps/>
-          <w:noProof/>
-          <w:lang w:val="eu-ES"/>
-        </w:rPr>
-        <w:t>sg</w:t>
-      </w:r>
-      <w:r>
-        <w:rPr>
-          <w:rFonts w:ascii="Georgia" w:hAnsi="Georgia"/>
-          <w:noProof/>
-          <w:lang w:val="eu-ES"/>
-        </w:rPr>
-        <w:t xml:space="preserve"> and</w:t>
-      </w:r>
-      <w:r>
-        <w:rPr>
-          <w:rFonts w:ascii="Georgia" w:hAnsi="Georgia"/>
-          <w:noProof/>
-          <w:lang w:val="eu-ES"/>
-        </w:rPr>
-        <w:t xml:space="preserve"> </w:t>
-      </w:r>
-      <w:r>
-        <w:rPr>
-          <w:rFonts w:ascii="Georgia" w:hAnsi="Georgia"/>
-          <w:b/>
-          <w:bCs/>
-          <w:noProof/>
-          <w:vertAlign w:val="superscript"/>
-          <w:lang w:val="eu-ES"/>
-        </w:rPr>
-        <w:t>X</w:t>
-      </w:r>
-      <w:r>
-        <w:rPr>
-          <w:rFonts w:ascii="Georgia" w:hAnsi="Georgia"/>
-          <w:b/>
-          <w:bCs/>
-          <w:noProof/>
-          <w:lang w:val="eu-ES"/>
-        </w:rPr>
-        <w:t>ālamwäc</w:t>
-      </w:r>
-      <w:r>
-        <w:rPr>
-          <w:rFonts w:ascii="Georgia" w:hAnsi="Georgia"/>
-          <w:noProof/>
-          <w:lang w:val="eu-ES"/>
-        </w:rPr>
-        <w:t xml:space="preserve"> </w:t>
-      </w:r>
-      <w:r>
-        <w:rPr>
-          <w:rFonts w:ascii="Georgia" w:hAnsi="Georgia"/>
-          <w:smallCaps/>
-          <w:noProof/>
-          <w:lang w:val="eu-ES"/>
-        </w:rPr>
-        <w:t xml:space="preserve">nom </w:t>
-      </w:r>
-      <w:r>
-        <w:rPr>
-          <w:rFonts w:ascii="Georgia" w:hAnsi="Georgia"/>
-          <w:noProof/>
-          <w:lang w:val="eu-ES"/>
-        </w:rPr>
-        <w:t xml:space="preserve">is impossible. </w:t>
-      </w:r>
-      <w:r>
-        <w:rPr>
-          <w:rFonts w:ascii="Georgia" w:hAnsi="Georgia"/>
-          <w:noProof/>
-          <w:u w:val="single"/>
-          <w:lang w:val="eu-ES"/>
-        </w:rPr>
-        <w:t>Causativity</w:t>
-      </w:r>
-      <w:r>
-        <w:rPr>
-          <w:rFonts w:ascii="Georgia" w:hAnsi="Georgia"/>
-          <w:noProof/>
-          <w:lang w:val="eu-ES"/>
-        </w:rPr>
-        <w:t>: only the ones listed in the “causativity”</w:t>
-      </w:r>
-      <w:r>
-        <w:rPr>
-          <w:rFonts w:ascii="Georgia" w:hAnsi="Georgia"/>
-          <w:noProof/>
-          <w:lang w:val="ru-RU"/>
-        </w:rPr>
-        <w:t xml:space="preserve"> characteristic </w:t>
-      </w:r>
-      <w:r>
-        <w:rPr>
-          <w:rFonts w:ascii="Georgia" w:hAnsi="Georgia"/>
-          <w:noProof/>
-          <w:lang w:val="eu-ES"/>
-        </w:rPr>
-        <w:t xml:space="preserve">are possible. </w:t>
-      </w:r>
-      <w:r>
-        <w:rPr>
-          <w:rFonts w:ascii="Georgia" w:hAnsi="Georgia"/>
-          <w:noProof/>
-          <w:u w:val="single"/>
-          <w:lang w:val="eu-ES"/>
-        </w:rPr>
-        <w:t xml:space="preserve">After </w:t>
-      </w:r>
-      <w:r>
-        <w:rPr>
-          <w:rFonts w:ascii="Georgia" w:hAnsi="Georgia"/>
-          <w:smallCaps/>
-          <w:noProof/>
-          <w:u w:val="single"/>
-          <w:lang w:val="eu-ES"/>
-        </w:rPr>
-        <w:t>v</w:t>
-      </w:r>
-      <w:r>
-        <w:rPr>
-          <w:rFonts w:ascii="Georgia" w:hAnsi="Georgia"/>
-          <w:smallCaps/>
-          <w:noProof/>
-          <w:lang w:val="eu-ES"/>
-        </w:rPr>
-        <w:t xml:space="preserve"> prt </w:t>
-      </w:r>
-      <w:r>
-        <w:rPr>
-          <w:rFonts w:ascii="Georgia" w:hAnsi="Georgia"/>
-          <w:noProof/>
-          <w:lang w:val="eu-ES"/>
-        </w:rPr>
-        <w:t xml:space="preserve">is impossible after </w:t>
-      </w:r>
-      <w:r>
-        <w:rPr>
-          <w:rFonts w:ascii="Georgia" w:hAnsi="Georgia"/>
-          <w:b/>
-          <w:bCs/>
-          <w:noProof/>
-          <w:lang w:val="eu-ES"/>
-        </w:rPr>
-        <w:t>qäm</w:t>
-      </w:r>
-      <w:r>
-        <w:rPr>
-          <w:rFonts w:ascii="Georgia" w:hAnsi="Georgia"/>
-          <w:noProof/>
-          <w:lang w:val="eu-ES"/>
-        </w:rPr>
-        <w:t xml:space="preserve">, Ipf after </w:t>
-      </w:r>
-      <w:r>
-        <w:rPr>
-          <w:rFonts w:ascii="Georgia" w:hAnsi="Georgia"/>
-          <w:noProof/>
-          <w:lang w:val="eu-ES"/>
-        </w:rPr>
-        <w:t>Kläṅk</w:t>
-      </w:r>
-      <w:r>
-        <w:rPr>
-          <w:rFonts w:ascii="Georgia" w:hAnsi="Georgia"/>
-          <w:noProof/>
-          <w:lang w:val="eu-ES"/>
-        </w:rPr>
-        <w:t xml:space="preserve">. </w:t>
-      </w:r>
-      <w:r>
-        <w:rPr>
-          <w:rFonts w:ascii="Georgia" w:hAnsi="Georgia"/>
-          <w:noProof/>
-          <w:u w:val="single"/>
-          <w:lang w:val="eu-ES"/>
-        </w:rPr>
-        <w:t>Number</w:t>
-      </w:r>
-      <w:r>
-        <w:rPr>
-          <w:rFonts w:ascii="Georgia" w:hAnsi="Georgia"/>
-          <w:noProof/>
-          <w:lang w:val="eu-ES"/>
-        </w:rPr>
-        <w:t xml:space="preserve">: </w:t>
-      </w:r>
-      <w:r>
-        <w:rPr>
-          <w:rFonts w:ascii="Georgia" w:hAnsi="Georgia"/>
-          <w:smallCaps/>
-          <w:noProof/>
-          <w:lang w:val="eu-ES"/>
-        </w:rPr>
-        <w:t>du</w:t>
-      </w:r>
-      <w:r>
-        <w:rPr>
-          <w:rFonts w:ascii="Georgia" w:hAnsi="Georgia"/>
-          <w:noProof/>
-          <w:lang w:val="eu-ES"/>
-        </w:rPr>
-        <w:t xml:space="preserve"> is only possible after </w:t>
-      </w:r>
-      <w:r>
-        <w:rPr>
-          <w:rFonts w:ascii="Georgia" w:hAnsi="Georgia"/>
-          <w:b/>
-          <w:bCs/>
-          <w:noProof/>
-          <w:lang w:val="eu-ES"/>
-        </w:rPr>
-        <w:t>3</w:t>
-      </w:r>
-      <w:r>
-        <w:rPr>
-          <w:rFonts w:ascii="Georgia" w:hAnsi="Georgia"/>
-          <w:noProof/>
-          <w:lang w:val="eu-ES"/>
-        </w:rPr>
-        <w:t xml:space="preserve">~ in stem, </w:t>
-      </w:r>
-      <w:r>
-        <w:rPr>
-          <w:rFonts w:ascii="Georgia" w:hAnsi="Georgia"/>
-          <w:b/>
-          <w:bCs/>
-          <w:noProof/>
-          <w:lang w:val="eu-ES"/>
-        </w:rPr>
-        <w:t>p</w:t>
-      </w:r>
-      <w:r>
-        <w:rPr>
-          <w:rFonts w:ascii="Georgia" w:hAnsi="Georgia"/>
-          <w:noProof/>
-          <w:lang w:val="eu-ES"/>
-        </w:rPr>
-        <w:t xml:space="preserve">~ </w:t>
-      </w:r>
-      <w:r>
-        <w:rPr>
-          <w:rFonts w:ascii="Georgia" w:hAnsi="Georgia"/>
-          <w:noProof/>
-          <w:lang w:val="eu-ES"/>
-        </w:rPr>
-        <w:t xml:space="preserve">, </w:t>
+          <w:noProof/>
+          <w:lang w:val="eu-ES"/>
+        </w:rPr>
+        <w:t xml:space="preserve"> </w:t>
       </w:r>
       <w:r>
         <w:rPr>
@@ -8146,7 +8403,6 @@
           <w:noProof/>
           <w:lang w:val="eu-ES"/>
         </w:rPr>
-        <w:lastRenderedPageBreak/>
         <w:t>I.2</w:t>
       </w:r>
       <w:r>
@@ -8187,6 +8443,7 @@
           <w:noProof/>
           <w:lang w:val="eu-ES"/>
         </w:rPr>
+        <w:lastRenderedPageBreak/>
         <w:t>I.2</w:t>
       </w:r>
       <w:r>
@@ -16953,70 +17210,6 @@
           <w:i/>
           <w:iCs/>
           <w:noProof/>
-          <w:lang w:val="ru-RU"/>
-        </w:rPr>
-        <w:t>a</w:t>
-      </w:r>
-      <w:r>
-        <w:rPr>
-          <w:rFonts w:ascii="Georgia" w:hAnsi="Georgia"/>
-          <w:i/>
-          <w:iCs/>
-          <w:noProof/>
-          <w:lang w:val="ru-RU"/>
-        </w:rPr>
-        <w:t>c</w:t>
-      </w:r>
-      <w:r>
-        <w:rPr>
-          <w:rFonts w:ascii="Georgia" w:hAnsi="Georgia"/>
-          <w:noProof/>
-          <w:lang w:val="ru-RU"/>
-        </w:rPr>
-        <w:t xml:space="preserve">, </w:t>
-      </w:r>
-      <w:r>
-        <w:rPr>
-          <w:rFonts w:ascii="Georgia" w:hAnsi="Georgia"/>
-          <w:i/>
-          <w:iCs/>
-          <w:noProof/>
-          <w:lang w:val="eu-ES"/>
-        </w:rPr>
-        <w:t>an</w:t>
-      </w:r>
-      <w:r>
-        <w:rPr>
-          <w:rFonts w:ascii="Georgia" w:hAnsi="Georgia"/>
-          <w:noProof/>
-          <w:lang w:val="eu-ES"/>
-        </w:rPr>
-        <w:t xml:space="preserve">, </w:t>
-      </w:r>
-      <w:r>
-        <w:rPr>
-          <w:rFonts w:ascii="Georgia" w:hAnsi="Georgia"/>
-          <w:i/>
-          <w:iCs/>
-          <w:noProof/>
-          <w:lang w:val="eu-ES"/>
-        </w:rPr>
-        <w:t>ā</w:t>
-      </w:r>
-      <w:r>
-        <w:rPr>
-          <w:rFonts w:ascii="Georgia" w:hAnsi="Georgia"/>
-          <w:noProof/>
-          <w:lang w:val="eu-ES"/>
-        </w:rPr>
-        <w:t xml:space="preserve">, </w:t>
-      </w:r>
-      <w:r>
-        <w:rPr>
-          <w:rFonts w:ascii="Georgia" w:hAnsi="Georgia"/>
-          <w:i/>
-          <w:iCs/>
-          <w:noProof/>
           <w:lang w:val="eu-ES"/>
         </w:rPr>
         <w:t>ñy</w:t>
@@ -17028,78 +17221,6 @@
           <w:lang w:val="eu-ES"/>
         </w:rPr>
         <w:t xml:space="preserve"> after </w:t>
-      </w:r>
-      <w:r>
-        <w:rPr>
-          <w:rFonts w:ascii="Georgia" w:hAnsi="Georgia"/>
-          <w:b/>
-          <w:bCs/>
-          <w:noProof/>
-          <w:lang w:val="ru-RU"/>
-        </w:rPr>
-        <w:t>täṅk~</w:t>
-      </w:r>
-      <w:r>
-        <w:rPr>
-          <w:rFonts w:ascii="Georgia" w:hAnsi="Georgia"/>
-          <w:noProof/>
-          <w:lang w:val="ru-RU"/>
-        </w:rPr>
-        <w:t xml:space="preserve">, </w:t>
-      </w:r>
-      <w:r>
-        <w:rPr>
-          <w:rFonts w:ascii="Georgia" w:hAnsi="Georgia"/>
-          <w:b/>
-          <w:bCs/>
-          <w:noProof/>
-          <w:lang w:val="eu-ES"/>
-        </w:rPr>
-        <w:t>läṅk</w:t>
-      </w:r>
-      <w:r>
-        <w:rPr>
-          <w:rFonts w:ascii="Georgia" w:hAnsi="Georgia"/>
-          <w:noProof/>
-          <w:lang w:val="eu-ES"/>
-        </w:rPr>
-        <w:t xml:space="preserve">~, </w:t>
-      </w:r>
-      <w:r>
-        <w:rPr>
-          <w:rFonts w:ascii="Georgia" w:hAnsi="Georgia"/>
-          <w:b/>
-          <w:bCs/>
-          <w:noProof/>
-          <w:lang w:val="eu-ES"/>
-        </w:rPr>
-        <w:t>bärk</w:t>
-      </w:r>
-      <w:r>
-        <w:rPr>
-          <w:rFonts w:ascii="Georgia" w:hAnsi="Georgia"/>
-          <w:noProof/>
-          <w:lang w:val="eu-ES"/>
-        </w:rPr>
-        <w:t>~/</w:t>
-      </w:r>
-      <w:r>
-        <w:rPr>
-          <w:rFonts w:ascii="Georgia" w:hAnsi="Georgia"/>
-          <w:b/>
-          <w:bCs/>
-          <w:noProof/>
-          <w:lang w:val="eu-ES"/>
-        </w:rPr>
-        <w:t>kon</w:t>
-      </w:r>
-      <w:r>
-        <w:rPr>
-          <w:rFonts w:ascii="Georgia" w:hAnsi="Georgia"/>
-          <w:noProof/>
-          <w:lang w:val="eu-ES"/>
-        </w:rPr>
-        <w:t xml:space="preserve">, </w:t>
       </w:r>
       <w:r>
         <w:rPr>
@@ -39988,7 +40109,41 @@
           <w:noProof/>
           <w:lang w:val="eu-ES"/>
         </w:rPr>
-        <w:t xml:space="preserve">, </w:t>
+        <w:t>,</w:t>
+      </w:r>
+      <w:r>
+        <w:rPr>
+          <w:rFonts w:ascii="Georgia" w:hAnsi="Georgia" w:cs="Geeza Pro"/>
+          <w:noProof/>
+          <w:lang w:val="eu-ES"/>
+        </w:rPr>
+        <w:t xml:space="preserve"> </w:t>
+      </w:r>
+      <w:r>
+        <w:rPr>
+          <w:rFonts w:ascii="Georgia" w:hAnsi="Georgia" w:cs="Geeza Pro"/>
+          <w:b/>
+          <w:bCs/>
+          <w:noProof/>
+          <w:lang w:val="eu-ES"/>
+        </w:rPr>
+        <w:t>klop</w:t>
+      </w:r>
+      <w:r>
+        <w:rPr>
+          <w:rFonts w:ascii="Georgia" w:hAnsi="Georgia" w:cs="Geeza Pro"/>
+          <w:noProof/>
+          <w:lang w:val="eu-ES"/>
+        </w:rPr>
+        <w:t>,</w:t>
+      </w:r>
+      <w:r>
+        <w:rPr>
+          <w:rFonts w:ascii="Georgia" w:hAnsi="Georgia" w:cs="Geeza Pro"/>
+          <w:noProof/>
+          <w:lang w:val="eu-ES"/>
+        </w:rPr>
+        <w:t xml:space="preserve"> </w:t>
       </w:r>
       <w:r>
         <w:rPr>
@@ -61517,7 +61672,6 @@
   <w:style w:type="character" w:default="1" w:styleId="DefaultParagraphFont">
     <w:name w:val="Default Paragraph Font"/>
     <w:uiPriority w:val="1"/>
-    <w:semiHidden/>
     <w:unhideWhenUsed/>
   </w:style>
   <w:style w:type="table" w:default="1" w:styleId="TableNormal">

--- a/data/candrakanta.docx
+++ b/data/candrakanta.docx
@@ -6022,12 +6022,68 @@
       <w:r>
         <w:rPr>
           <w:rFonts w:ascii="Georgia" w:hAnsi="Georgia"/>
+          <w:noProof/>
+          <w:lang w:val="eu-ES"/>
+        </w:rPr>
+        <w:t>,</w:t>
+      </w:r>
+      <w:r>
+        <w:rPr>
+          <w:rFonts w:ascii="Georgia" w:hAnsi="Georgia"/>
+          <w:b/>
+          <w:bCs/>
+          <w:noProof/>
+          <w:lang w:val="eu-ES"/>
+        </w:rPr>
+        <w:t xml:space="preserve"> </w:t>
+      </w:r>
+      <w:r>
+        <w:rPr>
+          <w:rFonts w:ascii="Georgia" w:hAnsi="Georgia"/>
+          <w:b/>
+          <w:bCs/>
+          <w:noProof/>
+          <w:vertAlign w:val="superscript"/>
+          <w:lang w:val="eu-ES"/>
+        </w:rPr>
+        <w:t>I</w:t>
+      </w:r>
+      <w:r>
+        <w:rPr>
+          <w:rFonts w:ascii="Georgia" w:hAnsi="Georgia"/>
+          <w:b/>
+          <w:bCs/>
+          <w:noProof/>
+          <w:lang w:val="eu-ES"/>
+        </w:rPr>
+        <w:t>op</w:t>
+      </w:r>
+      <w:r>
+        <w:rPr>
+          <w:rFonts w:ascii="Georgia" w:hAnsi="Georgia"/>
           <w:b/>
           <w:bCs/>
           <w:noProof/>
           <w:lang w:val="x-none"/>
         </w:rPr>
-        <w:t>ā</w:t>
+        <w:t>ärk</w:t>
+      </w:r>
+      <w:r>
+        <w:rPr>
+          <w:rFonts w:ascii="Georgia" w:hAnsi="Georgia"/>
+          <w:noProof/>
+          <w:lang w:val="eu-ES"/>
+        </w:rPr>
+        <w:t xml:space="preserve"> </w:t>
+      </w:r>
+      <w:r>
+        <w:rPr>
+          <w:rFonts w:ascii="Georgia" w:hAnsi="Georgia"/>
+          <w:smallCaps/>
+          <w:noProof/>
+          <w:lang w:val="eu-ES"/>
+        </w:rPr>
+        <w:t>per</w:t>
       </w:r>
       <w:r>
         <w:rPr>
@@ -6040,12 +6096,10 @@
       <w:r>
         <w:rPr>
           <w:rFonts w:ascii="Georgia" w:hAnsi="Georgia"/>
-          <w:b/>
-          <w:bCs/>
-          <w:noProof/>
-          <w:lang w:val="eu-ES"/>
-        </w:rPr>
-        <w:t xml:space="preserve"> </w:t>
+          <w:noProof/>
+          <w:lang w:val="eu-ES"/>
+        </w:rPr>
+        <w:t xml:space="preserve"> after </w:t>
       </w:r>
       <w:r>
         <w:rPr>
@@ -6066,7 +6120,7 @@
           <w:noProof/>
           <w:lang w:val="eu-ES"/>
         </w:rPr>
-        <w:t>op</w:t>
+        <w:t>at</w:t>
       </w:r>
       <w:r>
         <w:rPr>
@@ -6076,71 +6130,7 @@
           <w:noProof/>
           <w:lang w:val="x-none"/>
         </w:rPr>
-        <w:t>ärkā</w:t>
-      </w:r>
-      <w:r>
-        <w:rPr>
-          <w:rFonts w:ascii="Georgia" w:hAnsi="Georgia"/>
-          <w:noProof/>
-          <w:lang w:val="eu-ES"/>
-        </w:rPr>
-        <w:t xml:space="preserve"> </w:t>
-      </w:r>
-      <w:r>
-        <w:rPr>
-          <w:rFonts w:ascii="Georgia" w:hAnsi="Georgia"/>
-          <w:smallCaps/>
-          <w:noProof/>
-          <w:lang w:val="eu-ES"/>
-        </w:rPr>
-        <w:t>per</w:t>
-      </w:r>
-      <w:r>
-        <w:rPr>
-          <w:rFonts w:ascii="Georgia" w:hAnsi="Georgia"/>
-          <w:noProof/>
-          <w:lang w:val="eu-ES"/>
-        </w:rPr>
-        <w:t>,</w:t>
-      </w:r>
-      <w:r>
-        <w:rPr>
-          <w:rFonts w:ascii="Georgia" w:hAnsi="Georgia"/>
-          <w:noProof/>
-          <w:lang w:val="eu-ES"/>
-        </w:rPr>
-        <w:t xml:space="preserve"> after </w:t>
-      </w:r>
-      <w:r>
-        <w:rPr>
-          <w:rFonts w:ascii="Georgia" w:hAnsi="Georgia"/>
-          <w:b/>
-          <w:bCs/>
-          <w:noProof/>
-          <w:vertAlign w:val="superscript"/>
-          <w:lang w:val="eu-ES"/>
-        </w:rPr>
-        <w:t>I</w:t>
-      </w:r>
-      <w:r>
-        <w:rPr>
-          <w:rFonts w:ascii="Georgia" w:hAnsi="Georgia"/>
-          <w:b/>
-          <w:bCs/>
-          <w:noProof/>
-          <w:lang w:val="eu-ES"/>
-        </w:rPr>
-        <w:t>at</w:t>
-      </w:r>
-      <w:r>
-        <w:rPr>
-          <w:rFonts w:ascii="Georgia" w:hAnsi="Georgia"/>
-          <w:b/>
-          <w:bCs/>
-          <w:noProof/>
-          <w:lang w:val="x-none"/>
-        </w:rPr>
-        <w:t>äṅkac</w:t>
+        <w:t>äṅk</w:t>
       </w:r>
       <w:r>
         <w:rPr>

--- a/data/candrakanta.docx
+++ b/data/candrakanta.docx
@@ -5854,7 +5854,7 @@
           <w:noProof/>
           <w:lang w:val="x-none"/>
         </w:rPr>
-        <w:t>kaṃ</w:t>
+        <w:t>k</w:t>
       </w:r>
       <w:r>
         <w:rPr>
@@ -33885,12 +33885,48 @@
       <w:r>
         <w:rPr>
           <w:rFonts w:ascii="Georgia" w:hAnsi="Georgia" w:cs="Geeza Pro"/>
-          <w:i/>
-          <w:iCs/>
-          <w:noProof/>
-          <w:lang w:val="eu-ES"/>
-        </w:rPr>
-        <w:t xml:space="preserve"> `ä°</w:t>
+          <w:noProof/>
+          <w:lang w:val="eu-ES"/>
+        </w:rPr>
+        <w:t>/</w:t>
+      </w:r>
+      <w:r>
+        <w:rPr>
+          <w:rFonts w:ascii="Georgia" w:hAnsi="Georgia" w:cs="Geeza Pro"/>
+          <w:b/>
+          <w:bCs/>
+          <w:noProof/>
+          <w:lang w:val="eu-ES"/>
+        </w:rPr>
+        <w:t>l</w:t>
+      </w:r>
+      <w:r>
+        <w:rPr>
+          <w:rFonts w:ascii="Georgia" w:hAnsi="Georgia" w:cs="Geeza Pro"/>
+          <w:b/>
+          <w:bCs/>
+          <w:noProof/>
+          <w:lang w:val="x-none"/>
+        </w:rPr>
+        <w:t>äṅk</w:t>
+      </w:r>
+      <w:r>
+        <w:rPr>
+          <w:rFonts w:ascii="Georgia" w:hAnsi="Georgia" w:cs="Geeza Pro"/>
+          <w:noProof/>
+          <w:lang w:val="x-none"/>
+        </w:rPr>
+        <w:t xml:space="preserve"> </w:t>
+      </w:r>
+      <w:r>
+        <w:rPr>
+          <w:rFonts w:ascii="Georgia" w:hAnsi="Georgia" w:cs="Geeza Pro"/>
+          <w:i/>
+          <w:iCs/>
+          <w:noProof/>
+          <w:lang w:val="eu-ES"/>
+        </w:rPr>
+        <w:t>`ä°</w:t>
       </w:r>
       <w:r>
         <w:rPr>
@@ -34022,6 +34058,15 @@
           <w:lang w:val="eu-ES"/>
         </w:rPr>
         <w:t>inan4/rel3</w:t>
+      </w:r>
+      <w:r>
+        <w:rPr>
+          <w:rFonts w:ascii="Georgia" w:hAnsi="Georgia" w:cs="Geeza Pro"/>
+          <w:smallCaps/>
+          <w:noProof/>
+          <w:lang w:val="eu-ES"/>
+        </w:rPr>
+        <w:t>/pref</w:t>
       </w:r>
       <w:r>
         <w:rPr>
@@ -36533,6 +36578,23 @@
           <w:lang w:val="eu-ES"/>
         </w:rPr>
         <w:t>1</w:t>
+      </w:r>
+      <w:r>
+        <w:rPr>
+          <w:rFonts w:ascii="Georgia" w:hAnsi="Georgia"/>
+          <w:noProof/>
+          <w:lang w:val="eu-ES"/>
+        </w:rPr>
+        <w:t>/</w:t>
+      </w:r>
+      <w:r>
+        <w:rPr>
+          <w:rFonts w:ascii="Georgia" w:hAnsi="Georgia"/>
+          <w:smallCaps/>
+          <w:noProof/>
+          <w:lang w:val="eu-ES"/>
+        </w:rPr>
+        <w:t>pref</w:t>
       </w:r>
       <w:r>
         <w:rPr>

--- a/data/candrakanta.docx
+++ b/data/candrakanta.docx
@@ -5996,18 +5996,7 @@
           <w:vertAlign w:val="superscript"/>
           <w:lang w:val="eu-ES"/>
         </w:rPr>
-        <w:t xml:space="preserve"> </w:t>
-      </w:r>
-      <w:r>
-        <w:rPr>
-          <w:rFonts w:ascii="Georgia" w:hAnsi="Georgia"/>
-          <w:b/>
-          <w:bCs/>
-          <w:noProof/>
-          <w:vertAlign w:val="superscript"/>
-          <w:lang w:val="eu-ES"/>
-        </w:rPr>
-        <w:t>I</w:t>
+        <w:t xml:space="preserve"> I</w:t>
       </w:r>
       <w:r>
         <w:rPr>
@@ -34288,7 +34277,25 @@
           <w:noProof/>
           <w:lang w:val="eu-ES"/>
         </w:rPr>
-        <w:t xml:space="preserve">“ä + liquid + stop”) before </w:t>
+        <w:t>“</w:t>
+      </w:r>
+      <w:r>
+        <w:rPr>
+          <w:rFonts w:ascii="Georgia" w:hAnsi="Georgia" w:cs="Geeza Pro"/>
+          <w:i/>
+          <w:iCs/>
+          <w:noProof/>
+          <w:lang w:val="eu-ES"/>
+        </w:rPr>
+        <w:t>ä</w:t>
+      </w:r>
+      <w:r>
+        <w:rPr>
+          <w:rFonts w:ascii="Georgia" w:hAnsi="Georgia" w:cs="Geeza Pro"/>
+          <w:noProof/>
+          <w:lang w:val="eu-ES"/>
+        </w:rPr>
+        <w:t xml:space="preserve"> + liquid + stop”) before </w:t>
       </w:r>
       <w:r>
         <w:rPr>
@@ -61724,6 +61731,7 @@
   <w:style w:type="character" w:default="1" w:styleId="DefaultParagraphFont">
     <w:name w:val="Default Paragraph Font"/>
     <w:uiPriority w:val="1"/>
+    <w:semiHidden/>
     <w:unhideWhenUsed/>
   </w:style>
   <w:style w:type="table" w:default="1" w:styleId="TableNormal">
@@ -62486,4 +62494,16 @@
     </a:ext>
   </a:extLst>
 </a:theme>
+</file>
+
+<file path=customXml/item1.xml><?xml version="1.0" encoding="utf-8"?>
+<b:Sources xmlns:b="http://schemas.openxmlformats.org/officeDocument/2006/bibliography" xmlns="http://schemas.openxmlformats.org/officeDocument/2006/bibliography" SelectedStyle="/APASixthEditionOfficeOnline.xsl" StyleName="APA" Version="6"/>
+</file>
+
+<file path=customXml/itemProps1.xml><?xml version="1.0" encoding="utf-8"?>
+<ds:datastoreItem xmlns:ds="http://schemas.openxmlformats.org/officeDocument/2006/customXml" ds:itemID="{DF6B7E2A-1CD2-5F4F-92F8-A77059C6E27E}">
+  <ds:schemaRefs>
+    <ds:schemaRef ds:uri="http://schemas.openxmlformats.org/officeDocument/2006/bibliography"/>
+  </ds:schemaRefs>
+</ds:datastoreItem>
 </file>
--- a/data/candrakanta.docx
+++ b/data/candrakanta.docx
@@ -5753,6 +5753,34 @@
           <w:lang w:val="eu-ES"/>
         </w:rPr>
         <w:t>ś`äw</w:t>
+      </w:r>
+      <w:r>
+        <w:rPr>
+          <w:rFonts w:ascii="Georgia" w:hAnsi="Georgia"/>
+          <w:noProof/>
+          <w:lang w:val="eu-ES"/>
+        </w:rPr>
+        <w:t xml:space="preserve">, </w:t>
+      </w:r>
+      <w:r>
+        <w:rPr>
+          <w:rFonts w:ascii="Georgia" w:hAnsi="Georgia"/>
+          <w:b/>
+          <w:bCs/>
+          <w:noProof/>
+          <w:lang w:val="eu-ES"/>
+        </w:rPr>
+        <w:t>lok</w:t>
+      </w:r>
+      <w:r>
+        <w:rPr>
+          <w:rFonts w:ascii="Georgia" w:hAnsi="Georgia"/>
+          <w:b/>
+          <w:bCs/>
+          <w:noProof/>
+          <w:lang w:val="x-none"/>
+        </w:rPr>
+        <w:t>ă</w:t>
       </w:r>
       <w:r>
         <w:rPr>
@@ -24383,6 +24411,40 @@
       <w:r>
         <w:rPr>
           <w:rFonts w:ascii="Georgia" w:hAnsi="Georgia"/>
+          <w:noProof/>
+          <w:lang w:val="eu-ES" w:bidi="ar-SA"/>
+        </w:rPr>
+        <w:t>PrtEnd</w:t>
+      </w:r>
+      <w:r>
+        <w:rPr>
+          <w:rFonts w:ascii="Georgia" w:hAnsi="Georgia"/>
+          <w:smallCaps/>
+          <w:noProof/>
+          <w:lang w:val="eu-ES"/>
+        </w:rPr>
+        <w:t xml:space="preserve"> </w:t>
+      </w:r>
+      <w:r>
+        <w:rPr>
+          <w:rFonts w:ascii="Georgia" w:hAnsi="Georgia"/>
+          <w:noProof/>
+          <w:lang w:val="ru-RU" w:bidi="ar-SA"/>
+        </w:rPr>
+        <w:t>and</w:t>
+      </w:r>
+      <w:r>
+        <w:rPr>
+          <w:rFonts w:ascii="Georgia" w:hAnsi="Georgia"/>
+          <w:smallCaps/>
+          <w:noProof/>
+          <w:lang w:val="eu-ES"/>
+        </w:rPr>
+        <w:t xml:space="preserve"> </w:t>
+      </w:r>
+      <w:r>
+        <w:rPr>
+          <w:rFonts w:ascii="Georgia" w:hAnsi="Georgia"/>
           <w:smallCaps/>
           <w:noProof/>
           <w:lang w:val="eu-ES"/>
@@ -24405,30 +24467,6 @@
           <w:lang w:val="eu-ES"/>
         </w:rPr>
         <w:t>act</w:t>
-      </w:r>
-      <w:r>
-        <w:rPr>
-          <w:rFonts w:ascii="Georgia" w:hAnsi="Georgia"/>
-          <w:noProof/>
-          <w:lang w:val="eu-ES"/>
-        </w:rPr>
-        <w:t xml:space="preserve"> </w:t>
-      </w:r>
-      <w:r>
-        <w:rPr>
-          <w:rFonts w:ascii="Georgia" w:hAnsi="Georgia"/>
-          <w:noProof/>
-          <w:lang w:val="ru-RU" w:bidi="ar-SA"/>
-        </w:rPr>
-        <w:t>and</w:t>
-      </w:r>
-      <w:r>
-        <w:rPr>
-          <w:rFonts w:ascii="Georgia" w:hAnsi="Georgia"/>
-          <w:noProof/>
-          <w:lang w:val="eu-ES" w:bidi="ar-SA"/>
-        </w:rPr>
-        <w:t xml:space="preserve"> PrtEnd</w:t>
       </w:r>
       <w:r>
         <w:rPr>
@@ -28710,11 +28748,10 @@
       <w:r>
         <w:rPr>
           <w:rFonts w:ascii="Georgia" w:hAnsi="Georgia"/>
-          <w:smallCaps/>
-          <w:noProof/>
-          <w:lang w:val="eu-ES"/>
-        </w:rPr>
-        <w:t>act</w:t>
+          <w:noProof/>
+          <w:lang w:val="eu-ES"/>
+        </w:rPr>
+        <w:t>voice</w:t>
       </w:r>
       <w:r>
         <w:rPr>
@@ -29392,6 +29429,69 @@
           <w:lang w:val="ru-RU" w:bidi="ar-SA"/>
         </w:rPr>
         <w:t>-</w:t>
+      </w:r>
+      <w:r>
+        <w:rPr>
+          <w:rFonts w:ascii="Georgia" w:hAnsi="Georgia"/>
+          <w:i/>
+          <w:iCs/>
+          <w:noProof/>
+          <w:lang w:val="ru-RU" w:bidi="ar-SA"/>
+        </w:rPr>
+        <w:t xml:space="preserve"> </w:t>
+      </w:r>
+      <w:r>
+        <w:rPr>
+          <w:rFonts w:ascii="Georgia" w:hAnsi="Georgia"/>
+          <w:noProof/>
+          <w:lang w:val="ru-RU" w:bidi="ar-SA"/>
+        </w:rPr>
+        <w:t xml:space="preserve">(and </w:t>
+      </w:r>
+      <w:r>
+        <w:rPr>
+          <w:rFonts w:ascii="Georgia" w:hAnsi="Georgia"/>
+          <w:b/>
+          <w:bCs/>
+          <w:noProof/>
+          <w:lang w:val="ru-RU" w:bidi="ar-SA"/>
+        </w:rPr>
+        <w:t>kurs</w:t>
+      </w:r>
+      <w:r>
+        <w:rPr>
+          <w:rFonts w:ascii="Georgia" w:hAnsi="Georgia"/>
+          <w:b/>
+          <w:bCs/>
+          <w:noProof/>
+          <w:lang w:val="x-none" w:bidi="ar-SA"/>
+        </w:rPr>
+        <w:t>är</w:t>
+      </w:r>
+      <w:r>
+        <w:rPr>
+          <w:rFonts w:ascii="Georgia" w:hAnsi="Georgia"/>
+          <w:noProof/>
+          <w:lang w:val="x-none" w:bidi="ar-SA"/>
+        </w:rPr>
+        <w:t xml:space="preserve"> before </w:t>
+      </w:r>
+      <w:r>
+        <w:rPr>
+          <w:rFonts w:ascii="Georgia" w:hAnsi="Georgia"/>
+          <w:smallCaps/>
+          <w:noProof/>
+          <w:lang w:val="x-none" w:bidi="ar-SA"/>
+        </w:rPr>
+        <w:t>ins</w:t>
+      </w:r>
+      <w:r>
+        <w:rPr>
+          <w:rFonts w:ascii="Georgia" w:hAnsi="Georgia"/>
+          <w:noProof/>
+          <w:lang w:val="ru-RU" w:bidi="ar-SA"/>
+        </w:rPr>
+        <w:t>)</w:t>
       </w:r>
       <w:r>
         <w:rPr>
@@ -61016,6 +61116,8 @@
       </w:r>
     </w:p>
     <w:sectPr>
+      <w:footerReference w:type="even" r:id="rId7"/>
+      <w:footerReference w:type="default" r:id="rId8"/>
       <w:pgSz w:w="12240" w:h="15840"/>
       <w:pgMar w:top="1440" w:right="1440" w:bottom="1440" w:left="1440" w:header="720" w:footer="720" w:gutter="0"/>
       <w:cols w:space="720"/>
@@ -61042,6 +61144,133 @@
     </w:p>
   </w:endnote>
 </w:endnotes>
+</file>
+
+<file path=word/footer1.xml><?xml version="1.0" encoding="utf-8"?>
+<w:ftr xmlns:wpc="http://schemas.microsoft.com/office/word/2010/wordprocessingCanvas" xmlns:cx="http://schemas.microsoft.com/office/drawing/2014/chartex" xmlns:cx1="http://schemas.microsoft.com/office/drawing/2015/9/8/chartex" xmlns:cx2="http://schemas.microsoft.com/office/drawing/2015/10/21/chartex" xmlns:cx3="http://schemas.microsoft.com/office/drawing/2016/5/9/chartex" xmlns:cx4="http://schemas.microsoft.com/office/drawing/2016/5/10/chartex" xmlns:cx5="http://schemas.microsoft.com/office/drawing/2016/5/11/chartex" xmlns:cx6="http://schemas.microsoft.com/office/drawing/2016/5/12/chartex" xmlns:cx7="http://schemas.microsoft.com/office/drawing/2016/5/13/chartex" xmlns:cx8="http://schemas.microsoft.com/office/drawing/2016/5/14/chartex" xmlns:mc="http://schemas.openxmlformats.org/markup-compatibility/2006" xmlns:aink="http://schemas.microsoft.com/office/drawing/2016/ink" xmlns:am3d="http://schemas.microsoft.com/office/drawing/2017/model3d" xmlns:o="urn:schemas-microsoft-com:office:office" xmlns:oel="http://schemas.microsoft.com/office/2019/extlst" xmlns:r="http://schemas.openxmlformats.org/officeDocument/2006/relationships" xmlns:m="http://schemas.openxmlformats.org/officeDocument/2006/math" xmlns:v="urn:schemas-microsoft-com:vml" xmlns:wp14="http://schemas.microsoft.com/office/word/2010/wordprocessingDrawing" xmlns:wp="http://schemas.openxmlformats.org/drawingml/2006/wordprocessingDrawing" xmlns:w10="urn:schemas-microsoft-com:office:word" xmlns:w="http://schemas.openxmlformats.org/wordprocessingml/2006/main" xmlns:w14="http://schemas.microsoft.com/office/word/2010/wordml" xmlns:w15="http://schemas.microsoft.com/office/word/2012/wordml" xmlns:w16cex="http://schemas.microsoft.com/office/word/2018/wordml/cex" xmlns:w16cid="http://schemas.microsoft.com/office/word/2016/wordml/cid" xmlns:w16="http://schemas.microsoft.com/office/word/2018/wordml" xmlns:w16du="http://schemas.microsoft.com/office/word/2023/wordml/word16du" xmlns:w16sdtdh="http://schemas.microsoft.com/office/word/2020/wordml/sdtdatahash" xmlns:w16se="http://schemas.microsoft.com/office/word/2015/wordml/symex" xmlns:wpg="http://schemas.microsoft.com/office/word/2010/wordprocessingGroup" xmlns:wpi="http://schemas.microsoft.com/office/word/2010/wordprocessingInk" xmlns:wne="http://schemas.microsoft.com/office/word/2006/wordml" xmlns:wps="http://schemas.microsoft.com/office/word/2010/wordprocessingShape" mc:Ignorable="w14 w15 w16se w16cid w16 w16cex w16sdtdh w16du wp14">
+  <w:sdt>
+    <w:sdtPr>
+      <w:rPr>
+        <w:rStyle w:val="PageNumber"/>
+      </w:rPr>
+      <w:id w:val="1292791271"/>
+      <w:docPartObj>
+        <w:docPartGallery w:val="Page Numbers (Bottom of Page)"/>
+        <w:docPartUnique/>
+      </w:docPartObj>
+    </w:sdtPr>
+    <w:sdtContent>
+      <w:p>
+        <w:pPr>
+          <w:pStyle w:val="Footer"/>
+          <w:framePr w:wrap="none" w:vAnchor="text" w:hAnchor="margin" w:xAlign="right" w:y="1"/>
+          <w:rPr>
+            <w:rStyle w:val="PageNumber"/>
+          </w:rPr>
+        </w:pPr>
+        <w:r>
+          <w:rPr>
+            <w:rStyle w:val="PageNumber"/>
+          </w:rPr>
+          <w:fldChar w:fldCharType="begin"/>
+        </w:r>
+        <w:r>
+          <w:rPr>
+            <w:rStyle w:val="PageNumber"/>
+          </w:rPr>
+          <w:instrText xml:space="preserve"> PAGE </w:instrText>
+        </w:r>
+        <w:r>
+          <w:rPr>
+            <w:rStyle w:val="PageNumber"/>
+          </w:rPr>
+          <w:fldChar w:fldCharType="end"/>
+        </w:r>
+      </w:p>
+    </w:sdtContent>
+  </w:sdt>
+  <w:p>
+    <w:pPr>
+      <w:pStyle w:val="Footer"/>
+      <w:ind w:right="360"/>
+    </w:pPr>
+  </w:p>
+</w:ftr>
+</file>
+
+<file path=word/footer2.xml><?xml version="1.0" encoding="utf-8"?>
+<w:ftr xmlns:wpc="http://schemas.microsoft.com/office/word/2010/wordprocessingCanvas" xmlns:cx="http://schemas.microsoft.com/office/drawing/2014/chartex" xmlns:cx1="http://schemas.microsoft.com/office/drawing/2015/9/8/chartex" xmlns:cx2="http://schemas.microsoft.com/office/drawing/2015/10/21/chartex" xmlns:cx3="http://schemas.microsoft.com/office/drawing/2016/5/9/chartex" xmlns:cx4="http://schemas.microsoft.com/office/drawing/2016/5/10/chartex" xmlns:cx5="http://schemas.microsoft.com/office/drawing/2016/5/11/chartex" xmlns:cx6="http://schemas.microsoft.com/office/drawing/2016/5/12/chartex" xmlns:cx7="http://schemas.microsoft.com/office/drawing/2016/5/13/chartex" xmlns:cx8="http://schemas.microsoft.com/office/drawing/2016/5/14/chartex" xmlns:mc="http://schemas.openxmlformats.org/markup-compatibility/2006" xmlns:aink="http://schemas.microsoft.com/office/drawing/2016/ink" xmlns:am3d="http://schemas.microsoft.com/office/drawing/2017/model3d" xmlns:o="urn:schemas-microsoft-com:office:office" xmlns:oel="http://schemas.microsoft.com/office/2019/extlst" xmlns:r="http://schemas.openxmlformats.org/officeDocument/2006/relationships" xmlns:m="http://schemas.openxmlformats.org/officeDocument/2006/math" xmlns:v="urn:schemas-microsoft-com:vml" xmlns:wp14="http://schemas.microsoft.com/office/word/2010/wordprocessingDrawing" xmlns:wp="http://schemas.openxmlformats.org/drawingml/2006/wordprocessingDrawing" xmlns:w10="urn:schemas-microsoft-com:office:word" xmlns:w="http://schemas.openxmlformats.org/wordprocessingml/2006/main" xmlns:w14="http://schemas.microsoft.com/office/word/2010/wordml" xmlns:w15="http://schemas.microsoft.com/office/word/2012/wordml" xmlns:w16cex="http://schemas.microsoft.com/office/word/2018/wordml/cex" xmlns:w16cid="http://schemas.microsoft.com/office/word/2016/wordml/cid" xmlns:w16="http://schemas.microsoft.com/office/word/2018/wordml" xmlns:w16du="http://schemas.microsoft.com/office/word/2023/wordml/word16du" xmlns:w16sdtdh="http://schemas.microsoft.com/office/word/2020/wordml/sdtdatahash" xmlns:w16se="http://schemas.microsoft.com/office/word/2015/wordml/symex" xmlns:wpg="http://schemas.microsoft.com/office/word/2010/wordprocessingGroup" xmlns:wpi="http://schemas.microsoft.com/office/word/2010/wordprocessingInk" xmlns:wne="http://schemas.microsoft.com/office/word/2006/wordml" xmlns:wps="http://schemas.microsoft.com/office/word/2010/wordprocessingShape" mc:Ignorable="w14 w15 w16se w16cid w16 w16cex w16sdtdh w16du wp14">
+  <w:sdt>
+    <w:sdtPr>
+      <w:rPr>
+        <w:rStyle w:val="PageNumber"/>
+        <w:rFonts w:ascii="Georgia" w:hAnsi="Georgia"/>
+      </w:rPr>
+      <w:id w:val="-2055601767"/>
+      <w:docPartObj>
+        <w:docPartGallery w:val="Page Numbers (Bottom of Page)"/>
+        <w:docPartUnique/>
+      </w:docPartObj>
+    </w:sdtPr>
+    <w:sdtContent>
+      <w:p>
+        <w:pPr>
+          <w:pStyle w:val="Footer"/>
+          <w:framePr w:wrap="none" w:vAnchor="text" w:hAnchor="margin" w:xAlign="right" w:y="1"/>
+          <w:rPr>
+            <w:rStyle w:val="PageNumber"/>
+            <w:rFonts w:ascii="Georgia" w:hAnsi="Georgia"/>
+          </w:rPr>
+        </w:pPr>
+        <w:r>
+          <w:rPr>
+            <w:rStyle w:val="PageNumber"/>
+            <w:rFonts w:ascii="Georgia" w:hAnsi="Georgia"/>
+          </w:rPr>
+          <w:fldChar w:fldCharType="begin"/>
+        </w:r>
+        <w:r>
+          <w:rPr>
+            <w:rStyle w:val="PageNumber"/>
+            <w:rFonts w:ascii="Georgia" w:hAnsi="Georgia"/>
+          </w:rPr>
+          <w:instrText xml:space="preserve"> PAGE </w:instrText>
+        </w:r>
+        <w:r>
+          <w:rPr>
+            <w:rStyle w:val="PageNumber"/>
+            <w:rFonts w:ascii="Georgia" w:hAnsi="Georgia"/>
+          </w:rPr>
+          <w:fldChar w:fldCharType="separate"/>
+        </w:r>
+        <w:r>
+          <w:rPr>
+            <w:rStyle w:val="PageNumber"/>
+            <w:rFonts w:ascii="Georgia" w:hAnsi="Georgia"/>
+            <w:noProof/>
+          </w:rPr>
+          <w:t>1</w:t>
+        </w:r>
+        <w:r>
+          <w:rPr>
+            <w:rStyle w:val="PageNumber"/>
+            <w:rFonts w:ascii="Georgia" w:hAnsi="Georgia"/>
+          </w:rPr>
+          <w:fldChar w:fldCharType="end"/>
+        </w:r>
+      </w:p>
+    </w:sdtContent>
+  </w:sdt>
+  <w:p>
+    <w:pPr>
+      <w:pStyle w:val="Footer"/>
+      <w:ind w:right="360"/>
+      <w:rPr>
+        <w:rFonts w:ascii="Georgia" w:hAnsi="Georgia"/>
+      </w:rPr>
+    </w:pPr>
+  </w:p>
+</w:ftr>
 </file>
 
 <file path=word/footnotes.xml><?xml version="1.0" encoding="utf-8"?>
@@ -62198,6 +62427,14 @@
       <w:vertAlign w:val="superscript"/>
     </w:rPr>
   </w:style>
+  <w:style w:type="character" w:styleId="PageNumber">
+    <w:name w:val="page number"/>
+    <w:basedOn w:val="DefaultParagraphFont"/>
+    <w:uiPriority w:val="99"/>
+    <w:semiHidden/>
+    <w:unhideWhenUsed/>
+    <w:rsid w:val="00ED7C23"/>
+  </w:style>
 </w:styles>
 </file>
 

--- a/data/candrakanta.docx
+++ b/data/candrakanta.docx
@@ -16759,9 +16759,9 @@
           <w:b/>
           <w:bCs/>
           <w:noProof/>
-          <w:lang w:val="eu-ES"/>
-        </w:rPr>
-        <w:t>lānt</w:t>
+          <w:lang w:val="eu-ES" w:bidi="ar-SA"/>
+        </w:rPr>
+        <w:t>śri</w:t>
       </w:r>
       <w:r>
         <w:rPr>
@@ -16779,13 +16779,56 @@
           <w:noProof/>
           <w:lang w:val="eu-ES"/>
         </w:rPr>
-        <w:t xml:space="preserve"> </w:t>
-      </w:r>
-      <w:r>
-        <w:rPr>
-          <w:rFonts w:ascii="Georgia" w:hAnsi="Georgia"/>
-          <w:b/>
-          <w:bCs/>
+        <w:t xml:space="preserve"> buddh</w:t>
+      </w:r>
+      <w:r>
+        <w:rPr>
+          <w:rFonts w:ascii="Georgia" w:hAnsi="Georgia"/>
+          <w:b/>
+          <w:bCs/>
+          <w:noProof/>
+          <w:lang w:val="ru-RU"/>
+        </w:rPr>
+        <w:t>a</w:t>
+      </w:r>
+      <w:r>
+        <w:rPr>
+          <w:rFonts w:ascii="Georgia" w:hAnsi="Georgia"/>
+          <w:b/>
+          <w:bCs/>
+          <w:noProof/>
+          <w:lang w:val="eu-ES"/>
+        </w:rPr>
+        <w:t>`</w:t>
+      </w:r>
+      <w:r>
+        <w:rPr>
+          <w:rFonts w:ascii="Georgia" w:hAnsi="Georgia"/>
+          <w:noProof/>
+          <w:lang w:val="eu-ES"/>
+        </w:rPr>
+        <w:t xml:space="preserve"> </w:t>
+      </w:r>
+      <w:r>
+        <w:rPr>
+          <w:noProof/>
+          <w:lang w:val="eu-ES"/>
+        </w:rPr>
+        <w:t>→</w:t>
+      </w:r>
+      <w:r>
+        <w:rPr>
+          <w:rFonts w:ascii="Georgia" w:hAnsi="Georgia"/>
+          <w:noProof/>
+          <w:lang w:val="eu-ES"/>
+        </w:rPr>
+        <w:t xml:space="preserve"> </w:t>
+      </w:r>
+      <w:r>
+        <w:rPr>
+          <w:rFonts w:ascii="Georgia" w:hAnsi="Georgia"/>
+          <w:i/>
+          <w:iCs/>
           <w:noProof/>
           <w:lang w:val="eu-ES" w:bidi="ar-SA"/>
         </w:rPr>
@@ -16794,103 +16837,24 @@
       <w:r>
         <w:rPr>
           <w:rFonts w:ascii="Georgia" w:hAnsi="Georgia"/>
-          <w:noProof/>
-          <w:lang w:val="eu-ES"/>
+          <w:i/>
+          <w:iCs/>
+          <w:noProof/>
+          <w:lang w:val="x-none" w:bidi="ar-SA"/>
+        </w:rPr>
+        <w:t>ñ</w:t>
+      </w:r>
+      <w:r>
+        <w:rPr>
+          <w:rFonts w:ascii="Georgia" w:hAnsi="Georgia"/>
+          <w:noProof/>
+          <w:lang w:val="eu-ES" w:bidi="ar-SA"/>
         </w:rPr>
         <w:t>,</w:t>
       </w:r>
       <w:r>
         <w:rPr>
           <w:rFonts w:ascii="Georgia" w:hAnsi="Georgia"/>
-          <w:b/>
-          <w:bCs/>
-          <w:noProof/>
-          <w:lang w:val="eu-ES"/>
-        </w:rPr>
-        <w:t xml:space="preserve"> buddh</w:t>
-      </w:r>
-      <w:r>
-        <w:rPr>
-          <w:rFonts w:ascii="Georgia" w:hAnsi="Georgia"/>
-          <w:b/>
-          <w:bCs/>
-          <w:noProof/>
-          <w:lang w:val="ru-RU"/>
-        </w:rPr>
-        <w:t>a</w:t>
-      </w:r>
-      <w:r>
-        <w:rPr>
-          <w:rFonts w:ascii="Georgia" w:hAnsi="Georgia"/>
-          <w:b/>
-          <w:bCs/>
-          <w:noProof/>
-          <w:lang w:val="eu-ES"/>
-        </w:rPr>
-        <w:t>`</w:t>
-      </w:r>
-      <w:r>
-        <w:rPr>
-          <w:rFonts w:ascii="Georgia" w:hAnsi="Georgia"/>
-          <w:noProof/>
-          <w:lang w:val="eu-ES"/>
-        </w:rPr>
-        <w:t xml:space="preserve"> </w:t>
-      </w:r>
-      <w:r>
-        <w:rPr>
-          <w:noProof/>
-          <w:lang w:val="eu-ES"/>
-        </w:rPr>
-        <w:t>→</w:t>
-      </w:r>
-      <w:r>
-        <w:rPr>
-          <w:rFonts w:ascii="Georgia" w:hAnsi="Georgia"/>
-          <w:noProof/>
-          <w:lang w:val="eu-ES"/>
-        </w:rPr>
-        <w:t xml:space="preserve"> </w:t>
-      </w:r>
-      <w:r>
-        <w:rPr>
-          <w:rFonts w:ascii="Georgia" w:hAnsi="Georgia"/>
-          <w:i/>
-          <w:iCs/>
-          <w:noProof/>
-          <w:lang w:val="eu-ES" w:bidi="ar-SA"/>
-        </w:rPr>
-        <w:t>v`älā</w:t>
-      </w:r>
-      <w:r>
-        <w:rPr>
-          <w:rFonts w:ascii="Georgia" w:hAnsi="Georgia"/>
-          <w:noProof/>
-          <w:lang w:val="eu-ES"/>
-        </w:rPr>
-        <w:t xml:space="preserve">, </w:t>
-      </w:r>
-      <w:r>
-        <w:rPr>
-          <w:rFonts w:ascii="Georgia" w:hAnsi="Georgia"/>
-          <w:i/>
-          <w:iCs/>
-          <w:noProof/>
-          <w:lang w:val="eu-ES" w:bidi="ar-SA"/>
-        </w:rPr>
-        <w:t>śri</w:t>
-      </w:r>
-      <w:r>
-        <w:rPr>
-          <w:rFonts w:ascii="Georgia" w:hAnsi="Georgia"/>
-          <w:noProof/>
-          <w:lang w:val="eu-ES" w:bidi="ar-SA"/>
-        </w:rPr>
-        <w:t>,</w:t>
-      </w:r>
-      <w:r>
-        <w:rPr>
-          <w:rFonts w:ascii="Georgia" w:hAnsi="Georgia"/>
           <w:i/>
           <w:iCs/>
           <w:noProof/>
@@ -16901,34 +16865,10 @@
       <w:r>
         <w:rPr>
           <w:rFonts w:ascii="Georgia" w:hAnsi="Georgia"/>
-          <w:noProof/>
-          <w:lang w:val="eu-ES"/>
-        </w:rPr>
-        <w:t xml:space="preserve"> </w:t>
-      </w:r>
-      <w:r>
-        <w:rPr>
-          <w:rFonts w:ascii="Georgia" w:hAnsi="Georgia"/>
-          <w:noProof/>
-          <w:lang w:val="eu-ES"/>
-        </w:rPr>
-        <w:t>(</w:t>
-      </w:r>
-      <w:r>
-        <w:rPr>
-          <w:rFonts w:ascii="Georgia" w:hAnsi="Georgia"/>
-          <w:noProof/>
-          <w:lang w:val="eu-ES"/>
-        </w:rPr>
-        <w:t xml:space="preserve">optionally plus </w:t>
-      </w:r>
-      <w:r>
-        <w:rPr>
-          <w:rFonts w:ascii="Georgia" w:hAnsi="Georgia"/>
-          <w:i/>
-          <w:iCs/>
-          <w:noProof/>
-          <w:lang w:val="eu-ES"/>
+          <w:i/>
+          <w:iCs/>
+          <w:noProof/>
+          <w:lang w:val="x-none" w:bidi="ar-SA"/>
         </w:rPr>
         <w:t>ñ</w:t>
       </w:r>
@@ -16938,15 +16878,7 @@
           <w:noProof/>
           <w:lang w:val="eu-ES"/>
         </w:rPr>
-        <w:t xml:space="preserve">) </w:t>
-      </w:r>
-      <w:r>
-        <w:rPr>
-          <w:rFonts w:ascii="Georgia" w:hAnsi="Georgia"/>
-          <w:noProof/>
-          <w:lang w:val="eu-ES"/>
-        </w:rPr>
-        <w:t xml:space="preserve">before </w:t>
+        <w:t xml:space="preserve"> before </w:t>
       </w:r>
       <w:r>
         <w:rPr>
@@ -16964,7 +16896,69 @@
           <w:noProof/>
           <w:lang w:val="eu-ES"/>
         </w:rPr>
-        <w:t>. When final, add -</w:t>
+        <w:t>.</w:t>
+      </w:r>
+      <w:r>
+        <w:rPr>
+          <w:rFonts w:ascii="Georgia" w:hAnsi="Georgia"/>
+          <w:noProof/>
+          <w:lang w:val="eu-ES"/>
+        </w:rPr>
+        <w:t xml:space="preserve"> </w:t>
+      </w:r>
+      <w:r>
+        <w:rPr>
+          <w:rFonts w:ascii="Georgia" w:hAnsi="Georgia"/>
+          <w:i/>
+          <w:iCs/>
+          <w:noProof/>
+          <w:lang w:val="eu-ES"/>
+        </w:rPr>
+        <w:t>-</w:t>
+      </w:r>
+      <w:r>
+        <w:rPr>
+          <w:rFonts w:ascii="Georgia" w:hAnsi="Georgia"/>
+          <w:i/>
+          <w:iCs/>
+          <w:noProof/>
+          <w:lang w:val="x-none"/>
+        </w:rPr>
+        <w:t xml:space="preserve">ñ </w:t>
+      </w:r>
+      <w:r>
+        <w:rPr>
+          <w:rFonts w:ascii="Georgia" w:hAnsi="Georgia"/>
+          <w:noProof/>
+          <w:lang w:val="x-none"/>
+        </w:rPr>
+        <w:t xml:space="preserve">drops optionally before </w:t>
+      </w:r>
+      <w:r>
+        <w:rPr>
+          <w:rFonts w:ascii="Georgia" w:hAnsi="Georgia"/>
+          <w:b/>
+          <w:bCs/>
+          <w:noProof/>
+          <w:lang w:val="x-none"/>
+        </w:rPr>
+        <w:t>ñäkta</w:t>
+      </w:r>
+      <w:r>
+        <w:rPr>
+          <w:rFonts w:ascii="Georgia" w:hAnsi="Georgia"/>
+          <w:noProof/>
+          <w:lang w:val="x-none"/>
+        </w:rPr>
+        <w:t>.</w:t>
+      </w:r>
+      <w:r>
+        <w:rPr>
+          <w:rFonts w:ascii="Georgia" w:hAnsi="Georgia"/>
+          <w:noProof/>
+          <w:lang w:val="eu-ES"/>
+        </w:rPr>
+        <w:t xml:space="preserve"> When final, add -</w:t>
       </w:r>
       <w:r>
         <w:rPr>
@@ -16998,7 +16992,7 @@
           <w:noProof/>
           <w:lang w:val="eu-ES"/>
         </w:rPr>
-        <w:br/>
+        <w:t xml:space="preserve"> </w:t>
       </w:r>
       <w:r>
         <w:rPr>
